--- a/memento_de_python.docx
+++ b/memento_de_python.docx
@@ -1680,21 +1680,7 @@
         <w:rPr>
           <w:rFonts w:ascii="Times New Roman" w:hAnsi="Times New Roman" w:cs="Times New Roman"/>
         </w:rPr>
-        <w:t xml:space="preserve">ele é se </w:t>
-      </w:r>
-      <w:proofErr w:type="spellStart"/>
-      <w:r>
-        <w:rPr>
-          <w:rFonts w:ascii="Times New Roman" w:hAnsi="Times New Roman" w:cs="Times New Roman"/>
-        </w:rPr>
-        <w:t>naão</w:t>
-      </w:r>
-      <w:proofErr w:type="spellEnd"/>
-      <w:r>
-        <w:rPr>
-          <w:rFonts w:ascii="Times New Roman" w:hAnsi="Times New Roman" w:cs="Times New Roman"/>
-        </w:rPr>
-        <w:t xml:space="preserve"> foi nenhuma dessas situações </w:t>
+        <w:t xml:space="preserve">ele é se não foi nenhuma dessas situações </w:t>
       </w:r>
       <w:r>
         <w:rPr>

--- a/memento_de_python.docx
+++ b/memento_de_python.docx
@@ -54,21 +54,7 @@
         <w:rPr>
           <w:rFonts w:ascii="Times New Roman" w:hAnsi="Times New Roman" w:cs="Times New Roman"/>
         </w:rPr>
-        <w:t xml:space="preserve"> Quando escrevemos uma </w:t>
-      </w:r>
-      <w:proofErr w:type="spellStart"/>
-      <w:r>
-        <w:rPr>
-          <w:rFonts w:ascii="Times New Roman" w:hAnsi="Times New Roman" w:cs="Times New Roman"/>
-        </w:rPr>
-        <w:t>String</w:t>
-      </w:r>
-      <w:proofErr w:type="spellEnd"/>
-      <w:r>
-        <w:rPr>
-          <w:rFonts w:ascii="Times New Roman" w:hAnsi="Times New Roman" w:cs="Times New Roman"/>
-        </w:rPr>
-        <w:t xml:space="preserve"> o computador guarda separadamente cada carácter que foi digitado e numerando cada um dês do 0 à diante</w:t>
+        <w:t xml:space="preserve"> Quando escrevemos uma String o computador guarda separadamente cada carácter que foi digitado e numerando cada um dês do 0 à diante</w:t>
       </w:r>
       <w:r>
         <w:rPr>
@@ -209,14 +195,24 @@
           <w:rFonts w:ascii="Times New Roman" w:hAnsi="Times New Roman" w:cs="Times New Roman"/>
         </w:rPr>
       </w:pPr>
-      <w:proofErr w:type="spellStart"/>
-      <w:r>
-        <w:rPr>
-          <w:rFonts w:ascii="Times New Roman" w:hAnsi="Times New Roman" w:cs="Times New Roman"/>
-        </w:rPr>
-        <w:t>End</w:t>
-      </w:r>
-      <w:proofErr w:type="spellEnd"/>
+      <w:r>
+        <w:rPr>
+          <w:rFonts w:ascii="Times New Roman" w:hAnsi="Times New Roman" w:cs="Times New Roman"/>
+        </w:rPr>
+        <w:t xml:space="preserve">End </w:t>
+      </w:r>
+      <w:r>
+        <w:rPr>
+          <w:rFonts w:ascii="Times New Roman" w:hAnsi="Times New Roman" w:cs="Times New Roman"/>
+        </w:rPr>
+        <w:t xml:space="preserve">= </w:t>
+      </w:r>
+      <w:r>
+        <w:rPr>
+          <w:rFonts w:ascii="Times New Roman" w:hAnsi="Times New Roman" w:cs="Times New Roman"/>
+        </w:rPr>
+        <w:t>‘’</w:t>
+      </w:r>
       <w:r>
         <w:rPr>
           <w:rFonts w:ascii="Times New Roman" w:hAnsi="Times New Roman" w:cs="Times New Roman"/>
@@ -227,13 +223,7 @@
         <w:rPr>
           <w:rFonts w:ascii="Times New Roman" w:hAnsi="Times New Roman" w:cs="Times New Roman"/>
         </w:rPr>
-        <w:t xml:space="preserve">= </w:t>
-      </w:r>
-      <w:r>
-        <w:rPr>
-          <w:rFonts w:ascii="Times New Roman" w:hAnsi="Times New Roman" w:cs="Times New Roman"/>
-        </w:rPr>
-        <w:t>‘’</w:t>
+        <w:t>=</w:t>
       </w:r>
       <w:r>
         <w:rPr>
@@ -245,18 +235,6 @@
         <w:rPr>
           <w:rFonts w:ascii="Times New Roman" w:hAnsi="Times New Roman" w:cs="Times New Roman"/>
         </w:rPr>
-        <w:t>=</w:t>
-      </w:r>
-      <w:r>
-        <w:rPr>
-          <w:rFonts w:ascii="Times New Roman" w:hAnsi="Times New Roman" w:cs="Times New Roman"/>
-        </w:rPr>
-        <w:t xml:space="preserve"> </w:t>
-      </w:r>
-      <w:r>
-        <w:rPr>
-          <w:rFonts w:ascii="Times New Roman" w:hAnsi="Times New Roman" w:cs="Times New Roman"/>
-        </w:rPr>
         <w:t xml:space="preserve">faz que o próximo print </w:t>
       </w:r>
       <w:r>
@@ -269,21 +247,7 @@
         <w:rPr>
           <w:rFonts w:ascii="Times New Roman" w:hAnsi="Times New Roman" w:cs="Times New Roman"/>
         </w:rPr>
-        <w:t xml:space="preserve"> juntando com </w:t>
-      </w:r>
-      <w:proofErr w:type="spellStart"/>
-      <w:r>
-        <w:rPr>
-          <w:rFonts w:ascii="Times New Roman" w:hAnsi="Times New Roman" w:cs="Times New Roman"/>
-        </w:rPr>
-        <w:t>oque</w:t>
-      </w:r>
-      <w:proofErr w:type="spellEnd"/>
-      <w:r>
-        <w:rPr>
-          <w:rFonts w:ascii="Times New Roman" w:hAnsi="Times New Roman" w:cs="Times New Roman"/>
-        </w:rPr>
-        <w:t xml:space="preserve"> está no meio das aspas.</w:t>
+        <w:t xml:space="preserve"> juntando com oque está no meio das aspas.</w:t>
       </w:r>
       <w:r>
         <w:rPr>
@@ -459,21 +423,7 @@
         <w:rPr>
           <w:rFonts w:ascii="Times New Roman" w:hAnsi="Times New Roman" w:cs="Times New Roman"/>
         </w:rPr>
-        <w:t xml:space="preserve"> = </w:t>
-      </w:r>
-      <w:proofErr w:type="spellStart"/>
-      <w:r>
-        <w:rPr>
-          <w:rFonts w:ascii="Times New Roman" w:hAnsi="Times New Roman" w:cs="Times New Roman"/>
-        </w:rPr>
-        <w:t>VdoPto</w:t>
-      </w:r>
-      <w:proofErr w:type="spellEnd"/>
-      <w:r>
-        <w:rPr>
-          <w:rFonts w:ascii="Times New Roman" w:hAnsi="Times New Roman" w:cs="Times New Roman"/>
-        </w:rPr>
-        <w:t xml:space="preserve"> #Ele irar pula sempre dois.</w:t>
+        <w:t xml:space="preserve"> = VdoPto #Ele irar pula sempre dois.</w:t>
       </w:r>
     </w:p>
     <w:p>
@@ -510,19 +460,11 @@
           <w:rFonts w:ascii="Times New Roman" w:hAnsi="Times New Roman" w:cs="Times New Roman"/>
         </w:rPr>
       </w:pPr>
-      <w:proofErr w:type="spellStart"/>
-      <w:r>
-        <w:rPr>
-          <w:rFonts w:ascii="Times New Roman" w:hAnsi="Times New Roman" w:cs="Times New Roman"/>
-        </w:rPr>
-        <w:t>len</w:t>
-      </w:r>
-      <w:proofErr w:type="spellEnd"/>
-      <w:r>
-        <w:rPr>
-          <w:rFonts w:ascii="Times New Roman" w:hAnsi="Times New Roman" w:cs="Times New Roman"/>
-        </w:rPr>
-        <w:t>(frase) = 21 #Vai dizer quantos caracteres temos.</w:t>
+      <w:r>
+        <w:rPr>
+          <w:rFonts w:ascii="Times New Roman" w:hAnsi="Times New Roman" w:cs="Times New Roman"/>
+        </w:rPr>
+        <w:t>len(frase) = 21 #Vai dizer quantos caracteres temos.</w:t>
       </w:r>
     </w:p>
     <w:p>
@@ -537,19 +479,11 @@
           <w:rFonts w:ascii="Times New Roman" w:hAnsi="Times New Roman" w:cs="Times New Roman"/>
         </w:rPr>
       </w:pPr>
-      <w:proofErr w:type="spellStart"/>
-      <w:r>
-        <w:rPr>
-          <w:rFonts w:ascii="Times New Roman" w:hAnsi="Times New Roman" w:cs="Times New Roman"/>
-        </w:rPr>
-        <w:t>Frase.count</w:t>
-      </w:r>
-      <w:proofErr w:type="spellEnd"/>
-      <w:r>
-        <w:rPr>
-          <w:rFonts w:ascii="Times New Roman" w:hAnsi="Times New Roman" w:cs="Times New Roman"/>
-        </w:rPr>
-        <w:t>(‘o’) = 3 #Vai dizer quantas vezes apareceu o que foi solicitado.</w:t>
+      <w:r>
+        <w:rPr>
+          <w:rFonts w:ascii="Times New Roman" w:hAnsi="Times New Roman" w:cs="Times New Roman"/>
+        </w:rPr>
+        <w:t>Frase.count(‘o’) = 3 #Vai dizer quantas vezes apareceu o que foi solicitado.</w:t>
       </w:r>
     </w:p>
     <w:p>
@@ -564,33 +498,11 @@
           <w:rFonts w:ascii="Times New Roman" w:hAnsi="Times New Roman" w:cs="Times New Roman"/>
         </w:rPr>
       </w:pPr>
-      <w:proofErr w:type="spellStart"/>
-      <w:r>
-        <w:rPr>
-          <w:rFonts w:ascii="Times New Roman" w:hAnsi="Times New Roman" w:cs="Times New Roman"/>
-        </w:rPr>
-        <w:t>Frase.find</w:t>
-      </w:r>
-      <w:proofErr w:type="spellEnd"/>
-      <w:r>
-        <w:rPr>
-          <w:rFonts w:ascii="Times New Roman" w:hAnsi="Times New Roman" w:cs="Times New Roman"/>
-        </w:rPr>
-        <w:t>(‘</w:t>
-      </w:r>
-      <w:proofErr w:type="spellStart"/>
-      <w:r>
-        <w:rPr>
-          <w:rFonts w:ascii="Times New Roman" w:hAnsi="Times New Roman" w:cs="Times New Roman"/>
-        </w:rPr>
-        <w:t>deo</w:t>
-      </w:r>
-      <w:proofErr w:type="spellEnd"/>
-      <w:r>
-        <w:rPr>
-          <w:rFonts w:ascii="Times New Roman" w:hAnsi="Times New Roman" w:cs="Times New Roman"/>
-        </w:rPr>
-        <w:t>’) = 11 #Procura o que foi solicitado e fala o índice que começa, se ele não acha o resultado será -1.</w:t>
+      <w:r>
+        <w:rPr>
+          <w:rFonts w:ascii="Times New Roman" w:hAnsi="Times New Roman" w:cs="Times New Roman"/>
+        </w:rPr>
+        <w:t>Frase.find(‘deo’) = 11 #Procura o que foi solicitado e fala o índice que começa, se ele não acha o resultado será -1.</w:t>
       </w:r>
     </w:p>
     <w:p>
@@ -609,21 +521,7 @@
         <w:rPr>
           <w:rFonts w:ascii="Times New Roman" w:hAnsi="Times New Roman" w:cs="Times New Roman"/>
         </w:rPr>
-        <w:t xml:space="preserve">‘Curso’ in frase = </w:t>
-      </w:r>
-      <w:proofErr w:type="spellStart"/>
-      <w:r>
-        <w:rPr>
-          <w:rFonts w:ascii="Times New Roman" w:hAnsi="Times New Roman" w:cs="Times New Roman"/>
-        </w:rPr>
-        <w:t>True</w:t>
-      </w:r>
-      <w:proofErr w:type="spellEnd"/>
-      <w:r>
-        <w:rPr>
-          <w:rFonts w:ascii="Times New Roman" w:hAnsi="Times New Roman" w:cs="Times New Roman"/>
-        </w:rPr>
-        <w:t xml:space="preserve"> #Existe curso em frase?</w:t>
+        <w:t>‘Curso’ in frase = True #Existe curso em frase?</w:t>
       </w:r>
     </w:p>
     <w:p>
@@ -660,37 +558,11 @@
           <w:rFonts w:ascii="Times New Roman" w:hAnsi="Times New Roman" w:cs="Times New Roman"/>
         </w:rPr>
       </w:pPr>
-      <w:proofErr w:type="spellStart"/>
-      <w:proofErr w:type="gramStart"/>
-      <w:r>
-        <w:rPr>
-          <w:rFonts w:ascii="Times New Roman" w:hAnsi="Times New Roman" w:cs="Times New Roman"/>
-        </w:rPr>
-        <w:t>frase.replace</w:t>
-      </w:r>
-      <w:proofErr w:type="spellEnd"/>
-      <w:proofErr w:type="gramEnd"/>
-      <w:r>
-        <w:rPr>
-          <w:rFonts w:ascii="Times New Roman" w:hAnsi="Times New Roman" w:cs="Times New Roman"/>
-        </w:rPr>
-        <w:t>(‘</w:t>
-      </w:r>
-      <w:proofErr w:type="spellStart"/>
-      <w:proofErr w:type="gramStart"/>
-      <w:r>
-        <w:rPr>
-          <w:rFonts w:ascii="Times New Roman" w:hAnsi="Times New Roman" w:cs="Times New Roman"/>
-        </w:rPr>
-        <w:t>Python”Android</w:t>
-      </w:r>
-      <w:proofErr w:type="spellEnd"/>
-      <w:proofErr w:type="gramEnd"/>
-      <w:r>
-        <w:rPr>
-          <w:rFonts w:ascii="Times New Roman" w:hAnsi="Times New Roman" w:cs="Times New Roman"/>
-        </w:rPr>
-        <w:t>’) = Android em Vídeo Python #Troque Python por Android.</w:t>
+      <w:r>
+        <w:rPr>
+          <w:rFonts w:ascii="Times New Roman" w:hAnsi="Times New Roman" w:cs="Times New Roman"/>
+        </w:rPr>
+        <w:t>frase.replace(‘Python”Android’) = Android em Vídeo Python #Troque Python por Android.</w:t>
       </w:r>
     </w:p>
     <w:p>
@@ -705,21 +577,11 @@
           <w:rFonts w:ascii="Times New Roman" w:hAnsi="Times New Roman" w:cs="Times New Roman"/>
         </w:rPr>
       </w:pPr>
-      <w:proofErr w:type="spellStart"/>
-      <w:proofErr w:type="gramStart"/>
-      <w:r>
-        <w:rPr>
-          <w:rFonts w:ascii="Times New Roman" w:hAnsi="Times New Roman" w:cs="Times New Roman"/>
-        </w:rPr>
-        <w:t>frase.upper</w:t>
-      </w:r>
-      <w:proofErr w:type="spellEnd"/>
-      <w:proofErr w:type="gramEnd"/>
-      <w:r>
-        <w:rPr>
-          <w:rFonts w:ascii="Times New Roman" w:hAnsi="Times New Roman" w:cs="Times New Roman"/>
-        </w:rPr>
-        <w:t>() = CURSO EM VIDEO PYTHON</w:t>
+      <w:r>
+        <w:rPr>
+          <w:rFonts w:ascii="Times New Roman" w:hAnsi="Times New Roman" w:cs="Times New Roman"/>
+        </w:rPr>
+        <w:t>frase.upper() = CURSO EM VIDEO PYTHON</w:t>
       </w:r>
     </w:p>
     <w:p>
@@ -734,30 +596,12 @@
           <w:rFonts w:ascii="Times New Roman" w:hAnsi="Times New Roman" w:cs="Times New Roman"/>
         </w:rPr>
       </w:pPr>
-      <w:proofErr w:type="spellStart"/>
-      <w:proofErr w:type="gramStart"/>
-      <w:r>
-        <w:rPr>
-          <w:rFonts w:ascii="Times New Roman" w:hAnsi="Times New Roman" w:cs="Times New Roman"/>
-        </w:rPr>
-        <w:t>frase.lower</w:t>
-      </w:r>
-      <w:proofErr w:type="spellEnd"/>
-      <w:proofErr w:type="gramEnd"/>
-      <w:r>
-        <w:rPr>
-          <w:rFonts w:ascii="Times New Roman" w:hAnsi="Times New Roman" w:cs="Times New Roman"/>
-        </w:rPr>
-        <w:t xml:space="preserve">() = curso em vídeo </w:t>
-      </w:r>
-      <w:proofErr w:type="spellStart"/>
-      <w:r>
-        <w:rPr>
-          <w:rFonts w:ascii="Times New Roman" w:hAnsi="Times New Roman" w:cs="Times New Roman"/>
-        </w:rPr>
-        <w:t>python</w:t>
-      </w:r>
-      <w:proofErr w:type="spellEnd"/>
+      <w:r>
+        <w:rPr>
+          <w:rFonts w:ascii="Times New Roman" w:hAnsi="Times New Roman" w:cs="Times New Roman"/>
+        </w:rPr>
+        <w:t>frase.lower() = curso em vídeo python</w:t>
+      </w:r>
     </w:p>
     <w:p>
       <w:pPr>
@@ -771,35 +615,11 @@
           <w:rFonts w:ascii="Times New Roman" w:hAnsi="Times New Roman" w:cs="Times New Roman"/>
         </w:rPr>
       </w:pPr>
-      <w:proofErr w:type="spellStart"/>
-      <w:proofErr w:type="gramStart"/>
-      <w:r>
-        <w:rPr>
-          <w:rFonts w:ascii="Times New Roman" w:hAnsi="Times New Roman" w:cs="Times New Roman"/>
-        </w:rPr>
-        <w:t>frase.capitalize</w:t>
-      </w:r>
-      <w:proofErr w:type="spellEnd"/>
-      <w:proofErr w:type="gramEnd"/>
-      <w:r>
-        <w:rPr>
-          <w:rFonts w:ascii="Times New Roman" w:hAnsi="Times New Roman" w:cs="Times New Roman"/>
-        </w:rPr>
-        <w:t xml:space="preserve">() = Curso em vídeo </w:t>
-      </w:r>
-      <w:proofErr w:type="spellStart"/>
-      <w:r>
-        <w:rPr>
-          <w:rFonts w:ascii="Times New Roman" w:hAnsi="Times New Roman" w:cs="Times New Roman"/>
-        </w:rPr>
-        <w:t>python</w:t>
-      </w:r>
-      <w:proofErr w:type="spellEnd"/>
-      <w:r>
-        <w:rPr>
-          <w:rFonts w:ascii="Times New Roman" w:hAnsi="Times New Roman" w:cs="Times New Roman"/>
-        </w:rPr>
-        <w:t xml:space="preserve"> #Só a primeira letra da frase ficara maiúscula</w:t>
+      <w:r>
+        <w:rPr>
+          <w:rFonts w:ascii="Times New Roman" w:hAnsi="Times New Roman" w:cs="Times New Roman"/>
+        </w:rPr>
+        <w:t>frase.capitalize() = Curso em vídeo python #Só a primeira letra da frase ficara maiúscula</w:t>
       </w:r>
     </w:p>
     <w:p>
@@ -814,21 +634,11 @@
           <w:rFonts w:ascii="Times New Roman" w:hAnsi="Times New Roman" w:cs="Times New Roman"/>
         </w:rPr>
       </w:pPr>
-      <w:proofErr w:type="spellStart"/>
-      <w:proofErr w:type="gramStart"/>
-      <w:r>
-        <w:rPr>
-          <w:rFonts w:ascii="Times New Roman" w:hAnsi="Times New Roman" w:cs="Times New Roman"/>
-        </w:rPr>
-        <w:t>frase.title</w:t>
-      </w:r>
-      <w:proofErr w:type="spellEnd"/>
-      <w:proofErr w:type="gramEnd"/>
-      <w:r>
-        <w:rPr>
-          <w:rFonts w:ascii="Times New Roman" w:hAnsi="Times New Roman" w:cs="Times New Roman"/>
-        </w:rPr>
-        <w:t>() = Curso Em Vídeo Python #Todas as palavras começam com a letra maiúscula</w:t>
+      <w:r>
+        <w:rPr>
+          <w:rFonts w:ascii="Times New Roman" w:hAnsi="Times New Roman" w:cs="Times New Roman"/>
+        </w:rPr>
+        <w:t>frase.title() = Curso Em Vídeo Python #Todas as palavras começam com a letra maiúscula</w:t>
       </w:r>
       <w:r>
         <w:rPr>
@@ -917,21 +727,11 @@
           <w:rFonts w:ascii="Times New Roman" w:hAnsi="Times New Roman" w:cs="Times New Roman"/>
         </w:rPr>
       </w:pPr>
-      <w:proofErr w:type="spellStart"/>
-      <w:proofErr w:type="gramStart"/>
-      <w:r>
-        <w:rPr>
-          <w:rFonts w:ascii="Times New Roman" w:hAnsi="Times New Roman" w:cs="Times New Roman"/>
-        </w:rPr>
-        <w:t>frase.strip</w:t>
-      </w:r>
-      <w:proofErr w:type="spellEnd"/>
-      <w:proofErr w:type="gramEnd"/>
-      <w:r>
-        <w:rPr>
-          <w:rFonts w:ascii="Times New Roman" w:hAnsi="Times New Roman" w:cs="Times New Roman"/>
-        </w:rPr>
-        <w:t xml:space="preserve">() = </w:t>
+      <w:r>
+        <w:rPr>
+          <w:rFonts w:ascii="Times New Roman" w:hAnsi="Times New Roman" w:cs="Times New Roman"/>
+        </w:rPr>
+        <w:t xml:space="preserve">frase.strip() = </w:t>
       </w:r>
       <w:r>
         <w:rPr>
@@ -984,71 +784,13 @@
         <w:rPr>
           <w:rFonts w:ascii="Times New Roman" w:hAnsi="Times New Roman" w:cs="Times New Roman"/>
         </w:rPr>
-        <w:t xml:space="preserve"> Ele tira todos os espaços excedentes do começo e do fim da </w:t>
-      </w:r>
-      <w:proofErr w:type="spellStart"/>
-      <w:r>
-        <w:rPr>
-          <w:rFonts w:ascii="Times New Roman" w:hAnsi="Times New Roman" w:cs="Times New Roman"/>
-        </w:rPr>
-        <w:t>string</w:t>
-      </w:r>
-      <w:proofErr w:type="spellEnd"/>
-      <w:r>
-        <w:rPr>
-          <w:rFonts w:ascii="Times New Roman" w:hAnsi="Times New Roman" w:cs="Times New Roman"/>
-        </w:rPr>
-        <w:t>. E temos uma variação desse método que é</w:t>
-      </w:r>
-      <w:r>
-        <w:rPr>
-          <w:rFonts w:ascii="Times New Roman" w:hAnsi="Times New Roman" w:cs="Times New Roman"/>
-        </w:rPr>
-        <w:t xml:space="preserve"> </w:t>
-      </w:r>
-      <w:proofErr w:type="spellStart"/>
-      <w:proofErr w:type="gramStart"/>
-      <w:r>
-        <w:rPr>
-          <w:rFonts w:ascii="Times New Roman" w:hAnsi="Times New Roman" w:cs="Times New Roman"/>
-        </w:rPr>
-        <w:t>rstrip</w:t>
-      </w:r>
-      <w:proofErr w:type="spellEnd"/>
-      <w:r>
-        <w:rPr>
-          <w:rFonts w:ascii="Times New Roman" w:hAnsi="Times New Roman" w:cs="Times New Roman"/>
-        </w:rPr>
-        <w:t>(</w:t>
-      </w:r>
-      <w:proofErr w:type="gramEnd"/>
-      <w:r>
-        <w:rPr>
-          <w:rFonts w:ascii="Times New Roman" w:hAnsi="Times New Roman" w:cs="Times New Roman"/>
-        </w:rPr>
-        <w:t xml:space="preserve">) irá tirar só os espaços da direita e </w:t>
-      </w:r>
-      <w:proofErr w:type="spellStart"/>
-      <w:proofErr w:type="gramStart"/>
-      <w:r>
-        <w:rPr>
-          <w:rFonts w:ascii="Times New Roman" w:hAnsi="Times New Roman" w:cs="Times New Roman"/>
-        </w:rPr>
-        <w:t>lstrip</w:t>
-      </w:r>
-      <w:proofErr w:type="spellEnd"/>
-      <w:r>
-        <w:rPr>
-          <w:rFonts w:ascii="Times New Roman" w:hAnsi="Times New Roman" w:cs="Times New Roman"/>
-        </w:rPr>
-        <w:t>(</w:t>
-      </w:r>
-      <w:proofErr w:type="gramEnd"/>
-      <w:r>
-        <w:rPr>
-          <w:rFonts w:ascii="Times New Roman" w:hAnsi="Times New Roman" w:cs="Times New Roman"/>
-        </w:rPr>
-        <w:t xml:space="preserve">) irá tirar só os espaços da esquerda </w:t>
+        <w:t xml:space="preserve"> Ele tira todos os espaços excedentes do começo e do fim da string. E temos uma variação desse método que é</w:t>
+      </w:r>
+      <w:r>
+        <w:rPr>
+          <w:rFonts w:ascii="Times New Roman" w:hAnsi="Times New Roman" w:cs="Times New Roman"/>
+        </w:rPr>
+        <w:t xml:space="preserve"> rstrip() irá tirar só os espaços da direita e lstrip() irá tirar só os espaços da esquerda </w:t>
       </w:r>
       <w:r>
         <w:rPr>
@@ -1091,21 +833,11 @@
           <w:rFonts w:ascii="Times New Roman" w:hAnsi="Times New Roman" w:cs="Times New Roman"/>
         </w:rPr>
       </w:pPr>
-      <w:proofErr w:type="spellStart"/>
-      <w:proofErr w:type="gramStart"/>
-      <w:r>
-        <w:rPr>
-          <w:rFonts w:ascii="Times New Roman" w:hAnsi="Times New Roman" w:cs="Times New Roman"/>
-        </w:rPr>
-        <w:t>frase.split</w:t>
-      </w:r>
-      <w:proofErr w:type="spellEnd"/>
-      <w:proofErr w:type="gramEnd"/>
-      <w:r>
-        <w:rPr>
-          <w:rFonts w:ascii="Times New Roman" w:hAnsi="Times New Roman" w:cs="Times New Roman"/>
-        </w:rPr>
-        <w:t>() #Resultado na imagem abaixo:</w:t>
+      <w:r>
+        <w:rPr>
+          <w:rFonts w:ascii="Times New Roman" w:hAnsi="Times New Roman" w:cs="Times New Roman"/>
+        </w:rPr>
+        <w:t>frase.split() #Resultado na imagem abaixo:</w:t>
       </w:r>
     </w:p>
     <w:p>
@@ -1196,52 +928,8 @@
         <w:rPr>
           <w:rFonts w:ascii="Times New Roman" w:hAnsi="Times New Roman" w:cs="Times New Roman"/>
         </w:rPr>
-        <w:t>‘-</w:t>
-      </w:r>
-      <w:proofErr w:type="gramStart"/>
-      <w:r>
-        <w:rPr>
-          <w:rFonts w:ascii="Times New Roman" w:hAnsi="Times New Roman" w:cs="Times New Roman"/>
-        </w:rPr>
-        <w:t>’.</w:t>
-      </w:r>
-      <w:proofErr w:type="spellStart"/>
-      <w:r>
-        <w:rPr>
-          <w:rFonts w:ascii="Times New Roman" w:hAnsi="Times New Roman" w:cs="Times New Roman"/>
-        </w:rPr>
-        <w:t>join</w:t>
-      </w:r>
-      <w:proofErr w:type="spellEnd"/>
-      <w:proofErr w:type="gramEnd"/>
-      <w:r>
-        <w:rPr>
-          <w:rFonts w:ascii="Times New Roman" w:hAnsi="Times New Roman" w:cs="Times New Roman"/>
-        </w:rPr>
-        <w:t>(frase) = curso-em-</w:t>
-      </w:r>
-      <w:proofErr w:type="spellStart"/>
-      <w:r>
-        <w:rPr>
-          <w:rFonts w:ascii="Times New Roman" w:hAnsi="Times New Roman" w:cs="Times New Roman"/>
-        </w:rPr>
-        <w:t>video</w:t>
-      </w:r>
-      <w:proofErr w:type="spellEnd"/>
-      <w:r>
-        <w:rPr>
-          <w:rFonts w:ascii="Times New Roman" w:hAnsi="Times New Roman" w:cs="Times New Roman"/>
-        </w:rPr>
-        <w:t>-</w:t>
-      </w:r>
-      <w:proofErr w:type="spellStart"/>
-      <w:r>
-        <w:rPr>
-          <w:rFonts w:ascii="Times New Roman" w:hAnsi="Times New Roman" w:cs="Times New Roman"/>
-        </w:rPr>
-        <w:t>pyhon</w:t>
-      </w:r>
-      <w:proofErr w:type="spellEnd"/>
+        <w:t>‘-’.join(frase) = curso-em-video-pyhon</w:t>
+      </w:r>
     </w:p>
     <w:p>
       <w:pPr>
@@ -1518,14 +1206,7 @@
         <w:rPr>
           <w:rFonts w:ascii="Times New Roman" w:hAnsi="Times New Roman" w:cs="Times New Roman"/>
         </w:rPr>
-        <w:t xml:space="preserve">Dentro de um </w:t>
-      </w:r>
-      <w:proofErr w:type="spellStart"/>
-      <w:r>
-        <w:rPr>
-          <w:rFonts w:ascii="Times New Roman" w:hAnsi="Times New Roman" w:cs="Times New Roman"/>
-        </w:rPr>
-        <w:t>I</w:t>
+        <w:t>Dentro de um I</w:t>
       </w:r>
       <w:r>
         <w:rPr>
@@ -1533,21 +1214,18 @@
         </w:rPr>
         <w:t>f</w:t>
       </w:r>
-      <w:proofErr w:type="spellEnd"/>
       <w:r>
         <w:rPr>
           <w:rFonts w:ascii="Times New Roman" w:hAnsi="Times New Roman" w:cs="Times New Roman"/>
         </w:rPr>
         <w:t xml:space="preserve"> posso usar vários </w:t>
       </w:r>
-      <w:proofErr w:type="spellStart"/>
       <w:r>
         <w:rPr>
           <w:rFonts w:ascii="Times New Roman" w:hAnsi="Times New Roman" w:cs="Times New Roman"/>
         </w:rPr>
         <w:t>Elif</w:t>
       </w:r>
-      <w:proofErr w:type="spellEnd"/>
       <w:r>
         <w:rPr>
           <w:rFonts w:ascii="Times New Roman" w:hAnsi="Times New Roman" w:cs="Times New Roman"/>
@@ -1560,47 +1238,17 @@
         </w:rPr>
         <w:t xml:space="preserve"> Para ter um </w:t>
       </w:r>
-      <w:proofErr w:type="spellStart"/>
-      <w:r>
-        <w:rPr>
-          <w:rFonts w:ascii="Times New Roman" w:hAnsi="Times New Roman" w:cs="Times New Roman"/>
-        </w:rPr>
-        <w:t>Elif</w:t>
-      </w:r>
-      <w:proofErr w:type="spellEnd"/>
-      <w:r>
-        <w:rPr>
-          <w:rFonts w:ascii="Times New Roman" w:hAnsi="Times New Roman" w:cs="Times New Roman"/>
-        </w:rPr>
-        <w:t xml:space="preserve"> tem que ter um </w:t>
-      </w:r>
-      <w:proofErr w:type="spellStart"/>
-      <w:r>
-        <w:rPr>
-          <w:rFonts w:ascii="Times New Roman" w:hAnsi="Times New Roman" w:cs="Times New Roman"/>
-        </w:rPr>
-        <w:t>If</w:t>
-      </w:r>
-      <w:proofErr w:type="spellEnd"/>
-      <w:r>
-        <w:rPr>
-          <w:rFonts w:ascii="Times New Roman" w:hAnsi="Times New Roman" w:cs="Times New Roman"/>
-        </w:rPr>
-        <w:t xml:space="preserve">. Nem todo </w:t>
-      </w:r>
-      <w:proofErr w:type="spellStart"/>
-      <w:r>
-        <w:rPr>
-          <w:rFonts w:ascii="Times New Roman" w:hAnsi="Times New Roman" w:cs="Times New Roman"/>
-        </w:rPr>
-        <w:t>If</w:t>
-      </w:r>
-      <w:proofErr w:type="spellEnd"/>
-      <w:r>
-        <w:rPr>
-          <w:rFonts w:ascii="Times New Roman" w:hAnsi="Times New Roman" w:cs="Times New Roman"/>
-        </w:rPr>
-        <w:t xml:space="preserve"> tem Else </w:t>
+      <w:r>
+        <w:rPr>
+          <w:rFonts w:ascii="Times New Roman" w:hAnsi="Times New Roman" w:cs="Times New Roman"/>
+        </w:rPr>
+        <w:t>Elif tem que ter um If</w:t>
+      </w:r>
+      <w:r>
+        <w:rPr>
+          <w:rFonts w:ascii="Times New Roman" w:hAnsi="Times New Roman" w:cs="Times New Roman"/>
+        </w:rPr>
+        <w:t xml:space="preserve">. Nem todo If tem Else </w:t>
       </w:r>
     </w:p>
     <w:p>
@@ -1622,19 +1270,11 @@
         </w:rPr>
         <w:t xml:space="preserve"> </w:t>
       </w:r>
-      <w:proofErr w:type="spellStart"/>
-      <w:r>
-        <w:rPr>
-          <w:rFonts w:ascii="Times New Roman" w:hAnsi="Times New Roman" w:cs="Times New Roman"/>
-        </w:rPr>
-        <w:t>Elif</w:t>
-      </w:r>
-      <w:proofErr w:type="spellEnd"/>
-      <w:r>
-        <w:rPr>
-          <w:rFonts w:ascii="Times New Roman" w:hAnsi="Times New Roman" w:cs="Times New Roman"/>
-        </w:rPr>
-        <w:t xml:space="preserve"> = S</w:t>
+      <w:r>
+        <w:rPr>
+          <w:rFonts w:ascii="Times New Roman" w:hAnsi="Times New Roman" w:cs="Times New Roman"/>
+        </w:rPr>
+        <w:t>Elif = S</w:t>
       </w:r>
       <w:r>
         <w:rPr>
@@ -1660,21 +1300,7 @@
         <w:rPr>
           <w:rFonts w:ascii="Times New Roman" w:hAnsi="Times New Roman" w:cs="Times New Roman"/>
         </w:rPr>
-        <w:t xml:space="preserve">O IF e </w:t>
-      </w:r>
-      <w:proofErr w:type="spellStart"/>
-      <w:r>
-        <w:rPr>
-          <w:rFonts w:ascii="Times New Roman" w:hAnsi="Times New Roman" w:cs="Times New Roman"/>
-        </w:rPr>
-        <w:t>Elif</w:t>
-      </w:r>
-      <w:proofErr w:type="spellEnd"/>
-      <w:r>
-        <w:rPr>
-          <w:rFonts w:ascii="Times New Roman" w:hAnsi="Times New Roman" w:cs="Times New Roman"/>
-        </w:rPr>
-        <w:t xml:space="preserve"> coloca uma situação o Else </w:t>
+        <w:t xml:space="preserve">O IF e Elif coloca uma situação o Else </w:t>
       </w:r>
       <w:r>
         <w:rPr>
@@ -1749,19 +1375,11 @@
           <w:rFonts w:ascii="Times New Roman" w:hAnsi="Times New Roman" w:cs="Times New Roman"/>
         </w:rPr>
       </w:pPr>
-      <w:proofErr w:type="gramStart"/>
-      <w:r>
-        <w:rPr>
-          <w:rFonts w:ascii="Times New Roman" w:hAnsi="Times New Roman" w:cs="Times New Roman"/>
-        </w:rPr>
-        <w:t>Existem  vários</w:t>
-      </w:r>
-      <w:proofErr w:type="gramEnd"/>
-      <w:r>
-        <w:rPr>
-          <w:rFonts w:ascii="Times New Roman" w:hAnsi="Times New Roman" w:cs="Times New Roman"/>
-        </w:rPr>
-        <w:t xml:space="preserve"> modos de fazer e esse </w:t>
+      <w:r>
+        <w:rPr>
+          <w:rFonts w:ascii="Times New Roman" w:hAnsi="Times New Roman" w:cs="Times New Roman"/>
+        </w:rPr>
+        <w:t xml:space="preserve">Existem  vários modos de fazer e esse </w:t>
       </w:r>
       <w:r>
         <w:rPr>
@@ -1779,47 +1397,19 @@
         <w:rPr>
           <w:rFonts w:ascii="Times New Roman" w:hAnsi="Times New Roman" w:cs="Times New Roman"/>
         </w:rPr>
-        <w:t xml:space="preserve">Escape </w:t>
-      </w:r>
-      <w:proofErr w:type="spellStart"/>
-      <w:r>
-        <w:rPr>
-          <w:rFonts w:ascii="Times New Roman" w:hAnsi="Times New Roman" w:cs="Times New Roman"/>
-        </w:rPr>
-        <w:t>se</w:t>
-      </w:r>
-      <w:r>
-        <w:rPr>
-          <w:rFonts w:ascii="Times New Roman" w:hAnsi="Times New Roman" w:cs="Times New Roman"/>
-        </w:rPr>
-        <w:t>quence</w:t>
-      </w:r>
-      <w:proofErr w:type="spellEnd"/>
-      <w:r>
-        <w:rPr>
-          <w:rFonts w:ascii="Times New Roman" w:hAnsi="Times New Roman" w:cs="Times New Roman"/>
-        </w:rPr>
-        <w:t xml:space="preserve"> ANSI tem que colocar \</w:t>
-      </w:r>
-      <w:r>
-        <w:rPr>
-          <w:rFonts w:ascii="Times New Roman" w:hAnsi="Times New Roman" w:cs="Times New Roman"/>
-        </w:rPr>
-        <w:t xml:space="preserve">033 </w:t>
-      </w:r>
-      <w:proofErr w:type="gramStart"/>
-      <w:r>
-        <w:rPr>
-          <w:rFonts w:ascii="Times New Roman" w:hAnsi="Times New Roman" w:cs="Times New Roman"/>
-        </w:rPr>
-        <w:t>e m</w:t>
-      </w:r>
-      <w:proofErr w:type="gramEnd"/>
-      <w:r>
-        <w:rPr>
-          <w:rFonts w:ascii="Times New Roman" w:hAnsi="Times New Roman" w:cs="Times New Roman"/>
-        </w:rPr>
-        <w:t xml:space="preserve"> no fina</w:t>
+        <w:t>Escape se</w:t>
+      </w:r>
+      <w:r>
+        <w:rPr>
+          <w:rFonts w:ascii="Times New Roman" w:hAnsi="Times New Roman" w:cs="Times New Roman"/>
+        </w:rPr>
+        <w:t>quence ANSI tem que colocar \</w:t>
+      </w:r>
+      <w:r>
+        <w:rPr>
+          <w:rFonts w:ascii="Times New Roman" w:hAnsi="Times New Roman" w:cs="Times New Roman"/>
+        </w:rPr>
+        <w:t>033 e m no fina</w:t>
       </w:r>
       <w:r>
         <w:rPr>
@@ -1999,25 +1589,7 @@
           <w:sz w:val="22"/>
           <w:szCs w:val="22"/>
         </w:rPr>
-        <w:t xml:space="preserve">Ele percorre uma sequência (como números, listas ou </w:t>
-      </w:r>
-      <w:proofErr w:type="spellStart"/>
-      <w:r>
-        <w:rPr>
-          <w:rFonts w:ascii="Times New Roman" w:hAnsi="Times New Roman" w:cs="Times New Roman"/>
-          <w:sz w:val="22"/>
-          <w:szCs w:val="22"/>
-        </w:rPr>
-        <w:t>strings</w:t>
-      </w:r>
-      <w:proofErr w:type="spellEnd"/>
-      <w:r>
-        <w:rPr>
-          <w:rFonts w:ascii="Times New Roman" w:hAnsi="Times New Roman" w:cs="Times New Roman"/>
-          <w:sz w:val="22"/>
-          <w:szCs w:val="22"/>
-        </w:rPr>
-        <w:t>).</w:t>
+        <w:t>Ele percorre uma sequência (como números, listas ou strings).</w:t>
       </w:r>
     </w:p>
     <w:p>
@@ -2063,23 +1635,13 @@
           <w:szCs w:val="22"/>
         </w:rPr>
       </w:pPr>
-      <w:proofErr w:type="gramStart"/>
-      <w:r>
-        <w:rPr>
-          <w:rFonts w:ascii="Times New Roman" w:hAnsi="Times New Roman" w:cs="Times New Roman"/>
-          <w:sz w:val="22"/>
-          <w:szCs w:val="22"/>
-        </w:rPr>
-        <w:t>range(</w:t>
-      </w:r>
-      <w:proofErr w:type="gramEnd"/>
-      <w:r>
-        <w:rPr>
-          <w:rFonts w:ascii="Times New Roman" w:hAnsi="Times New Roman" w:cs="Times New Roman"/>
-          <w:sz w:val="22"/>
-          <w:szCs w:val="22"/>
-        </w:rPr>
-        <w:t>início, fim, passo)</w:t>
+      <w:r>
+        <w:rPr>
+          <w:rFonts w:ascii="Times New Roman" w:hAnsi="Times New Roman" w:cs="Times New Roman"/>
+          <w:sz w:val="22"/>
+          <w:szCs w:val="22"/>
+        </w:rPr>
+        <w:t>range(início, fim, passo)</w:t>
       </w:r>
     </w:p>
     <w:p>
@@ -2169,25 +1731,7 @@
           <w:sz w:val="22"/>
           <w:szCs w:val="22"/>
         </w:rPr>
-        <w:t xml:space="preserve">for c in </w:t>
-      </w:r>
-      <w:proofErr w:type="gramStart"/>
-      <w:r>
-        <w:rPr>
-          <w:rFonts w:ascii="Times New Roman" w:hAnsi="Times New Roman" w:cs="Times New Roman"/>
-          <w:sz w:val="22"/>
-          <w:szCs w:val="22"/>
-        </w:rPr>
-        <w:t>range(</w:t>
-      </w:r>
-      <w:proofErr w:type="gramEnd"/>
-      <w:r>
-        <w:rPr>
-          <w:rFonts w:ascii="Times New Roman" w:hAnsi="Times New Roman" w:cs="Times New Roman"/>
-          <w:sz w:val="22"/>
-          <w:szCs w:val="22"/>
-        </w:rPr>
-        <w:t>0, 5):</w:t>
+        <w:t>for c in range(0, 5):</w:t>
       </w:r>
     </w:p>
     <w:p>
@@ -2294,25 +1838,7 @@
           <w:sz w:val="22"/>
           <w:szCs w:val="22"/>
         </w:rPr>
-        <w:t xml:space="preserve">Ele começa no 0 e vai até </w:t>
-      </w:r>
-      <w:proofErr w:type="gramStart"/>
-      <w:r>
-        <w:rPr>
-          <w:rFonts w:ascii="Times New Roman" w:hAnsi="Times New Roman" w:cs="Times New Roman"/>
-          <w:sz w:val="22"/>
-          <w:szCs w:val="22"/>
-        </w:rPr>
-        <w:t>4.(</w:t>
-      </w:r>
-      <w:proofErr w:type="gramEnd"/>
-      <w:r>
-        <w:rPr>
-          <w:rFonts w:ascii="Times New Roman" w:hAnsi="Times New Roman" w:cs="Times New Roman"/>
-          <w:sz w:val="22"/>
-          <w:szCs w:val="22"/>
-        </w:rPr>
-        <w:t>O último número não é incluído.)</w:t>
+        <w:t>Ele começa no 0 e vai até 4.(O último número não é incluído.)</w:t>
       </w:r>
     </w:p>
     <w:p>
@@ -2348,25 +1874,7 @@
           <w:sz w:val="22"/>
           <w:szCs w:val="22"/>
         </w:rPr>
-        <w:t xml:space="preserve">for c in </w:t>
-      </w:r>
-      <w:proofErr w:type="gramStart"/>
-      <w:r>
-        <w:rPr>
-          <w:rFonts w:ascii="Times New Roman" w:hAnsi="Times New Roman" w:cs="Times New Roman"/>
-          <w:sz w:val="22"/>
-          <w:szCs w:val="22"/>
-        </w:rPr>
-        <w:t>range(</w:t>
-      </w:r>
-      <w:proofErr w:type="gramEnd"/>
-      <w:r>
-        <w:rPr>
-          <w:rFonts w:ascii="Times New Roman" w:hAnsi="Times New Roman" w:cs="Times New Roman"/>
-          <w:sz w:val="22"/>
-          <w:szCs w:val="22"/>
-        </w:rPr>
-        <w:t>0, 10, 2):</w:t>
+        <w:t>for c in range(0, 10, 2):</w:t>
       </w:r>
     </w:p>
     <w:p>
@@ -2510,25 +2018,7 @@
           <w:sz w:val="22"/>
           <w:szCs w:val="22"/>
         </w:rPr>
-        <w:t xml:space="preserve">for c in </w:t>
-      </w:r>
-      <w:proofErr w:type="gramStart"/>
-      <w:r>
-        <w:rPr>
-          <w:rFonts w:ascii="Times New Roman" w:hAnsi="Times New Roman" w:cs="Times New Roman"/>
-          <w:sz w:val="22"/>
-          <w:szCs w:val="22"/>
-        </w:rPr>
-        <w:t>range(</w:t>
-      </w:r>
-      <w:proofErr w:type="gramEnd"/>
-      <w:r>
-        <w:rPr>
-          <w:rFonts w:ascii="Times New Roman" w:hAnsi="Times New Roman" w:cs="Times New Roman"/>
-          <w:sz w:val="22"/>
-          <w:szCs w:val="22"/>
-        </w:rPr>
-        <w:t>10, 0, -1):</w:t>
+        <w:t>for c in range(10, 0, -1):</w:t>
       </w:r>
     </w:p>
     <w:p>
@@ -2653,18 +2143,8 @@
           <w:sz w:val="22"/>
           <w:szCs w:val="22"/>
         </w:rPr>
-        <w:t xml:space="preserve">Exemplo 4 – Percorrendo uma </w:t>
-      </w:r>
-      <w:proofErr w:type="spellStart"/>
-      <w:r>
-        <w:rPr>
-          <w:rFonts w:ascii="Times New Roman" w:hAnsi="Times New Roman" w:cs="Times New Roman"/>
-          <w:sz w:val="22"/>
-          <w:szCs w:val="22"/>
-        </w:rPr>
-        <w:t>String</w:t>
-      </w:r>
-      <w:proofErr w:type="spellEnd"/>
+        <w:t>Exemplo 4 – Percorrendo uma String</w:t>
+      </w:r>
     </w:p>
     <w:p>
       <w:pPr>
@@ -2703,19 +2183,19 @@
           <w:szCs w:val="22"/>
           <w:lang w:val="en-US"/>
         </w:rPr>
-        <w:t xml:space="preserve">for </w:t>
-      </w:r>
-      <w:proofErr w:type="spellStart"/>
-      <w:r>
+        <w:t>for letra in frase:</w:t>
+      </w:r>
+    </w:p>
+    <w:p>
+      <w:pPr>
+        <w:spacing w:line="240" w:lineRule="auto"/>
         <w:rPr>
           <w:rFonts w:ascii="Times New Roman" w:hAnsi="Times New Roman" w:cs="Times New Roman"/>
           <w:sz w:val="22"/>
           <w:szCs w:val="22"/>
           <w:lang w:val="en-US"/>
         </w:rPr>
-        <w:t>letra</w:t>
-      </w:r>
-      <w:proofErr w:type="spellEnd"/>
+      </w:pPr>
       <w:r>
         <w:rPr>
           <w:rFonts w:ascii="Times New Roman" w:hAnsi="Times New Roman" w:cs="Times New Roman"/>
@@ -2723,67 +2203,7 @@
           <w:szCs w:val="22"/>
           <w:lang w:val="en-US"/>
         </w:rPr>
-        <w:t xml:space="preserve"> in </w:t>
-      </w:r>
-      <w:proofErr w:type="spellStart"/>
-      <w:r>
-        <w:rPr>
-          <w:rFonts w:ascii="Times New Roman" w:hAnsi="Times New Roman" w:cs="Times New Roman"/>
-          <w:sz w:val="22"/>
-          <w:szCs w:val="22"/>
-          <w:lang w:val="en-US"/>
-        </w:rPr>
-        <w:t>frase</w:t>
-      </w:r>
-      <w:proofErr w:type="spellEnd"/>
-      <w:r>
-        <w:rPr>
-          <w:rFonts w:ascii="Times New Roman" w:hAnsi="Times New Roman" w:cs="Times New Roman"/>
-          <w:sz w:val="22"/>
-          <w:szCs w:val="22"/>
-          <w:lang w:val="en-US"/>
-        </w:rPr>
-        <w:t>:</w:t>
-      </w:r>
-    </w:p>
-    <w:p>
-      <w:pPr>
-        <w:spacing w:line="240" w:lineRule="auto"/>
-        <w:rPr>
-          <w:rFonts w:ascii="Times New Roman" w:hAnsi="Times New Roman" w:cs="Times New Roman"/>
-          <w:sz w:val="22"/>
-          <w:szCs w:val="22"/>
-          <w:lang w:val="en-US"/>
-        </w:rPr>
-      </w:pPr>
-      <w:r>
-        <w:rPr>
-          <w:rFonts w:ascii="Times New Roman" w:hAnsi="Times New Roman" w:cs="Times New Roman"/>
-          <w:sz w:val="22"/>
-          <w:szCs w:val="22"/>
-          <w:lang w:val="en-US"/>
-        </w:rPr>
-        <w:t xml:space="preserve">    print(</w:t>
-      </w:r>
-      <w:proofErr w:type="spellStart"/>
-      <w:r>
-        <w:rPr>
-          <w:rFonts w:ascii="Times New Roman" w:hAnsi="Times New Roman" w:cs="Times New Roman"/>
-          <w:sz w:val="22"/>
-          <w:szCs w:val="22"/>
-          <w:lang w:val="en-US"/>
-        </w:rPr>
-        <w:t>letra</w:t>
-      </w:r>
-      <w:proofErr w:type="spellEnd"/>
-      <w:r>
-        <w:rPr>
-          <w:rFonts w:ascii="Times New Roman" w:hAnsi="Times New Roman" w:cs="Times New Roman"/>
-          <w:sz w:val="22"/>
-          <w:szCs w:val="22"/>
-          <w:lang w:val="en-US"/>
-        </w:rPr>
-        <w:t>)</w:t>
+        <w:t xml:space="preserve">    print(letra)</w:t>
       </w:r>
     </w:p>
     <w:p>
@@ -2872,25 +2292,434 @@
           <w:sz w:val="22"/>
           <w:szCs w:val="22"/>
         </w:rPr>
-        <w:t xml:space="preserve">Ele percorre cada caractere da </w:t>
-      </w:r>
-      <w:proofErr w:type="spellStart"/>
-      <w:r>
-        <w:rPr>
-          <w:rFonts w:ascii="Times New Roman" w:hAnsi="Times New Roman" w:cs="Times New Roman"/>
-          <w:sz w:val="22"/>
-          <w:szCs w:val="22"/>
-        </w:rPr>
-        <w:t>string</w:t>
-      </w:r>
-      <w:proofErr w:type="spellEnd"/>
-      <w:r>
-        <w:rPr>
-          <w:rFonts w:ascii="Times New Roman" w:hAnsi="Times New Roman" w:cs="Times New Roman"/>
-          <w:sz w:val="22"/>
-          <w:szCs w:val="22"/>
+        <w:t>Ele percorre cada caractere da string.</w:t>
+      </w:r>
+    </w:p>
+    <w:p>
+      <w:pPr>
+        <w:spacing w:line="240" w:lineRule="auto"/>
+        <w:rPr>
+          <w:rFonts w:ascii="Times New Roman" w:hAnsi="Times New Roman" w:cs="Times New Roman"/>
+          <w:sz w:val="22"/>
+          <w:szCs w:val="22"/>
+        </w:rPr>
+      </w:pPr>
+    </w:p>
+    <w:p>
+      <w:pPr>
+        <w:spacing w:line="240" w:lineRule="auto"/>
+        <w:rPr>
+          <w:rFonts w:ascii="Times New Roman" w:hAnsi="Times New Roman" w:cs="Times New Roman"/>
+          <w:b/>
+          <w:bCs/>
+          <w:sz w:val="28"/>
+          <w:szCs w:val="28"/>
+        </w:rPr>
+      </w:pPr>
+      <w:r>
+        <w:rPr>
+          <w:rFonts w:ascii="Times New Roman" w:hAnsi="Times New Roman" w:cs="Times New Roman"/>
+          <w:b/>
+          <w:bCs/>
+          <w:sz w:val="28"/>
+          <w:szCs w:val="28"/>
+        </w:rPr>
+        <w:t>Variáveis Compostas</w:t>
+      </w:r>
+    </w:p>
+    <w:p>
+      <w:pPr>
+        <w:spacing w:line="240" w:lineRule="auto"/>
+        <w:rPr>
+          <w:rFonts w:ascii="Times New Roman" w:hAnsi="Times New Roman" w:cs="Times New Roman"/>
+          <w:sz w:val="28"/>
+          <w:szCs w:val="28"/>
+        </w:rPr>
+      </w:pPr>
+      <w:r>
+        <w:rPr>
+          <w:rFonts w:ascii="Times New Roman" w:hAnsi="Times New Roman" w:cs="Times New Roman"/>
+          <w:sz w:val="28"/>
+          <w:szCs w:val="28"/>
+        </w:rPr>
+        <w:t>variável com</w:t>
+      </w:r>
+      <w:r>
+        <w:rPr>
+          <w:rFonts w:ascii="Times New Roman" w:hAnsi="Times New Roman" w:cs="Times New Roman"/>
+          <w:sz w:val="28"/>
+          <w:szCs w:val="28"/>
+        </w:rPr>
+        <w:t xml:space="preserve">postas </w:t>
+      </w:r>
+      <w:r>
+        <w:rPr>
+          <w:rFonts w:ascii="Times New Roman" w:hAnsi="Times New Roman" w:cs="Times New Roman"/>
+          <w:sz w:val="28"/>
+          <w:szCs w:val="28"/>
+        </w:rPr>
+        <w:t>é uma variável com mais de um valor</w:t>
+      </w:r>
+    </w:p>
+    <w:p>
+      <w:pPr>
+        <w:spacing w:line="240" w:lineRule="auto"/>
+        <w:rPr>
+          <w:rFonts w:ascii="Times New Roman" w:hAnsi="Times New Roman" w:cs="Times New Roman"/>
+          <w:b/>
+          <w:bCs/>
+          <w:sz w:val="28"/>
+          <w:szCs w:val="28"/>
+        </w:rPr>
+      </w:pPr>
+      <w:r>
+        <w:rPr>
+          <w:rFonts w:ascii="Times New Roman" w:hAnsi="Times New Roman" w:cs="Times New Roman"/>
+          <w:b/>
+          <w:bCs/>
+          <w:sz w:val="28"/>
+          <w:szCs w:val="28"/>
+        </w:rPr>
+        <w:t>Tupla</w:t>
+      </w:r>
+    </w:p>
+    <w:p>
+      <w:pPr>
+        <w:spacing w:line="240" w:lineRule="auto"/>
+        <w:rPr>
+          <w:rFonts w:ascii="Times New Roman" w:hAnsi="Times New Roman" w:cs="Times New Roman"/>
+          <w:sz w:val="28"/>
+          <w:szCs w:val="28"/>
+        </w:rPr>
+      </w:pPr>
+      <w:r>
+        <w:rPr>
+          <w:rFonts w:ascii="Times New Roman" w:hAnsi="Times New Roman" w:cs="Times New Roman"/>
+          <w:sz w:val="28"/>
+          <w:szCs w:val="28"/>
+        </w:rPr>
+        <w:t>Imutável e usa ()</w:t>
+      </w:r>
+    </w:p>
+    <w:p>
+      <w:pPr>
+        <w:spacing w:line="240" w:lineRule="auto"/>
+        <w:rPr>
+          <w:rFonts w:ascii="Times New Roman" w:hAnsi="Times New Roman" w:cs="Times New Roman"/>
+          <w:sz w:val="28"/>
+          <w:szCs w:val="28"/>
+        </w:rPr>
+      </w:pPr>
+      <w:r>
+        <w:rPr>
+          <w:rFonts w:ascii="Times New Roman" w:hAnsi="Times New Roman" w:cs="Times New Roman"/>
+          <w:sz w:val="28"/>
+          <w:szCs w:val="28"/>
+        </w:rPr>
+        <w:t xml:space="preserve">Listas </w:t>
+      </w:r>
+    </w:p>
+    <w:p>
+      <w:pPr>
+        <w:spacing w:line="240" w:lineRule="auto"/>
+        <w:rPr>
+          <w:rFonts w:ascii="Times New Roman" w:hAnsi="Times New Roman" w:cs="Times New Roman"/>
+          <w:sz w:val="28"/>
+          <w:szCs w:val="28"/>
+        </w:rPr>
+      </w:pPr>
+      <w:r>
+        <w:rPr>
+          <w:rFonts w:ascii="Times New Roman" w:hAnsi="Times New Roman" w:cs="Times New Roman"/>
+          <w:sz w:val="28"/>
+          <w:szCs w:val="28"/>
+        </w:rPr>
+        <w:t>Mutável e usa []</w:t>
+      </w:r>
+    </w:p>
+    <w:p>
+      <w:pPr>
+        <w:spacing w:line="240" w:lineRule="auto"/>
+        <w:rPr>
+          <w:rFonts w:ascii="Times New Roman" w:hAnsi="Times New Roman" w:cs="Times New Roman"/>
+          <w:sz w:val="28"/>
+          <w:szCs w:val="28"/>
+        </w:rPr>
+      </w:pPr>
+      <w:r>
+        <w:rPr>
+          <w:rFonts w:ascii="Times New Roman" w:hAnsi="Times New Roman" w:cs="Times New Roman"/>
+          <w:sz w:val="28"/>
+          <w:szCs w:val="28"/>
+        </w:rPr>
+        <w:lastRenderedPageBreak/>
+        <w:t>Para adicionar um valor na lista tem</w:t>
+      </w:r>
+      <w:r>
+        <w:rPr>
+          <w:rFonts w:ascii="Times New Roman" w:hAnsi="Times New Roman" w:cs="Times New Roman"/>
+          <w:sz w:val="28"/>
+          <w:szCs w:val="28"/>
+        </w:rPr>
+        <w:t xml:space="preserve"> </w:t>
+      </w:r>
+      <w:r>
+        <w:rPr>
+          <w:rFonts w:ascii="Times New Roman" w:hAnsi="Times New Roman" w:cs="Times New Roman"/>
+          <w:sz w:val="28"/>
+          <w:szCs w:val="28"/>
+        </w:rPr>
+        <w:t xml:space="preserve">que usar </w:t>
+      </w:r>
+      <w:r>
+        <w:rPr>
+          <w:rFonts w:ascii="Times New Roman" w:hAnsi="Times New Roman" w:cs="Times New Roman"/>
+          <w:sz w:val="28"/>
+          <w:szCs w:val="28"/>
+        </w:rPr>
+        <w:t>.append (valor)</w:t>
+      </w:r>
+    </w:p>
+    <w:p>
+      <w:pPr>
+        <w:spacing w:line="240" w:lineRule="auto"/>
+        <w:rPr>
+          <w:rFonts w:ascii="Times New Roman" w:hAnsi="Times New Roman" w:cs="Times New Roman"/>
+          <w:sz w:val="28"/>
+          <w:szCs w:val="28"/>
+        </w:rPr>
+      </w:pPr>
+      <w:r>
+        <w:rPr>
+          <w:rFonts w:ascii="Times New Roman" w:hAnsi="Times New Roman" w:cs="Times New Roman"/>
+          <w:sz w:val="28"/>
+          <w:szCs w:val="28"/>
+        </w:rPr>
+        <w:t>Para in</w:t>
+      </w:r>
+      <w:r>
+        <w:rPr>
+          <w:rFonts w:ascii="Times New Roman" w:hAnsi="Times New Roman" w:cs="Times New Roman"/>
+          <w:sz w:val="28"/>
+          <w:szCs w:val="28"/>
+        </w:rPr>
+        <w:t>serir um valor em qualquer lugar</w:t>
+      </w:r>
+      <w:r>
+        <w:rPr>
+          <w:rFonts w:ascii="Times New Roman" w:hAnsi="Times New Roman" w:cs="Times New Roman"/>
+          <w:sz w:val="28"/>
+          <w:szCs w:val="28"/>
+        </w:rPr>
+        <w:t xml:space="preserve"> </w:t>
+      </w:r>
+      <w:r>
+        <w:rPr>
+          <w:rFonts w:ascii="Times New Roman" w:hAnsi="Times New Roman" w:cs="Times New Roman"/>
+          <w:sz w:val="28"/>
+          <w:szCs w:val="28"/>
+        </w:rPr>
+        <w:t>.insert(</w:t>
+      </w:r>
+      <w:r>
+        <w:rPr>
+          <w:rFonts w:ascii="Times New Roman" w:hAnsi="Times New Roman" w:cs="Times New Roman"/>
+          <w:sz w:val="28"/>
+          <w:szCs w:val="28"/>
+        </w:rPr>
+        <w:t>indice</w:t>
+      </w:r>
+      <w:r>
+        <w:rPr>
+          <w:rFonts w:ascii="Times New Roman" w:hAnsi="Times New Roman" w:cs="Times New Roman"/>
+          <w:sz w:val="28"/>
+          <w:szCs w:val="28"/>
+        </w:rPr>
+        <w:t xml:space="preserve">,valor) adicionei o valor </w:t>
+      </w:r>
+      <w:r>
+        <w:rPr>
+          <w:rFonts w:ascii="Times New Roman" w:hAnsi="Times New Roman" w:cs="Times New Roman"/>
+          <w:sz w:val="28"/>
+          <w:szCs w:val="28"/>
+        </w:rPr>
+        <w:t>à</w:t>
+      </w:r>
+      <w:r>
+        <w:rPr>
+          <w:rFonts w:ascii="Times New Roman" w:hAnsi="Times New Roman" w:cs="Times New Roman"/>
+          <w:sz w:val="28"/>
+          <w:szCs w:val="28"/>
+        </w:rPr>
+        <w:t xml:space="preserve"> </w:t>
+      </w:r>
+      <w:r>
+        <w:rPr>
+          <w:rFonts w:ascii="Times New Roman" w:hAnsi="Times New Roman" w:cs="Times New Roman"/>
+          <w:sz w:val="28"/>
+          <w:szCs w:val="28"/>
+        </w:rPr>
+        <w:t xml:space="preserve"> </w:t>
+      </w:r>
+      <w:r>
+        <w:rPr>
+          <w:rFonts w:ascii="Times New Roman" w:hAnsi="Times New Roman" w:cs="Times New Roman"/>
+          <w:sz w:val="28"/>
+          <w:szCs w:val="28"/>
+        </w:rPr>
+        <w:t>posição</w:t>
+      </w:r>
+      <w:r>
+        <w:rPr>
+          <w:rFonts w:ascii="Times New Roman" w:hAnsi="Times New Roman" w:cs="Times New Roman"/>
+          <w:sz w:val="28"/>
+          <w:szCs w:val="28"/>
         </w:rPr>
         <w:t>.</w:t>
+      </w:r>
+    </w:p>
+    <w:p>
+      <w:pPr>
+        <w:spacing w:line="240" w:lineRule="auto"/>
+        <w:rPr>
+          <w:rFonts w:ascii="Times New Roman" w:hAnsi="Times New Roman" w:cs="Times New Roman"/>
+          <w:sz w:val="28"/>
+          <w:szCs w:val="28"/>
+        </w:rPr>
+      </w:pPr>
+      <w:r>
+        <w:rPr>
+          <w:rFonts w:ascii="Times New Roman" w:hAnsi="Times New Roman" w:cs="Times New Roman"/>
+          <w:sz w:val="28"/>
+          <w:szCs w:val="28"/>
+        </w:rPr>
+        <w:t>Para remover temos duas formas del/.pop e .remove</w:t>
+      </w:r>
+      <w:r>
+        <w:rPr>
+          <w:rFonts w:ascii="Times New Roman" w:hAnsi="Times New Roman" w:cs="Times New Roman"/>
+          <w:sz w:val="28"/>
+          <w:szCs w:val="28"/>
+        </w:rPr>
+        <w:t xml:space="preserve"> exemplos de situações del variável[indice]</w:t>
+      </w:r>
+      <w:r>
+        <w:rPr>
+          <w:rFonts w:ascii="Times New Roman" w:hAnsi="Times New Roman" w:cs="Times New Roman"/>
+          <w:sz w:val="28"/>
+          <w:szCs w:val="28"/>
+        </w:rPr>
+        <w:t xml:space="preserve"> / variável.pop(indice) e </w:t>
+      </w:r>
+      <w:r>
+        <w:rPr>
+          <w:rFonts w:ascii="Times New Roman" w:hAnsi="Times New Roman" w:cs="Times New Roman"/>
+          <w:sz w:val="28"/>
+          <w:szCs w:val="28"/>
+        </w:rPr>
+        <w:t>variável.remove(valor)</w:t>
+      </w:r>
+      <w:r>
+        <w:rPr>
+          <w:rFonts w:ascii="Times New Roman" w:hAnsi="Times New Roman" w:cs="Times New Roman"/>
+          <w:sz w:val="28"/>
+          <w:szCs w:val="28"/>
+        </w:rPr>
+        <w:t xml:space="preserve"> </w:t>
+      </w:r>
+    </w:p>
+    <w:p>
+      <w:pPr>
+        <w:spacing w:line="240" w:lineRule="auto"/>
+        <w:rPr>
+          <w:rFonts w:ascii="Times New Roman" w:hAnsi="Times New Roman" w:cs="Times New Roman"/>
+          <w:sz w:val="28"/>
+          <w:szCs w:val="28"/>
+        </w:rPr>
+      </w:pPr>
+      <w:r>
+        <w:rPr>
+          <w:rFonts w:ascii="Times New Roman" w:hAnsi="Times New Roman" w:cs="Times New Roman"/>
+          <w:sz w:val="28"/>
+          <w:szCs w:val="28"/>
+        </w:rPr>
+        <w:t xml:space="preserve">Organizara lista usamos </w:t>
+      </w:r>
+      <w:r>
+        <w:rPr>
+          <w:rFonts w:ascii="Times New Roman" w:hAnsi="Times New Roman" w:cs="Times New Roman"/>
+          <w:sz w:val="28"/>
+          <w:szCs w:val="28"/>
+        </w:rPr>
+        <w:t>variável.sort()</w:t>
+      </w:r>
+    </w:p>
+    <w:p>
+      <w:pPr>
+        <w:spacing w:line="240" w:lineRule="auto"/>
+        <w:rPr>
+          <w:rFonts w:ascii="Times New Roman" w:hAnsi="Times New Roman" w:cs="Times New Roman"/>
+          <w:sz w:val="28"/>
+          <w:szCs w:val="28"/>
+        </w:rPr>
+      </w:pPr>
+      <w:r>
+        <w:rPr>
+          <w:rFonts w:ascii="Times New Roman" w:hAnsi="Times New Roman" w:cs="Times New Roman"/>
+          <w:sz w:val="28"/>
+          <w:szCs w:val="28"/>
+        </w:rPr>
+        <w:t xml:space="preserve">Para organizar </w:t>
+      </w:r>
+      <w:r>
+        <w:rPr>
+          <w:rFonts w:ascii="Times New Roman" w:hAnsi="Times New Roman" w:cs="Times New Roman"/>
+          <w:sz w:val="28"/>
+          <w:szCs w:val="28"/>
+        </w:rPr>
+        <w:t>ao contrario variável.sort((reverse=True)</w:t>
+      </w:r>
+    </w:p>
+    <w:p>
+      <w:pPr>
+        <w:spacing w:line="240" w:lineRule="auto"/>
+        <w:rPr>
+          <w:rFonts w:ascii="Times New Roman" w:hAnsi="Times New Roman" w:cs="Times New Roman"/>
+          <w:sz w:val="28"/>
+          <w:szCs w:val="28"/>
+        </w:rPr>
+      </w:pPr>
+      <w:r>
+        <w:rPr>
+          <w:rFonts w:ascii="Times New Roman" w:hAnsi="Times New Roman" w:cs="Times New Roman"/>
+          <w:sz w:val="28"/>
+          <w:szCs w:val="28"/>
+        </w:rPr>
+        <w:t>Para s</w:t>
+      </w:r>
+      <w:r>
+        <w:rPr>
+          <w:rFonts w:ascii="Times New Roman" w:hAnsi="Times New Roman" w:cs="Times New Roman"/>
+          <w:sz w:val="28"/>
+          <w:szCs w:val="28"/>
+        </w:rPr>
+        <w:t>aber a quantidade</w:t>
+      </w:r>
+      <w:r>
+        <w:rPr>
+          <w:rFonts w:ascii="Times New Roman" w:hAnsi="Times New Roman" w:cs="Times New Roman"/>
+          <w:sz w:val="28"/>
+          <w:szCs w:val="28"/>
+        </w:rPr>
+        <w:t xml:space="preserve"> de valores na lista usamos </w:t>
+      </w:r>
+      <w:r>
+        <w:rPr>
+          <w:rFonts w:ascii="Times New Roman" w:hAnsi="Times New Roman" w:cs="Times New Roman"/>
+          <w:sz w:val="28"/>
+          <w:szCs w:val="28"/>
+        </w:rPr>
+        <w:t>len(variavel)</w:t>
       </w:r>
     </w:p>
     <w:p>

--- a/memento_de_python.docx
+++ b/memento_de_python.docx
@@ -54,7 +54,21 @@
         <w:rPr>
           <w:rFonts w:ascii="Times New Roman" w:hAnsi="Times New Roman" w:cs="Times New Roman"/>
         </w:rPr>
-        <w:t xml:space="preserve"> Quando escrevemos uma String o computador guarda separadamente cada carácter que foi digitado e numerando cada um dês do 0 à diante</w:t>
+        <w:t xml:space="preserve"> Quando escrevemos uma </w:t>
+      </w:r>
+      <w:proofErr w:type="spellStart"/>
+      <w:r>
+        <w:rPr>
+          <w:rFonts w:ascii="Times New Roman" w:hAnsi="Times New Roman" w:cs="Times New Roman"/>
+        </w:rPr>
+        <w:t>String</w:t>
+      </w:r>
+      <w:proofErr w:type="spellEnd"/>
+      <w:r>
+        <w:rPr>
+          <w:rFonts w:ascii="Times New Roman" w:hAnsi="Times New Roman" w:cs="Times New Roman"/>
+        </w:rPr>
+        <w:t xml:space="preserve"> o computador guarda separadamente cada carácter que foi digitado e numerando cada um dês do 0 à diante</w:t>
       </w:r>
       <w:r>
         <w:rPr>
@@ -195,11 +209,19 @@
           <w:rFonts w:ascii="Times New Roman" w:hAnsi="Times New Roman" w:cs="Times New Roman"/>
         </w:rPr>
       </w:pPr>
-      <w:r>
-        <w:rPr>
-          <w:rFonts w:ascii="Times New Roman" w:hAnsi="Times New Roman" w:cs="Times New Roman"/>
-        </w:rPr>
-        <w:t xml:space="preserve">End </w:t>
+      <w:proofErr w:type="spellStart"/>
+      <w:r>
+        <w:rPr>
+          <w:rFonts w:ascii="Times New Roman" w:hAnsi="Times New Roman" w:cs="Times New Roman"/>
+        </w:rPr>
+        <w:t>End</w:t>
+      </w:r>
+      <w:proofErr w:type="spellEnd"/>
+      <w:r>
+        <w:rPr>
+          <w:rFonts w:ascii="Times New Roman" w:hAnsi="Times New Roman" w:cs="Times New Roman"/>
+        </w:rPr>
+        <w:t xml:space="preserve"> </w:t>
       </w:r>
       <w:r>
         <w:rPr>
@@ -247,7 +269,21 @@
         <w:rPr>
           <w:rFonts w:ascii="Times New Roman" w:hAnsi="Times New Roman" w:cs="Times New Roman"/>
         </w:rPr>
-        <w:t xml:space="preserve"> juntando com oque está no meio das aspas.</w:t>
+        <w:t xml:space="preserve"> juntando com </w:t>
+      </w:r>
+      <w:proofErr w:type="spellStart"/>
+      <w:r>
+        <w:rPr>
+          <w:rFonts w:ascii="Times New Roman" w:hAnsi="Times New Roman" w:cs="Times New Roman"/>
+        </w:rPr>
+        <w:t>oque</w:t>
+      </w:r>
+      <w:proofErr w:type="spellEnd"/>
+      <w:r>
+        <w:rPr>
+          <w:rFonts w:ascii="Times New Roman" w:hAnsi="Times New Roman" w:cs="Times New Roman"/>
+        </w:rPr>
+        <w:t xml:space="preserve"> está no meio das aspas.</w:t>
       </w:r>
       <w:r>
         <w:rPr>
@@ -423,7 +459,21 @@
         <w:rPr>
           <w:rFonts w:ascii="Times New Roman" w:hAnsi="Times New Roman" w:cs="Times New Roman"/>
         </w:rPr>
-        <w:t xml:space="preserve"> = VdoPto #Ele irar pula sempre dois.</w:t>
+        <w:t xml:space="preserve"> = </w:t>
+      </w:r>
+      <w:proofErr w:type="spellStart"/>
+      <w:r>
+        <w:rPr>
+          <w:rFonts w:ascii="Times New Roman" w:hAnsi="Times New Roman" w:cs="Times New Roman"/>
+        </w:rPr>
+        <w:t>VdoPto</w:t>
+      </w:r>
+      <w:proofErr w:type="spellEnd"/>
+      <w:r>
+        <w:rPr>
+          <w:rFonts w:ascii="Times New Roman" w:hAnsi="Times New Roman" w:cs="Times New Roman"/>
+        </w:rPr>
+        <w:t xml:space="preserve"> #Ele irar pula sempre dois.</w:t>
       </w:r>
     </w:p>
     <w:p>
@@ -460,11 +510,19 @@
           <w:rFonts w:ascii="Times New Roman" w:hAnsi="Times New Roman" w:cs="Times New Roman"/>
         </w:rPr>
       </w:pPr>
-      <w:r>
-        <w:rPr>
-          <w:rFonts w:ascii="Times New Roman" w:hAnsi="Times New Roman" w:cs="Times New Roman"/>
-        </w:rPr>
-        <w:t>len(frase) = 21 #Vai dizer quantos caracteres temos.</w:t>
+      <w:proofErr w:type="spellStart"/>
+      <w:r>
+        <w:rPr>
+          <w:rFonts w:ascii="Times New Roman" w:hAnsi="Times New Roman" w:cs="Times New Roman"/>
+        </w:rPr>
+        <w:t>len</w:t>
+      </w:r>
+      <w:proofErr w:type="spellEnd"/>
+      <w:r>
+        <w:rPr>
+          <w:rFonts w:ascii="Times New Roman" w:hAnsi="Times New Roman" w:cs="Times New Roman"/>
+        </w:rPr>
+        <w:t>(frase) = 21 #Vai dizer quantos caracteres temos.</w:t>
       </w:r>
     </w:p>
     <w:p>
@@ -479,11 +537,19 @@
           <w:rFonts w:ascii="Times New Roman" w:hAnsi="Times New Roman" w:cs="Times New Roman"/>
         </w:rPr>
       </w:pPr>
-      <w:r>
-        <w:rPr>
-          <w:rFonts w:ascii="Times New Roman" w:hAnsi="Times New Roman" w:cs="Times New Roman"/>
-        </w:rPr>
-        <w:t>Frase.count(‘o’) = 3 #Vai dizer quantas vezes apareceu o que foi solicitado.</w:t>
+      <w:proofErr w:type="spellStart"/>
+      <w:r>
+        <w:rPr>
+          <w:rFonts w:ascii="Times New Roman" w:hAnsi="Times New Roman" w:cs="Times New Roman"/>
+        </w:rPr>
+        <w:t>Frase.count</w:t>
+      </w:r>
+      <w:proofErr w:type="spellEnd"/>
+      <w:r>
+        <w:rPr>
+          <w:rFonts w:ascii="Times New Roman" w:hAnsi="Times New Roman" w:cs="Times New Roman"/>
+        </w:rPr>
+        <w:t>(‘o’) = 3 #Vai dizer quantas vezes apareceu o que foi solicitado.</w:t>
       </w:r>
     </w:p>
     <w:p>
@@ -498,11 +564,33 @@
           <w:rFonts w:ascii="Times New Roman" w:hAnsi="Times New Roman" w:cs="Times New Roman"/>
         </w:rPr>
       </w:pPr>
-      <w:r>
-        <w:rPr>
-          <w:rFonts w:ascii="Times New Roman" w:hAnsi="Times New Roman" w:cs="Times New Roman"/>
-        </w:rPr>
-        <w:t>Frase.find(‘deo’) = 11 #Procura o que foi solicitado e fala o índice que começa, se ele não acha o resultado será -1.</w:t>
+      <w:proofErr w:type="spellStart"/>
+      <w:r>
+        <w:rPr>
+          <w:rFonts w:ascii="Times New Roman" w:hAnsi="Times New Roman" w:cs="Times New Roman"/>
+        </w:rPr>
+        <w:t>Frase.find</w:t>
+      </w:r>
+      <w:proofErr w:type="spellEnd"/>
+      <w:r>
+        <w:rPr>
+          <w:rFonts w:ascii="Times New Roman" w:hAnsi="Times New Roman" w:cs="Times New Roman"/>
+        </w:rPr>
+        <w:t>(‘</w:t>
+      </w:r>
+      <w:proofErr w:type="spellStart"/>
+      <w:r>
+        <w:rPr>
+          <w:rFonts w:ascii="Times New Roman" w:hAnsi="Times New Roman" w:cs="Times New Roman"/>
+        </w:rPr>
+        <w:t>deo</w:t>
+      </w:r>
+      <w:proofErr w:type="spellEnd"/>
+      <w:r>
+        <w:rPr>
+          <w:rFonts w:ascii="Times New Roman" w:hAnsi="Times New Roman" w:cs="Times New Roman"/>
+        </w:rPr>
+        <w:t>’) = 11 #Procura o que foi solicitado e fala o índice que começa, se ele não acha o resultado será -1.</w:t>
       </w:r>
     </w:p>
     <w:p>
@@ -521,7 +609,21 @@
         <w:rPr>
           <w:rFonts w:ascii="Times New Roman" w:hAnsi="Times New Roman" w:cs="Times New Roman"/>
         </w:rPr>
-        <w:t>‘Curso’ in frase = True #Existe curso em frase?</w:t>
+        <w:t xml:space="preserve">‘Curso’ in frase = </w:t>
+      </w:r>
+      <w:proofErr w:type="spellStart"/>
+      <w:r>
+        <w:rPr>
+          <w:rFonts w:ascii="Times New Roman" w:hAnsi="Times New Roman" w:cs="Times New Roman"/>
+        </w:rPr>
+        <w:t>True</w:t>
+      </w:r>
+      <w:proofErr w:type="spellEnd"/>
+      <w:r>
+        <w:rPr>
+          <w:rFonts w:ascii="Times New Roman" w:hAnsi="Times New Roman" w:cs="Times New Roman"/>
+        </w:rPr>
+        <w:t xml:space="preserve"> #Existe curso em frase?</w:t>
       </w:r>
     </w:p>
     <w:p>
@@ -558,11 +660,33 @@
           <w:rFonts w:ascii="Times New Roman" w:hAnsi="Times New Roman" w:cs="Times New Roman"/>
         </w:rPr>
       </w:pPr>
-      <w:r>
-        <w:rPr>
-          <w:rFonts w:ascii="Times New Roman" w:hAnsi="Times New Roman" w:cs="Times New Roman"/>
-        </w:rPr>
-        <w:t>frase.replace(‘Python”Android’) = Android em Vídeo Python #Troque Python por Android.</w:t>
+      <w:proofErr w:type="spellStart"/>
+      <w:r>
+        <w:rPr>
+          <w:rFonts w:ascii="Times New Roman" w:hAnsi="Times New Roman" w:cs="Times New Roman"/>
+        </w:rPr>
+        <w:t>frase.replace</w:t>
+      </w:r>
+      <w:proofErr w:type="spellEnd"/>
+      <w:r>
+        <w:rPr>
+          <w:rFonts w:ascii="Times New Roman" w:hAnsi="Times New Roman" w:cs="Times New Roman"/>
+        </w:rPr>
+        <w:t>(‘</w:t>
+      </w:r>
+      <w:proofErr w:type="spellStart"/>
+      <w:r>
+        <w:rPr>
+          <w:rFonts w:ascii="Times New Roman" w:hAnsi="Times New Roman" w:cs="Times New Roman"/>
+        </w:rPr>
+        <w:t>Python”Android</w:t>
+      </w:r>
+      <w:proofErr w:type="spellEnd"/>
+      <w:r>
+        <w:rPr>
+          <w:rFonts w:ascii="Times New Roman" w:hAnsi="Times New Roman" w:cs="Times New Roman"/>
+        </w:rPr>
+        <w:t>’) = Android em Vídeo Python #Troque Python por Android.</w:t>
       </w:r>
     </w:p>
     <w:p>
@@ -577,11 +701,19 @@
           <w:rFonts w:ascii="Times New Roman" w:hAnsi="Times New Roman" w:cs="Times New Roman"/>
         </w:rPr>
       </w:pPr>
-      <w:r>
-        <w:rPr>
-          <w:rFonts w:ascii="Times New Roman" w:hAnsi="Times New Roman" w:cs="Times New Roman"/>
-        </w:rPr>
-        <w:t>frase.upper() = CURSO EM VIDEO PYTHON</w:t>
+      <w:proofErr w:type="spellStart"/>
+      <w:r>
+        <w:rPr>
+          <w:rFonts w:ascii="Times New Roman" w:hAnsi="Times New Roman" w:cs="Times New Roman"/>
+        </w:rPr>
+        <w:t>frase.upper</w:t>
+      </w:r>
+      <w:proofErr w:type="spellEnd"/>
+      <w:r>
+        <w:rPr>
+          <w:rFonts w:ascii="Times New Roman" w:hAnsi="Times New Roman" w:cs="Times New Roman"/>
+        </w:rPr>
+        <w:t>() = CURSO EM VIDEO PYTHON</w:t>
       </w:r>
     </w:p>
     <w:p>
@@ -596,12 +728,28 @@
           <w:rFonts w:ascii="Times New Roman" w:hAnsi="Times New Roman" w:cs="Times New Roman"/>
         </w:rPr>
       </w:pPr>
-      <w:r>
-        <w:rPr>
-          <w:rFonts w:ascii="Times New Roman" w:hAnsi="Times New Roman" w:cs="Times New Roman"/>
-        </w:rPr>
-        <w:t>frase.lower() = curso em vídeo python</w:t>
-      </w:r>
+      <w:proofErr w:type="spellStart"/>
+      <w:r>
+        <w:rPr>
+          <w:rFonts w:ascii="Times New Roman" w:hAnsi="Times New Roman" w:cs="Times New Roman"/>
+        </w:rPr>
+        <w:t>frase.lower</w:t>
+      </w:r>
+      <w:proofErr w:type="spellEnd"/>
+      <w:r>
+        <w:rPr>
+          <w:rFonts w:ascii="Times New Roman" w:hAnsi="Times New Roman" w:cs="Times New Roman"/>
+        </w:rPr>
+        <w:t xml:space="preserve">() = curso em vídeo </w:t>
+      </w:r>
+      <w:proofErr w:type="spellStart"/>
+      <w:r>
+        <w:rPr>
+          <w:rFonts w:ascii="Times New Roman" w:hAnsi="Times New Roman" w:cs="Times New Roman"/>
+        </w:rPr>
+        <w:t>python</w:t>
+      </w:r>
+      <w:proofErr w:type="spellEnd"/>
     </w:p>
     <w:p>
       <w:pPr>
@@ -615,11 +763,33 @@
           <w:rFonts w:ascii="Times New Roman" w:hAnsi="Times New Roman" w:cs="Times New Roman"/>
         </w:rPr>
       </w:pPr>
-      <w:r>
-        <w:rPr>
-          <w:rFonts w:ascii="Times New Roman" w:hAnsi="Times New Roman" w:cs="Times New Roman"/>
-        </w:rPr>
-        <w:t>frase.capitalize() = Curso em vídeo python #Só a primeira letra da frase ficara maiúscula</w:t>
+      <w:proofErr w:type="spellStart"/>
+      <w:r>
+        <w:rPr>
+          <w:rFonts w:ascii="Times New Roman" w:hAnsi="Times New Roman" w:cs="Times New Roman"/>
+        </w:rPr>
+        <w:t>frase.capitalize</w:t>
+      </w:r>
+      <w:proofErr w:type="spellEnd"/>
+      <w:r>
+        <w:rPr>
+          <w:rFonts w:ascii="Times New Roman" w:hAnsi="Times New Roman" w:cs="Times New Roman"/>
+        </w:rPr>
+        <w:t xml:space="preserve">() = Curso em vídeo </w:t>
+      </w:r>
+      <w:proofErr w:type="spellStart"/>
+      <w:r>
+        <w:rPr>
+          <w:rFonts w:ascii="Times New Roman" w:hAnsi="Times New Roman" w:cs="Times New Roman"/>
+        </w:rPr>
+        <w:t>python</w:t>
+      </w:r>
+      <w:proofErr w:type="spellEnd"/>
+      <w:r>
+        <w:rPr>
+          <w:rFonts w:ascii="Times New Roman" w:hAnsi="Times New Roman" w:cs="Times New Roman"/>
+        </w:rPr>
+        <w:t xml:space="preserve"> #Só a primeira letra da frase ficara maiúscula</w:t>
       </w:r>
     </w:p>
     <w:p>
@@ -634,11 +804,19 @@
           <w:rFonts w:ascii="Times New Roman" w:hAnsi="Times New Roman" w:cs="Times New Roman"/>
         </w:rPr>
       </w:pPr>
-      <w:r>
-        <w:rPr>
-          <w:rFonts w:ascii="Times New Roman" w:hAnsi="Times New Roman" w:cs="Times New Roman"/>
-        </w:rPr>
-        <w:t>frase.title() = Curso Em Vídeo Python #Todas as palavras começam com a letra maiúscula</w:t>
+      <w:proofErr w:type="spellStart"/>
+      <w:r>
+        <w:rPr>
+          <w:rFonts w:ascii="Times New Roman" w:hAnsi="Times New Roman" w:cs="Times New Roman"/>
+        </w:rPr>
+        <w:t>frase.title</w:t>
+      </w:r>
+      <w:proofErr w:type="spellEnd"/>
+      <w:r>
+        <w:rPr>
+          <w:rFonts w:ascii="Times New Roman" w:hAnsi="Times New Roman" w:cs="Times New Roman"/>
+        </w:rPr>
+        <w:t>() = Curso Em Vídeo Python #Todas as palavras começam com a letra maiúscula</w:t>
       </w:r>
       <w:r>
         <w:rPr>
@@ -727,11 +905,19 @@
           <w:rFonts w:ascii="Times New Roman" w:hAnsi="Times New Roman" w:cs="Times New Roman"/>
         </w:rPr>
       </w:pPr>
-      <w:r>
-        <w:rPr>
-          <w:rFonts w:ascii="Times New Roman" w:hAnsi="Times New Roman" w:cs="Times New Roman"/>
-        </w:rPr>
-        <w:t xml:space="preserve">frase.strip() = </w:t>
+      <w:proofErr w:type="spellStart"/>
+      <w:r>
+        <w:rPr>
+          <w:rFonts w:ascii="Times New Roman" w:hAnsi="Times New Roman" w:cs="Times New Roman"/>
+        </w:rPr>
+        <w:t>frase.strip</w:t>
+      </w:r>
+      <w:proofErr w:type="spellEnd"/>
+      <w:r>
+        <w:rPr>
+          <w:rFonts w:ascii="Times New Roman" w:hAnsi="Times New Roman" w:cs="Times New Roman"/>
+        </w:rPr>
+        <w:t xml:space="preserve">() = </w:t>
       </w:r>
       <w:r>
         <w:rPr>
@@ -784,13 +970,55 @@
         <w:rPr>
           <w:rFonts w:ascii="Times New Roman" w:hAnsi="Times New Roman" w:cs="Times New Roman"/>
         </w:rPr>
-        <w:t xml:space="preserve"> Ele tira todos os espaços excedentes do começo e do fim da string. E temos uma variação desse método que é</w:t>
-      </w:r>
-      <w:r>
-        <w:rPr>
-          <w:rFonts w:ascii="Times New Roman" w:hAnsi="Times New Roman" w:cs="Times New Roman"/>
-        </w:rPr>
-        <w:t xml:space="preserve"> rstrip() irá tirar só os espaços da direita e lstrip() irá tirar só os espaços da esquerda </w:t>
+        <w:t xml:space="preserve"> Ele tira todos os espaços excedentes do começo e do fim da </w:t>
+      </w:r>
+      <w:proofErr w:type="spellStart"/>
+      <w:r>
+        <w:rPr>
+          <w:rFonts w:ascii="Times New Roman" w:hAnsi="Times New Roman" w:cs="Times New Roman"/>
+        </w:rPr>
+        <w:t>string</w:t>
+      </w:r>
+      <w:proofErr w:type="spellEnd"/>
+      <w:r>
+        <w:rPr>
+          <w:rFonts w:ascii="Times New Roman" w:hAnsi="Times New Roman" w:cs="Times New Roman"/>
+        </w:rPr>
+        <w:t>. E temos uma variação desse método que é</w:t>
+      </w:r>
+      <w:r>
+        <w:rPr>
+          <w:rFonts w:ascii="Times New Roman" w:hAnsi="Times New Roman" w:cs="Times New Roman"/>
+        </w:rPr>
+        <w:t xml:space="preserve"> </w:t>
+      </w:r>
+      <w:proofErr w:type="spellStart"/>
+      <w:r>
+        <w:rPr>
+          <w:rFonts w:ascii="Times New Roman" w:hAnsi="Times New Roman" w:cs="Times New Roman"/>
+        </w:rPr>
+        <w:t>rstrip</w:t>
+      </w:r>
+      <w:proofErr w:type="spellEnd"/>
+      <w:r>
+        <w:rPr>
+          <w:rFonts w:ascii="Times New Roman" w:hAnsi="Times New Roman" w:cs="Times New Roman"/>
+        </w:rPr>
+        <w:t xml:space="preserve">() irá tirar só os espaços da direita e </w:t>
+      </w:r>
+      <w:proofErr w:type="spellStart"/>
+      <w:r>
+        <w:rPr>
+          <w:rFonts w:ascii="Times New Roman" w:hAnsi="Times New Roman" w:cs="Times New Roman"/>
+        </w:rPr>
+        <w:t>lstrip</w:t>
+      </w:r>
+      <w:proofErr w:type="spellEnd"/>
+      <w:r>
+        <w:rPr>
+          <w:rFonts w:ascii="Times New Roman" w:hAnsi="Times New Roman" w:cs="Times New Roman"/>
+        </w:rPr>
+        <w:t xml:space="preserve">() irá tirar só os espaços da esquerda </w:t>
       </w:r>
       <w:r>
         <w:rPr>
@@ -833,11 +1061,19 @@
           <w:rFonts w:ascii="Times New Roman" w:hAnsi="Times New Roman" w:cs="Times New Roman"/>
         </w:rPr>
       </w:pPr>
-      <w:r>
-        <w:rPr>
-          <w:rFonts w:ascii="Times New Roman" w:hAnsi="Times New Roman" w:cs="Times New Roman"/>
-        </w:rPr>
-        <w:t>frase.split() #Resultado na imagem abaixo:</w:t>
+      <w:proofErr w:type="spellStart"/>
+      <w:r>
+        <w:rPr>
+          <w:rFonts w:ascii="Times New Roman" w:hAnsi="Times New Roman" w:cs="Times New Roman"/>
+        </w:rPr>
+        <w:t>frase.split</w:t>
+      </w:r>
+      <w:proofErr w:type="spellEnd"/>
+      <w:r>
+        <w:rPr>
+          <w:rFonts w:ascii="Times New Roman" w:hAnsi="Times New Roman" w:cs="Times New Roman"/>
+        </w:rPr>
+        <w:t>() #Resultado na imagem abaixo:</w:t>
       </w:r>
     </w:p>
     <w:p>
@@ -928,8 +1164,44 @@
         <w:rPr>
           <w:rFonts w:ascii="Times New Roman" w:hAnsi="Times New Roman" w:cs="Times New Roman"/>
         </w:rPr>
-        <w:t>‘-’.join(frase) = curso-em-video-pyhon</w:t>
-      </w:r>
+        <w:t>‘-’.</w:t>
+      </w:r>
+      <w:proofErr w:type="spellStart"/>
+      <w:r>
+        <w:rPr>
+          <w:rFonts w:ascii="Times New Roman" w:hAnsi="Times New Roman" w:cs="Times New Roman"/>
+        </w:rPr>
+        <w:t>join</w:t>
+      </w:r>
+      <w:proofErr w:type="spellEnd"/>
+      <w:r>
+        <w:rPr>
+          <w:rFonts w:ascii="Times New Roman" w:hAnsi="Times New Roman" w:cs="Times New Roman"/>
+        </w:rPr>
+        <w:t>(frase) = curso-em-</w:t>
+      </w:r>
+      <w:proofErr w:type="spellStart"/>
+      <w:r>
+        <w:rPr>
+          <w:rFonts w:ascii="Times New Roman" w:hAnsi="Times New Roman" w:cs="Times New Roman"/>
+        </w:rPr>
+        <w:t>video</w:t>
+      </w:r>
+      <w:proofErr w:type="spellEnd"/>
+      <w:r>
+        <w:rPr>
+          <w:rFonts w:ascii="Times New Roman" w:hAnsi="Times New Roman" w:cs="Times New Roman"/>
+        </w:rPr>
+        <w:t>-</w:t>
+      </w:r>
+      <w:proofErr w:type="spellStart"/>
+      <w:r>
+        <w:rPr>
+          <w:rFonts w:ascii="Times New Roman" w:hAnsi="Times New Roman" w:cs="Times New Roman"/>
+        </w:rPr>
+        <w:t>pyhon</w:t>
+      </w:r>
+      <w:proofErr w:type="spellEnd"/>
     </w:p>
     <w:p>
       <w:pPr>
@@ -1206,7 +1478,14 @@
         <w:rPr>
           <w:rFonts w:ascii="Times New Roman" w:hAnsi="Times New Roman" w:cs="Times New Roman"/>
         </w:rPr>
-        <w:t>Dentro de um I</w:t>
+        <w:t xml:space="preserve">Dentro de um </w:t>
+      </w:r>
+      <w:proofErr w:type="spellStart"/>
+      <w:r>
+        <w:rPr>
+          <w:rFonts w:ascii="Times New Roman" w:hAnsi="Times New Roman" w:cs="Times New Roman"/>
+        </w:rPr>
+        <w:t>I</w:t>
       </w:r>
       <w:r>
         <w:rPr>
@@ -1214,18 +1493,21 @@
         </w:rPr>
         <w:t>f</w:t>
       </w:r>
+      <w:proofErr w:type="spellEnd"/>
       <w:r>
         <w:rPr>
           <w:rFonts w:ascii="Times New Roman" w:hAnsi="Times New Roman" w:cs="Times New Roman"/>
         </w:rPr>
         <w:t xml:space="preserve"> posso usar vários </w:t>
       </w:r>
+      <w:proofErr w:type="spellStart"/>
       <w:r>
         <w:rPr>
           <w:rFonts w:ascii="Times New Roman" w:hAnsi="Times New Roman" w:cs="Times New Roman"/>
         </w:rPr>
         <w:t>Elif</w:t>
       </w:r>
+      <w:proofErr w:type="spellEnd"/>
       <w:r>
         <w:rPr>
           <w:rFonts w:ascii="Times New Roman" w:hAnsi="Times New Roman" w:cs="Times New Roman"/>
@@ -1238,17 +1520,47 @@
         </w:rPr>
         <w:t xml:space="preserve"> Para ter um </w:t>
       </w:r>
-      <w:r>
-        <w:rPr>
-          <w:rFonts w:ascii="Times New Roman" w:hAnsi="Times New Roman" w:cs="Times New Roman"/>
-        </w:rPr>
-        <w:t>Elif tem que ter um If</w:t>
-      </w:r>
-      <w:r>
-        <w:rPr>
-          <w:rFonts w:ascii="Times New Roman" w:hAnsi="Times New Roman" w:cs="Times New Roman"/>
-        </w:rPr>
-        <w:t xml:space="preserve">. Nem todo If tem Else </w:t>
+      <w:proofErr w:type="spellStart"/>
+      <w:r>
+        <w:rPr>
+          <w:rFonts w:ascii="Times New Roman" w:hAnsi="Times New Roman" w:cs="Times New Roman"/>
+        </w:rPr>
+        <w:t>Elif</w:t>
+      </w:r>
+      <w:proofErr w:type="spellEnd"/>
+      <w:r>
+        <w:rPr>
+          <w:rFonts w:ascii="Times New Roman" w:hAnsi="Times New Roman" w:cs="Times New Roman"/>
+        </w:rPr>
+        <w:t xml:space="preserve"> tem que ter um </w:t>
+      </w:r>
+      <w:proofErr w:type="spellStart"/>
+      <w:r>
+        <w:rPr>
+          <w:rFonts w:ascii="Times New Roman" w:hAnsi="Times New Roman" w:cs="Times New Roman"/>
+        </w:rPr>
+        <w:t>If</w:t>
+      </w:r>
+      <w:proofErr w:type="spellEnd"/>
+      <w:r>
+        <w:rPr>
+          <w:rFonts w:ascii="Times New Roman" w:hAnsi="Times New Roman" w:cs="Times New Roman"/>
+        </w:rPr>
+        <w:t xml:space="preserve">. Nem todo </w:t>
+      </w:r>
+      <w:proofErr w:type="spellStart"/>
+      <w:r>
+        <w:rPr>
+          <w:rFonts w:ascii="Times New Roman" w:hAnsi="Times New Roman" w:cs="Times New Roman"/>
+        </w:rPr>
+        <w:t>If</w:t>
+      </w:r>
+      <w:proofErr w:type="spellEnd"/>
+      <w:r>
+        <w:rPr>
+          <w:rFonts w:ascii="Times New Roman" w:hAnsi="Times New Roman" w:cs="Times New Roman"/>
+        </w:rPr>
+        <w:t xml:space="preserve"> tem Else </w:t>
       </w:r>
     </w:p>
     <w:p>
@@ -1270,11 +1582,19 @@
         </w:rPr>
         <w:t xml:space="preserve"> </w:t>
       </w:r>
-      <w:r>
-        <w:rPr>
-          <w:rFonts w:ascii="Times New Roman" w:hAnsi="Times New Roman" w:cs="Times New Roman"/>
-        </w:rPr>
-        <w:t>Elif = S</w:t>
+      <w:proofErr w:type="spellStart"/>
+      <w:r>
+        <w:rPr>
+          <w:rFonts w:ascii="Times New Roman" w:hAnsi="Times New Roman" w:cs="Times New Roman"/>
+        </w:rPr>
+        <w:t>Elif</w:t>
+      </w:r>
+      <w:proofErr w:type="spellEnd"/>
+      <w:r>
+        <w:rPr>
+          <w:rFonts w:ascii="Times New Roman" w:hAnsi="Times New Roman" w:cs="Times New Roman"/>
+        </w:rPr>
+        <w:t xml:space="preserve"> = S</w:t>
       </w:r>
       <w:r>
         <w:rPr>
@@ -1300,7 +1620,21 @@
         <w:rPr>
           <w:rFonts w:ascii="Times New Roman" w:hAnsi="Times New Roman" w:cs="Times New Roman"/>
         </w:rPr>
-        <w:t xml:space="preserve">O IF e Elif coloca uma situação o Else </w:t>
+        <w:t xml:space="preserve">O IF e </w:t>
+      </w:r>
+      <w:proofErr w:type="spellStart"/>
+      <w:r>
+        <w:rPr>
+          <w:rFonts w:ascii="Times New Roman" w:hAnsi="Times New Roman" w:cs="Times New Roman"/>
+        </w:rPr>
+        <w:t>Elif</w:t>
+      </w:r>
+      <w:proofErr w:type="spellEnd"/>
+      <w:r>
+        <w:rPr>
+          <w:rFonts w:ascii="Times New Roman" w:hAnsi="Times New Roman" w:cs="Times New Roman"/>
+        </w:rPr>
+        <w:t xml:space="preserve"> coloca uma situação o Else </w:t>
       </w:r>
       <w:r>
         <w:rPr>
@@ -1397,13 +1731,27 @@
         <w:rPr>
           <w:rFonts w:ascii="Times New Roman" w:hAnsi="Times New Roman" w:cs="Times New Roman"/>
         </w:rPr>
-        <w:t>Escape se</w:t>
-      </w:r>
-      <w:r>
-        <w:rPr>
-          <w:rFonts w:ascii="Times New Roman" w:hAnsi="Times New Roman" w:cs="Times New Roman"/>
-        </w:rPr>
-        <w:t>quence ANSI tem que colocar \</w:t>
+        <w:t xml:space="preserve">Escape </w:t>
+      </w:r>
+      <w:proofErr w:type="spellStart"/>
+      <w:r>
+        <w:rPr>
+          <w:rFonts w:ascii="Times New Roman" w:hAnsi="Times New Roman" w:cs="Times New Roman"/>
+        </w:rPr>
+        <w:t>se</w:t>
+      </w:r>
+      <w:r>
+        <w:rPr>
+          <w:rFonts w:ascii="Times New Roman" w:hAnsi="Times New Roman" w:cs="Times New Roman"/>
+        </w:rPr>
+        <w:t>quence</w:t>
+      </w:r>
+      <w:proofErr w:type="spellEnd"/>
+      <w:r>
+        <w:rPr>
+          <w:rFonts w:ascii="Times New Roman" w:hAnsi="Times New Roman" w:cs="Times New Roman"/>
+        </w:rPr>
+        <w:t xml:space="preserve"> ANSI tem que colocar \</w:t>
       </w:r>
       <w:r>
         <w:rPr>
@@ -1589,7 +1937,25 @@
           <w:sz w:val="22"/>
           <w:szCs w:val="22"/>
         </w:rPr>
-        <w:t>Ele percorre uma sequência (como números, listas ou strings).</w:t>
+        <w:t xml:space="preserve">Ele percorre uma sequência (como números, listas ou </w:t>
+      </w:r>
+      <w:proofErr w:type="spellStart"/>
+      <w:r>
+        <w:rPr>
+          <w:rFonts w:ascii="Times New Roman" w:hAnsi="Times New Roman" w:cs="Times New Roman"/>
+          <w:sz w:val="22"/>
+          <w:szCs w:val="22"/>
+        </w:rPr>
+        <w:t>strings</w:t>
+      </w:r>
+      <w:proofErr w:type="spellEnd"/>
+      <w:r>
+        <w:rPr>
+          <w:rFonts w:ascii="Times New Roman" w:hAnsi="Times New Roman" w:cs="Times New Roman"/>
+          <w:sz w:val="22"/>
+          <w:szCs w:val="22"/>
+        </w:rPr>
+        <w:t>).</w:t>
       </w:r>
     </w:p>
     <w:p>
@@ -2143,8 +2509,18 @@
           <w:sz w:val="22"/>
           <w:szCs w:val="22"/>
         </w:rPr>
-        <w:t>Exemplo 4 – Percorrendo uma String</w:t>
-      </w:r>
+        <w:t xml:space="preserve">Exemplo 4 – Percorrendo uma </w:t>
+      </w:r>
+      <w:proofErr w:type="spellStart"/>
+      <w:r>
+        <w:rPr>
+          <w:rFonts w:ascii="Times New Roman" w:hAnsi="Times New Roman" w:cs="Times New Roman"/>
+          <w:sz w:val="22"/>
+          <w:szCs w:val="22"/>
+        </w:rPr>
+        <w:t>String</w:t>
+      </w:r>
+      <w:proofErr w:type="spellEnd"/>
     </w:p>
     <w:p>
       <w:pPr>
@@ -2156,6 +2532,7 @@
           <w:lang w:val="en-US"/>
         </w:rPr>
       </w:pPr>
+      <w:proofErr w:type="spellStart"/>
       <w:r>
         <w:rPr>
           <w:rFonts w:ascii="Times New Roman" w:hAnsi="Times New Roman" w:cs="Times New Roman"/>
@@ -2163,39 +2540,39 @@
           <w:szCs w:val="22"/>
           <w:lang w:val="en-US"/>
         </w:rPr>
-        <w:t>frase = "Python"</w:t>
-      </w:r>
-    </w:p>
-    <w:p>
-      <w:pPr>
-        <w:spacing w:line="240" w:lineRule="auto"/>
+        <w:t>frase</w:t>
+      </w:r>
+      <w:proofErr w:type="spellEnd"/>
+      <w:r>
         <w:rPr>
           <w:rFonts w:ascii="Times New Roman" w:hAnsi="Times New Roman" w:cs="Times New Roman"/>
           <w:sz w:val="22"/>
           <w:szCs w:val="22"/>
           <w:lang w:val="en-US"/>
         </w:rPr>
-      </w:pPr>
-      <w:r>
+        <w:t xml:space="preserve"> = "Python"</w:t>
+      </w:r>
+    </w:p>
+    <w:p>
+      <w:pPr>
+        <w:spacing w:line="240" w:lineRule="auto"/>
         <w:rPr>
           <w:rFonts w:ascii="Times New Roman" w:hAnsi="Times New Roman" w:cs="Times New Roman"/>
           <w:sz w:val="22"/>
           <w:szCs w:val="22"/>
           <w:lang w:val="en-US"/>
         </w:rPr>
-        <w:t>for letra in frase:</w:t>
-      </w:r>
-    </w:p>
-    <w:p>
-      <w:pPr>
-        <w:spacing w:line="240" w:lineRule="auto"/>
+      </w:pPr>
+      <w:r>
         <w:rPr>
           <w:rFonts w:ascii="Times New Roman" w:hAnsi="Times New Roman" w:cs="Times New Roman"/>
           <w:sz w:val="22"/>
           <w:szCs w:val="22"/>
           <w:lang w:val="en-US"/>
         </w:rPr>
-      </w:pPr>
+        <w:t xml:space="preserve">for </w:t>
+      </w:r>
+      <w:proofErr w:type="spellStart"/>
       <w:r>
         <w:rPr>
           <w:rFonts w:ascii="Times New Roman" w:hAnsi="Times New Roman" w:cs="Times New Roman"/>
@@ -2203,7 +2580,77 @@
           <w:szCs w:val="22"/>
           <w:lang w:val="en-US"/>
         </w:rPr>
-        <w:t xml:space="preserve">    print(letra)</w:t>
+        <w:t>letra</w:t>
+      </w:r>
+      <w:proofErr w:type="spellEnd"/>
+      <w:r>
+        <w:rPr>
+          <w:rFonts w:ascii="Times New Roman" w:hAnsi="Times New Roman" w:cs="Times New Roman"/>
+          <w:sz w:val="22"/>
+          <w:szCs w:val="22"/>
+          <w:lang w:val="en-US"/>
+        </w:rPr>
+        <w:t xml:space="preserve"> in </w:t>
+      </w:r>
+      <w:proofErr w:type="spellStart"/>
+      <w:r>
+        <w:rPr>
+          <w:rFonts w:ascii="Times New Roman" w:hAnsi="Times New Roman" w:cs="Times New Roman"/>
+          <w:sz w:val="22"/>
+          <w:szCs w:val="22"/>
+          <w:lang w:val="en-US"/>
+        </w:rPr>
+        <w:t>frase</w:t>
+      </w:r>
+      <w:proofErr w:type="spellEnd"/>
+      <w:r>
+        <w:rPr>
+          <w:rFonts w:ascii="Times New Roman" w:hAnsi="Times New Roman" w:cs="Times New Roman"/>
+          <w:sz w:val="22"/>
+          <w:szCs w:val="22"/>
+          <w:lang w:val="en-US"/>
+        </w:rPr>
+        <w:t>:</w:t>
+      </w:r>
+    </w:p>
+    <w:p>
+      <w:pPr>
+        <w:spacing w:line="240" w:lineRule="auto"/>
+        <w:rPr>
+          <w:rFonts w:ascii="Times New Roman" w:hAnsi="Times New Roman" w:cs="Times New Roman"/>
+          <w:sz w:val="22"/>
+          <w:szCs w:val="22"/>
+          <w:lang w:val="en-US"/>
+        </w:rPr>
+      </w:pPr>
+      <w:r>
+        <w:rPr>
+          <w:rFonts w:ascii="Times New Roman" w:hAnsi="Times New Roman" w:cs="Times New Roman"/>
+          <w:sz w:val="22"/>
+          <w:szCs w:val="22"/>
+          <w:lang w:val="en-US"/>
+        </w:rPr>
+        <w:t xml:space="preserve">    print(</w:t>
+      </w:r>
+      <w:proofErr w:type="spellStart"/>
+      <w:r>
+        <w:rPr>
+          <w:rFonts w:ascii="Times New Roman" w:hAnsi="Times New Roman" w:cs="Times New Roman"/>
+          <w:sz w:val="22"/>
+          <w:szCs w:val="22"/>
+          <w:lang w:val="en-US"/>
+        </w:rPr>
+        <w:t>letra</w:t>
+      </w:r>
+      <w:proofErr w:type="spellEnd"/>
+      <w:r>
+        <w:rPr>
+          <w:rFonts w:ascii="Times New Roman" w:hAnsi="Times New Roman" w:cs="Times New Roman"/>
+          <w:sz w:val="22"/>
+          <w:szCs w:val="22"/>
+          <w:lang w:val="en-US"/>
+        </w:rPr>
+        <w:t>)</w:t>
       </w:r>
     </w:p>
     <w:p>
@@ -2292,7 +2739,25 @@
           <w:sz w:val="22"/>
           <w:szCs w:val="22"/>
         </w:rPr>
-        <w:t>Ele percorre cada caractere da string.</w:t>
+        <w:t xml:space="preserve">Ele percorre cada caractere da </w:t>
+      </w:r>
+      <w:proofErr w:type="spellStart"/>
+      <w:r>
+        <w:rPr>
+          <w:rFonts w:ascii="Times New Roman" w:hAnsi="Times New Roman" w:cs="Times New Roman"/>
+          <w:sz w:val="22"/>
+          <w:szCs w:val="22"/>
+        </w:rPr>
+        <w:t>string</w:t>
+      </w:r>
+      <w:proofErr w:type="spellEnd"/>
+      <w:r>
+        <w:rPr>
+          <w:rFonts w:ascii="Times New Roman" w:hAnsi="Times New Roman" w:cs="Times New Roman"/>
+          <w:sz w:val="22"/>
+          <w:szCs w:val="22"/>
+        </w:rPr>
+        <w:t>.</w:t>
       </w:r>
     </w:p>
     <w:p>
@@ -2342,15 +2807,7 @@
           <w:sz w:val="28"/>
           <w:szCs w:val="28"/>
         </w:rPr>
-        <w:t>variável com</w:t>
-      </w:r>
-      <w:r>
-        <w:rPr>
-          <w:rFonts w:ascii="Times New Roman" w:hAnsi="Times New Roman" w:cs="Times New Roman"/>
-          <w:sz w:val="28"/>
-          <w:szCs w:val="28"/>
-        </w:rPr>
-        <w:t xml:space="preserve">postas </w:t>
+        <w:t xml:space="preserve">variável compostas </w:t>
       </w:r>
       <w:r>
         <w:rPr>
@@ -2477,7 +2934,25 @@
           <w:sz w:val="28"/>
           <w:szCs w:val="28"/>
         </w:rPr>
-        <w:t>.append (valor)</w:t>
+        <w:t>.</w:t>
+      </w:r>
+      <w:proofErr w:type="spellStart"/>
+      <w:r>
+        <w:rPr>
+          <w:rFonts w:ascii="Times New Roman" w:hAnsi="Times New Roman" w:cs="Times New Roman"/>
+          <w:sz w:val="28"/>
+          <w:szCs w:val="28"/>
+        </w:rPr>
+        <w:t>append</w:t>
+      </w:r>
+      <w:proofErr w:type="spellEnd"/>
+      <w:r>
+        <w:rPr>
+          <w:rFonts w:ascii="Times New Roman" w:hAnsi="Times New Roman" w:cs="Times New Roman"/>
+          <w:sz w:val="28"/>
+          <w:szCs w:val="28"/>
+        </w:rPr>
+        <w:t xml:space="preserve"> (valor)</w:t>
       </w:r>
     </w:p>
     <w:p>
@@ -2519,8 +2994,27 @@
           <w:sz w:val="28"/>
           <w:szCs w:val="28"/>
         </w:rPr>
-        <w:t>.insert(</w:t>
-      </w:r>
+        <w:t>.</w:t>
+      </w:r>
+      <w:proofErr w:type="spellStart"/>
+      <w:r>
+        <w:rPr>
+          <w:rFonts w:ascii="Times New Roman" w:hAnsi="Times New Roman" w:cs="Times New Roman"/>
+          <w:sz w:val="28"/>
+          <w:szCs w:val="28"/>
+        </w:rPr>
+        <w:t>insert</w:t>
+      </w:r>
+      <w:proofErr w:type="spellEnd"/>
+      <w:r>
+        <w:rPr>
+          <w:rFonts w:ascii="Times New Roman" w:hAnsi="Times New Roman" w:cs="Times New Roman"/>
+          <w:sz w:val="28"/>
+          <w:szCs w:val="28"/>
+        </w:rPr>
+        <w:t>(</w:t>
+      </w:r>
+      <w:proofErr w:type="spellStart"/>
       <w:r>
         <w:rPr>
           <w:rFonts w:ascii="Times New Roman" w:hAnsi="Times New Roman" w:cs="Times New Roman"/>
@@ -2535,7 +3029,16 @@
           <w:sz w:val="28"/>
           <w:szCs w:val="28"/>
         </w:rPr>
-        <w:t xml:space="preserve">,valor) adicionei o valor </w:t>
+        <w:t>,valor</w:t>
+      </w:r>
+      <w:proofErr w:type="spellEnd"/>
+      <w:r>
+        <w:rPr>
+          <w:rFonts w:ascii="Times New Roman" w:hAnsi="Times New Roman" w:cs="Times New Roman"/>
+          <w:sz w:val="28"/>
+          <w:szCs w:val="28"/>
+        </w:rPr>
+        <w:t xml:space="preserve">) adicionei o valor </w:t>
       </w:r>
       <w:r>
         <w:rPr>
@@ -2593,31 +3096,131 @@
           <w:sz w:val="28"/>
           <w:szCs w:val="28"/>
         </w:rPr>
-        <w:t>Para remover temos duas formas del/.pop e .remove</w:t>
-      </w:r>
-      <w:r>
-        <w:rPr>
-          <w:rFonts w:ascii="Times New Roman" w:hAnsi="Times New Roman" w:cs="Times New Roman"/>
-          <w:sz w:val="28"/>
-          <w:szCs w:val="28"/>
-        </w:rPr>
-        <w:t xml:space="preserve"> exemplos de situações del variável[indice]</w:t>
-      </w:r>
-      <w:r>
-        <w:rPr>
-          <w:rFonts w:ascii="Times New Roman" w:hAnsi="Times New Roman" w:cs="Times New Roman"/>
-          <w:sz w:val="28"/>
-          <w:szCs w:val="28"/>
-        </w:rPr>
-        <w:t xml:space="preserve"> / variável.pop(indice) e </w:t>
-      </w:r>
-      <w:r>
-        <w:rPr>
-          <w:rFonts w:ascii="Times New Roman" w:hAnsi="Times New Roman" w:cs="Times New Roman"/>
-          <w:sz w:val="28"/>
-          <w:szCs w:val="28"/>
-        </w:rPr>
-        <w:t>variável.remove(valor)</w:t>
+        <w:t xml:space="preserve">Para remover temos duas formas </w:t>
+      </w:r>
+      <w:proofErr w:type="spellStart"/>
+      <w:r>
+        <w:rPr>
+          <w:rFonts w:ascii="Times New Roman" w:hAnsi="Times New Roman" w:cs="Times New Roman"/>
+          <w:sz w:val="28"/>
+          <w:szCs w:val="28"/>
+        </w:rPr>
+        <w:t>del</w:t>
+      </w:r>
+      <w:proofErr w:type="spellEnd"/>
+      <w:r>
+        <w:rPr>
+          <w:rFonts w:ascii="Times New Roman" w:hAnsi="Times New Roman" w:cs="Times New Roman"/>
+          <w:sz w:val="28"/>
+          <w:szCs w:val="28"/>
+        </w:rPr>
+        <w:t>/.pop e .remove</w:t>
+      </w:r>
+      <w:r>
+        <w:rPr>
+          <w:rFonts w:ascii="Times New Roman" w:hAnsi="Times New Roman" w:cs="Times New Roman"/>
+          <w:sz w:val="28"/>
+          <w:szCs w:val="28"/>
+        </w:rPr>
+        <w:t xml:space="preserve"> exemplos de situações </w:t>
+      </w:r>
+      <w:proofErr w:type="spellStart"/>
+      <w:r>
+        <w:rPr>
+          <w:rFonts w:ascii="Times New Roman" w:hAnsi="Times New Roman" w:cs="Times New Roman"/>
+          <w:sz w:val="28"/>
+          <w:szCs w:val="28"/>
+        </w:rPr>
+        <w:t>del</w:t>
+      </w:r>
+      <w:proofErr w:type="spellEnd"/>
+      <w:r>
+        <w:rPr>
+          <w:rFonts w:ascii="Times New Roman" w:hAnsi="Times New Roman" w:cs="Times New Roman"/>
+          <w:sz w:val="28"/>
+          <w:szCs w:val="28"/>
+        </w:rPr>
+        <w:t xml:space="preserve"> variável[</w:t>
+      </w:r>
+      <w:proofErr w:type="spellStart"/>
+      <w:r>
+        <w:rPr>
+          <w:rFonts w:ascii="Times New Roman" w:hAnsi="Times New Roman" w:cs="Times New Roman"/>
+          <w:sz w:val="28"/>
+          <w:szCs w:val="28"/>
+        </w:rPr>
+        <w:t>indice</w:t>
+      </w:r>
+      <w:proofErr w:type="spellEnd"/>
+      <w:r>
+        <w:rPr>
+          <w:rFonts w:ascii="Times New Roman" w:hAnsi="Times New Roman" w:cs="Times New Roman"/>
+          <w:sz w:val="28"/>
+          <w:szCs w:val="28"/>
+        </w:rPr>
+        <w:t>]</w:t>
+      </w:r>
+      <w:r>
+        <w:rPr>
+          <w:rFonts w:ascii="Times New Roman" w:hAnsi="Times New Roman" w:cs="Times New Roman"/>
+          <w:sz w:val="28"/>
+          <w:szCs w:val="28"/>
+        </w:rPr>
+        <w:t xml:space="preserve"> / </w:t>
+      </w:r>
+      <w:proofErr w:type="spellStart"/>
+      <w:r>
+        <w:rPr>
+          <w:rFonts w:ascii="Times New Roman" w:hAnsi="Times New Roman" w:cs="Times New Roman"/>
+          <w:sz w:val="28"/>
+          <w:szCs w:val="28"/>
+        </w:rPr>
+        <w:t>variável.pop</w:t>
+      </w:r>
+      <w:proofErr w:type="spellEnd"/>
+      <w:r>
+        <w:rPr>
+          <w:rFonts w:ascii="Times New Roman" w:hAnsi="Times New Roman" w:cs="Times New Roman"/>
+          <w:sz w:val="28"/>
+          <w:szCs w:val="28"/>
+        </w:rPr>
+        <w:t>(</w:t>
+      </w:r>
+      <w:proofErr w:type="spellStart"/>
+      <w:r>
+        <w:rPr>
+          <w:rFonts w:ascii="Times New Roman" w:hAnsi="Times New Roman" w:cs="Times New Roman"/>
+          <w:sz w:val="28"/>
+          <w:szCs w:val="28"/>
+        </w:rPr>
+        <w:t>indice</w:t>
+      </w:r>
+      <w:proofErr w:type="spellEnd"/>
+      <w:r>
+        <w:rPr>
+          <w:rFonts w:ascii="Times New Roman" w:hAnsi="Times New Roman" w:cs="Times New Roman"/>
+          <w:sz w:val="28"/>
+          <w:szCs w:val="28"/>
+        </w:rPr>
+        <w:t xml:space="preserve">) e </w:t>
+      </w:r>
+      <w:proofErr w:type="spellStart"/>
+      <w:r>
+        <w:rPr>
+          <w:rFonts w:ascii="Times New Roman" w:hAnsi="Times New Roman" w:cs="Times New Roman"/>
+          <w:sz w:val="28"/>
+          <w:szCs w:val="28"/>
+        </w:rPr>
+        <w:t>variável.remove</w:t>
+      </w:r>
+      <w:proofErr w:type="spellEnd"/>
+      <w:r>
+        <w:rPr>
+          <w:rFonts w:ascii="Times New Roman" w:hAnsi="Times New Roman" w:cs="Times New Roman"/>
+          <w:sz w:val="28"/>
+          <w:szCs w:val="28"/>
+        </w:rPr>
+        <w:t>(valor)</w:t>
       </w:r>
       <w:r>
         <w:rPr>
@@ -2630,7 +3233,6 @@
     </w:p>
     <w:p>
       <w:pPr>
-        <w:spacing w:line="240" w:lineRule="auto"/>
         <w:rPr>
           <w:rFonts w:ascii="Times New Roman" w:hAnsi="Times New Roman" w:cs="Times New Roman"/>
           <w:sz w:val="28"/>
@@ -2645,13 +3247,23 @@
         </w:rPr>
         <w:t xml:space="preserve">Organizara lista usamos </w:t>
       </w:r>
-      <w:r>
-        <w:rPr>
-          <w:rFonts w:ascii="Times New Roman" w:hAnsi="Times New Roman" w:cs="Times New Roman"/>
-          <w:sz w:val="28"/>
-          <w:szCs w:val="28"/>
-        </w:rPr>
-        <w:t>variável.sort()</w:t>
+      <w:proofErr w:type="spellStart"/>
+      <w:r>
+        <w:rPr>
+          <w:rFonts w:ascii="Times New Roman" w:hAnsi="Times New Roman" w:cs="Times New Roman"/>
+          <w:sz w:val="28"/>
+          <w:szCs w:val="28"/>
+        </w:rPr>
+        <w:t>variável.sort</w:t>
+      </w:r>
+      <w:proofErr w:type="spellEnd"/>
+      <w:r>
+        <w:rPr>
+          <w:rFonts w:ascii="Times New Roman" w:hAnsi="Times New Roman" w:cs="Times New Roman"/>
+          <w:sz w:val="28"/>
+          <w:szCs w:val="28"/>
+        </w:rPr>
+        <w:t>()</w:t>
       </w:r>
     </w:p>
     <w:p>
@@ -2677,7 +3289,61 @@
           <w:sz w:val="28"/>
           <w:szCs w:val="28"/>
         </w:rPr>
-        <w:t>ao contrario variável.sort((reverse=True)</w:t>
+        <w:t xml:space="preserve">ao </w:t>
+      </w:r>
+      <w:proofErr w:type="spellStart"/>
+      <w:r>
+        <w:rPr>
+          <w:rFonts w:ascii="Times New Roman" w:hAnsi="Times New Roman" w:cs="Times New Roman"/>
+          <w:sz w:val="28"/>
+          <w:szCs w:val="28"/>
+        </w:rPr>
+        <w:t>contrario</w:t>
+      </w:r>
+      <w:proofErr w:type="spellEnd"/>
+      <w:r>
+        <w:rPr>
+          <w:rFonts w:ascii="Times New Roman" w:hAnsi="Times New Roman" w:cs="Times New Roman"/>
+          <w:sz w:val="28"/>
+          <w:szCs w:val="28"/>
+        </w:rPr>
+        <w:t xml:space="preserve"> </w:t>
+      </w:r>
+      <w:proofErr w:type="spellStart"/>
+      <w:r>
+        <w:rPr>
+          <w:rFonts w:ascii="Times New Roman" w:hAnsi="Times New Roman" w:cs="Times New Roman"/>
+          <w:sz w:val="28"/>
+          <w:szCs w:val="28"/>
+        </w:rPr>
+        <w:t>variável.sort</w:t>
+      </w:r>
+      <w:proofErr w:type="spellEnd"/>
+      <w:r>
+        <w:rPr>
+          <w:rFonts w:ascii="Times New Roman" w:hAnsi="Times New Roman" w:cs="Times New Roman"/>
+          <w:sz w:val="28"/>
+          <w:szCs w:val="28"/>
+        </w:rPr>
+        <w:t>(reverse=</w:t>
+      </w:r>
+      <w:proofErr w:type="spellStart"/>
+      <w:r>
+        <w:rPr>
+          <w:rFonts w:ascii="Times New Roman" w:hAnsi="Times New Roman" w:cs="Times New Roman"/>
+          <w:sz w:val="28"/>
+          <w:szCs w:val="28"/>
+        </w:rPr>
+        <w:t>True</w:t>
+      </w:r>
+      <w:proofErr w:type="spellEnd"/>
+      <w:r>
+        <w:rPr>
+          <w:rFonts w:ascii="Times New Roman" w:hAnsi="Times New Roman" w:cs="Times New Roman"/>
+          <w:sz w:val="28"/>
+          <w:szCs w:val="28"/>
+        </w:rPr>
+        <w:t>)</w:t>
       </w:r>
     </w:p>
     <w:p>
@@ -2713,13 +3379,41 @@
         </w:rPr>
         <w:t xml:space="preserve"> de valores na lista usamos </w:t>
       </w:r>
-      <w:r>
-        <w:rPr>
-          <w:rFonts w:ascii="Times New Roman" w:hAnsi="Times New Roman" w:cs="Times New Roman"/>
-          <w:sz w:val="28"/>
-          <w:szCs w:val="28"/>
-        </w:rPr>
-        <w:t>len(variavel)</w:t>
+      <w:proofErr w:type="spellStart"/>
+      <w:r>
+        <w:rPr>
+          <w:rFonts w:ascii="Times New Roman" w:hAnsi="Times New Roman" w:cs="Times New Roman"/>
+          <w:sz w:val="28"/>
+          <w:szCs w:val="28"/>
+        </w:rPr>
+        <w:t>len</w:t>
+      </w:r>
+      <w:proofErr w:type="spellEnd"/>
+      <w:r>
+        <w:rPr>
+          <w:rFonts w:ascii="Times New Roman" w:hAnsi="Times New Roman" w:cs="Times New Roman"/>
+          <w:sz w:val="28"/>
+          <w:szCs w:val="28"/>
+        </w:rPr>
+        <w:t>(</w:t>
+      </w:r>
+      <w:proofErr w:type="spellStart"/>
+      <w:r>
+        <w:rPr>
+          <w:rFonts w:ascii="Times New Roman" w:hAnsi="Times New Roman" w:cs="Times New Roman"/>
+          <w:sz w:val="28"/>
+          <w:szCs w:val="28"/>
+        </w:rPr>
+        <w:t>variavel</w:t>
+      </w:r>
+      <w:proofErr w:type="spellEnd"/>
+      <w:r>
+        <w:rPr>
+          <w:rFonts w:ascii="Times New Roman" w:hAnsi="Times New Roman" w:cs="Times New Roman"/>
+          <w:sz w:val="28"/>
+          <w:szCs w:val="28"/>
+        </w:rPr>
+        <w:t>)</w:t>
       </w:r>
     </w:p>
     <w:p>

--- a/memento_de_python.docx
+++ b/memento_de_python.docx
@@ -4,8 +4,6 @@
   <w:body>
     <w:p>
       <w:pPr>
-        <w:spacing w:line="240" w:lineRule="auto"/>
-        <w:jc w:val="center"/>
         <w:rPr>
           <w:rFonts w:ascii="Times New Roman" w:hAnsi="Times New Roman" w:cs="Times New Roman"/>
           <w:sz w:val="32"/>
@@ -661,6 +659,7 @@
         </w:rPr>
       </w:pPr>
       <w:proofErr w:type="spellStart"/>
+      <w:proofErr w:type="gramStart"/>
       <w:r>
         <w:rPr>
           <w:rFonts w:ascii="Times New Roman" w:hAnsi="Times New Roman" w:cs="Times New Roman"/>
@@ -668,6 +667,7 @@
         <w:t>frase.replace</w:t>
       </w:r>
       <w:proofErr w:type="spellEnd"/>
+      <w:proofErr w:type="gramEnd"/>
       <w:r>
         <w:rPr>
           <w:rFonts w:ascii="Times New Roman" w:hAnsi="Times New Roman" w:cs="Times New Roman"/>
@@ -675,6 +675,7 @@
         <w:t>(‘</w:t>
       </w:r>
       <w:proofErr w:type="spellStart"/>
+      <w:proofErr w:type="gramStart"/>
       <w:r>
         <w:rPr>
           <w:rFonts w:ascii="Times New Roman" w:hAnsi="Times New Roman" w:cs="Times New Roman"/>
@@ -682,6 +683,7 @@
         <w:t>Python”Android</w:t>
       </w:r>
       <w:proofErr w:type="spellEnd"/>
+      <w:proofErr w:type="gramEnd"/>
       <w:r>
         <w:rPr>
           <w:rFonts w:ascii="Times New Roman" w:hAnsi="Times New Roman" w:cs="Times New Roman"/>
@@ -702,6 +704,7 @@
         </w:rPr>
       </w:pPr>
       <w:proofErr w:type="spellStart"/>
+      <w:proofErr w:type="gramStart"/>
       <w:r>
         <w:rPr>
           <w:rFonts w:ascii="Times New Roman" w:hAnsi="Times New Roman" w:cs="Times New Roman"/>
@@ -709,6 +712,7 @@
         <w:t>frase.upper</w:t>
       </w:r>
       <w:proofErr w:type="spellEnd"/>
+      <w:proofErr w:type="gramEnd"/>
       <w:r>
         <w:rPr>
           <w:rFonts w:ascii="Times New Roman" w:hAnsi="Times New Roman" w:cs="Times New Roman"/>
@@ -729,6 +733,7 @@
         </w:rPr>
       </w:pPr>
       <w:proofErr w:type="spellStart"/>
+      <w:proofErr w:type="gramStart"/>
       <w:r>
         <w:rPr>
           <w:rFonts w:ascii="Times New Roman" w:hAnsi="Times New Roman" w:cs="Times New Roman"/>
@@ -736,6 +741,7 @@
         <w:t>frase.lower</w:t>
       </w:r>
       <w:proofErr w:type="spellEnd"/>
+      <w:proofErr w:type="gramEnd"/>
       <w:r>
         <w:rPr>
           <w:rFonts w:ascii="Times New Roman" w:hAnsi="Times New Roman" w:cs="Times New Roman"/>
@@ -764,6 +770,7 @@
         </w:rPr>
       </w:pPr>
       <w:proofErr w:type="spellStart"/>
+      <w:proofErr w:type="gramStart"/>
       <w:r>
         <w:rPr>
           <w:rFonts w:ascii="Times New Roman" w:hAnsi="Times New Roman" w:cs="Times New Roman"/>
@@ -771,6 +778,7 @@
         <w:t>frase.capitalize</w:t>
       </w:r>
       <w:proofErr w:type="spellEnd"/>
+      <w:proofErr w:type="gramEnd"/>
       <w:r>
         <w:rPr>
           <w:rFonts w:ascii="Times New Roman" w:hAnsi="Times New Roman" w:cs="Times New Roman"/>
@@ -805,6 +813,7 @@
         </w:rPr>
       </w:pPr>
       <w:proofErr w:type="spellStart"/>
+      <w:proofErr w:type="gramStart"/>
       <w:r>
         <w:rPr>
           <w:rFonts w:ascii="Times New Roman" w:hAnsi="Times New Roman" w:cs="Times New Roman"/>
@@ -812,6 +821,7 @@
         <w:t>frase.title</w:t>
       </w:r>
       <w:proofErr w:type="spellEnd"/>
+      <w:proofErr w:type="gramEnd"/>
       <w:r>
         <w:rPr>
           <w:rFonts w:ascii="Times New Roman" w:hAnsi="Times New Roman" w:cs="Times New Roman"/>
@@ -906,6 +916,7 @@
         </w:rPr>
       </w:pPr>
       <w:proofErr w:type="spellStart"/>
+      <w:proofErr w:type="gramStart"/>
       <w:r>
         <w:rPr>
           <w:rFonts w:ascii="Times New Roman" w:hAnsi="Times New Roman" w:cs="Times New Roman"/>
@@ -913,6 +924,7 @@
         <w:t>frase.strip</w:t>
       </w:r>
       <w:proofErr w:type="spellEnd"/>
+      <w:proofErr w:type="gramEnd"/>
       <w:r>
         <w:rPr>
           <w:rFonts w:ascii="Times New Roman" w:hAnsi="Times New Roman" w:cs="Times New Roman"/>
@@ -993,6 +1005,7 @@
         <w:t xml:space="preserve"> </w:t>
       </w:r>
       <w:proofErr w:type="spellStart"/>
+      <w:proofErr w:type="gramStart"/>
       <w:r>
         <w:rPr>
           <w:rFonts w:ascii="Times New Roman" w:hAnsi="Times New Roman" w:cs="Times New Roman"/>
@@ -1004,9 +1017,17 @@
         <w:rPr>
           <w:rFonts w:ascii="Times New Roman" w:hAnsi="Times New Roman" w:cs="Times New Roman"/>
         </w:rPr>
-        <w:t xml:space="preserve">() irá tirar só os espaços da direita e </w:t>
+        <w:t>(</w:t>
+      </w:r>
+      <w:proofErr w:type="gramEnd"/>
+      <w:r>
+        <w:rPr>
+          <w:rFonts w:ascii="Times New Roman" w:hAnsi="Times New Roman" w:cs="Times New Roman"/>
+        </w:rPr>
+        <w:t xml:space="preserve">) irá tirar só os espaços da direita e </w:t>
       </w:r>
       <w:proofErr w:type="spellStart"/>
+      <w:proofErr w:type="gramStart"/>
       <w:r>
         <w:rPr>
           <w:rFonts w:ascii="Times New Roman" w:hAnsi="Times New Roman" w:cs="Times New Roman"/>
@@ -1018,7 +1039,14 @@
         <w:rPr>
           <w:rFonts w:ascii="Times New Roman" w:hAnsi="Times New Roman" w:cs="Times New Roman"/>
         </w:rPr>
-        <w:t xml:space="preserve">() irá tirar só os espaços da esquerda </w:t>
+        <w:t>(</w:t>
+      </w:r>
+      <w:proofErr w:type="gramEnd"/>
+      <w:r>
+        <w:rPr>
+          <w:rFonts w:ascii="Times New Roman" w:hAnsi="Times New Roman" w:cs="Times New Roman"/>
+        </w:rPr>
+        <w:t xml:space="preserve">) irá tirar só os espaços da esquerda </w:t>
       </w:r>
       <w:r>
         <w:rPr>
@@ -1062,6 +1090,7 @@
         </w:rPr>
       </w:pPr>
       <w:proofErr w:type="spellStart"/>
+      <w:proofErr w:type="gramStart"/>
       <w:r>
         <w:rPr>
           <w:rFonts w:ascii="Times New Roman" w:hAnsi="Times New Roman" w:cs="Times New Roman"/>
@@ -1069,6 +1098,7 @@
         <w:t>frase.split</w:t>
       </w:r>
       <w:proofErr w:type="spellEnd"/>
+      <w:proofErr w:type="gramEnd"/>
       <w:r>
         <w:rPr>
           <w:rFonts w:ascii="Times New Roman" w:hAnsi="Times New Roman" w:cs="Times New Roman"/>
@@ -1164,7 +1194,14 @@
         <w:rPr>
           <w:rFonts w:ascii="Times New Roman" w:hAnsi="Times New Roman" w:cs="Times New Roman"/>
         </w:rPr>
-        <w:t>‘-’.</w:t>
+        <w:t>‘-</w:t>
+      </w:r>
+      <w:proofErr w:type="gramStart"/>
+      <w:r>
+        <w:rPr>
+          <w:rFonts w:ascii="Times New Roman" w:hAnsi="Times New Roman" w:cs="Times New Roman"/>
+        </w:rPr>
+        <w:t>’.</w:t>
       </w:r>
       <w:proofErr w:type="spellStart"/>
       <w:r>
@@ -1174,6 +1211,7 @@
         <w:t>join</w:t>
       </w:r>
       <w:proofErr w:type="spellEnd"/>
+      <w:proofErr w:type="gramEnd"/>
       <w:r>
         <w:rPr>
           <w:rFonts w:ascii="Times New Roman" w:hAnsi="Times New Roman" w:cs="Times New Roman"/>
@@ -1709,11 +1747,19 @@
           <w:rFonts w:ascii="Times New Roman" w:hAnsi="Times New Roman" w:cs="Times New Roman"/>
         </w:rPr>
       </w:pPr>
-      <w:r>
-        <w:rPr>
-          <w:rFonts w:ascii="Times New Roman" w:hAnsi="Times New Roman" w:cs="Times New Roman"/>
-        </w:rPr>
-        <w:t xml:space="preserve">Existem  vários modos de fazer e esse </w:t>
+      <w:proofErr w:type="gramStart"/>
+      <w:r>
+        <w:rPr>
+          <w:rFonts w:ascii="Times New Roman" w:hAnsi="Times New Roman" w:cs="Times New Roman"/>
+        </w:rPr>
+        <w:t>Existem  vários</w:t>
+      </w:r>
+      <w:proofErr w:type="gramEnd"/>
+      <w:r>
+        <w:rPr>
+          <w:rFonts w:ascii="Times New Roman" w:hAnsi="Times New Roman" w:cs="Times New Roman"/>
+        </w:rPr>
+        <w:t xml:space="preserve"> modos de fazer e esse </w:t>
       </w:r>
       <w:r>
         <w:rPr>
@@ -1757,7 +1803,21 @@
         <w:rPr>
           <w:rFonts w:ascii="Times New Roman" w:hAnsi="Times New Roman" w:cs="Times New Roman"/>
         </w:rPr>
-        <w:t>033 e m no fina</w:t>
+        <w:t xml:space="preserve">033 </w:t>
+      </w:r>
+      <w:proofErr w:type="gramStart"/>
+      <w:r>
+        <w:rPr>
+          <w:rFonts w:ascii="Times New Roman" w:hAnsi="Times New Roman" w:cs="Times New Roman"/>
+        </w:rPr>
+        <w:t>e m</w:t>
+      </w:r>
+      <w:proofErr w:type="gramEnd"/>
+      <w:r>
+        <w:rPr>
+          <w:rFonts w:ascii="Times New Roman" w:hAnsi="Times New Roman" w:cs="Times New Roman"/>
+        </w:rPr>
+        <w:t xml:space="preserve"> no fina</w:t>
       </w:r>
       <w:r>
         <w:rPr>
@@ -2001,13 +2061,23 @@
           <w:szCs w:val="22"/>
         </w:rPr>
       </w:pPr>
-      <w:r>
-        <w:rPr>
-          <w:rFonts w:ascii="Times New Roman" w:hAnsi="Times New Roman" w:cs="Times New Roman"/>
-          <w:sz w:val="22"/>
-          <w:szCs w:val="22"/>
-        </w:rPr>
-        <w:t>range(início, fim, passo)</w:t>
+      <w:proofErr w:type="gramStart"/>
+      <w:r>
+        <w:rPr>
+          <w:rFonts w:ascii="Times New Roman" w:hAnsi="Times New Roman" w:cs="Times New Roman"/>
+          <w:sz w:val="22"/>
+          <w:szCs w:val="22"/>
+        </w:rPr>
+        <w:t>range(</w:t>
+      </w:r>
+      <w:proofErr w:type="gramEnd"/>
+      <w:r>
+        <w:rPr>
+          <w:rFonts w:ascii="Times New Roman" w:hAnsi="Times New Roman" w:cs="Times New Roman"/>
+          <w:sz w:val="22"/>
+          <w:szCs w:val="22"/>
+        </w:rPr>
+        <w:t>início, fim, passo)</w:t>
       </w:r>
     </w:p>
     <w:p>
@@ -2097,7 +2167,25 @@
           <w:sz w:val="22"/>
           <w:szCs w:val="22"/>
         </w:rPr>
-        <w:t>for c in range(0, 5):</w:t>
+        <w:t xml:space="preserve">for c in </w:t>
+      </w:r>
+      <w:proofErr w:type="gramStart"/>
+      <w:r>
+        <w:rPr>
+          <w:rFonts w:ascii="Times New Roman" w:hAnsi="Times New Roman" w:cs="Times New Roman"/>
+          <w:sz w:val="22"/>
+          <w:szCs w:val="22"/>
+        </w:rPr>
+        <w:t>range(</w:t>
+      </w:r>
+      <w:proofErr w:type="gramEnd"/>
+      <w:r>
+        <w:rPr>
+          <w:rFonts w:ascii="Times New Roman" w:hAnsi="Times New Roman" w:cs="Times New Roman"/>
+          <w:sz w:val="22"/>
+          <w:szCs w:val="22"/>
+        </w:rPr>
+        <w:t>0, 5):</w:t>
       </w:r>
     </w:p>
     <w:p>
@@ -2204,7 +2292,25 @@
           <w:sz w:val="22"/>
           <w:szCs w:val="22"/>
         </w:rPr>
-        <w:t>Ele começa no 0 e vai até 4.(O último número não é incluído.)</w:t>
+        <w:t xml:space="preserve">Ele começa no 0 e vai até </w:t>
+      </w:r>
+      <w:proofErr w:type="gramStart"/>
+      <w:r>
+        <w:rPr>
+          <w:rFonts w:ascii="Times New Roman" w:hAnsi="Times New Roman" w:cs="Times New Roman"/>
+          <w:sz w:val="22"/>
+          <w:szCs w:val="22"/>
+        </w:rPr>
+        <w:t>4.(</w:t>
+      </w:r>
+      <w:proofErr w:type="gramEnd"/>
+      <w:r>
+        <w:rPr>
+          <w:rFonts w:ascii="Times New Roman" w:hAnsi="Times New Roman" w:cs="Times New Roman"/>
+          <w:sz w:val="22"/>
+          <w:szCs w:val="22"/>
+        </w:rPr>
+        <w:t>O último número não é incluído.)</w:t>
       </w:r>
     </w:p>
     <w:p>
@@ -2240,7 +2346,25 @@
           <w:sz w:val="22"/>
           <w:szCs w:val="22"/>
         </w:rPr>
-        <w:t>for c in range(0, 10, 2):</w:t>
+        <w:t xml:space="preserve">for c in </w:t>
+      </w:r>
+      <w:proofErr w:type="gramStart"/>
+      <w:r>
+        <w:rPr>
+          <w:rFonts w:ascii="Times New Roman" w:hAnsi="Times New Roman" w:cs="Times New Roman"/>
+          <w:sz w:val="22"/>
+          <w:szCs w:val="22"/>
+        </w:rPr>
+        <w:t>range(</w:t>
+      </w:r>
+      <w:proofErr w:type="gramEnd"/>
+      <w:r>
+        <w:rPr>
+          <w:rFonts w:ascii="Times New Roman" w:hAnsi="Times New Roman" w:cs="Times New Roman"/>
+          <w:sz w:val="22"/>
+          <w:szCs w:val="22"/>
+        </w:rPr>
+        <w:t>0, 10, 2):</w:t>
       </w:r>
     </w:p>
     <w:p>
@@ -2384,7 +2508,25 @@
           <w:sz w:val="22"/>
           <w:szCs w:val="22"/>
         </w:rPr>
-        <w:t>for c in range(10, 0, -1):</w:t>
+        <w:t xml:space="preserve">for c in </w:t>
+      </w:r>
+      <w:proofErr w:type="gramStart"/>
+      <w:r>
+        <w:rPr>
+          <w:rFonts w:ascii="Times New Roman" w:hAnsi="Times New Roman" w:cs="Times New Roman"/>
+          <w:sz w:val="22"/>
+          <w:szCs w:val="22"/>
+        </w:rPr>
+        <w:t>range(</w:t>
+      </w:r>
+      <w:proofErr w:type="gramEnd"/>
+      <w:r>
+        <w:rPr>
+          <w:rFonts w:ascii="Times New Roman" w:hAnsi="Times New Roman" w:cs="Times New Roman"/>
+          <w:sz w:val="22"/>
+          <w:szCs w:val="22"/>
+        </w:rPr>
+        <w:t>10, 0, -1):</w:t>
       </w:r>
     </w:p>
     <w:p>
@@ -2928,6 +3070,77 @@
         </w:rPr>
         <w:t xml:space="preserve">que usar </w:t>
       </w:r>
+      <w:proofErr w:type="spellStart"/>
+      <w:proofErr w:type="gramStart"/>
+      <w:r>
+        <w:rPr>
+          <w:rFonts w:ascii="Times New Roman" w:hAnsi="Times New Roman" w:cs="Times New Roman"/>
+          <w:sz w:val="28"/>
+          <w:szCs w:val="28"/>
+        </w:rPr>
+        <w:t>variável</w:t>
+      </w:r>
+      <w:r>
+        <w:rPr>
+          <w:rFonts w:ascii="Times New Roman" w:hAnsi="Times New Roman" w:cs="Times New Roman"/>
+          <w:sz w:val="28"/>
+          <w:szCs w:val="28"/>
+        </w:rPr>
+        <w:t>.append</w:t>
+      </w:r>
+      <w:proofErr w:type="spellEnd"/>
+      <w:proofErr w:type="gramEnd"/>
+      <w:r>
+        <w:rPr>
+          <w:rFonts w:ascii="Times New Roman" w:hAnsi="Times New Roman" w:cs="Times New Roman"/>
+          <w:sz w:val="28"/>
+          <w:szCs w:val="28"/>
+        </w:rPr>
+        <w:t xml:space="preserve"> (valor)</w:t>
+      </w:r>
+    </w:p>
+    <w:p>
+      <w:pPr>
+        <w:spacing w:line="240" w:lineRule="auto"/>
+        <w:rPr>
+          <w:rFonts w:ascii="Times New Roman" w:hAnsi="Times New Roman" w:cs="Times New Roman"/>
+          <w:sz w:val="28"/>
+          <w:szCs w:val="28"/>
+        </w:rPr>
+      </w:pPr>
+      <w:r>
+        <w:rPr>
+          <w:rFonts w:ascii="Times New Roman" w:hAnsi="Times New Roman" w:cs="Times New Roman"/>
+          <w:sz w:val="28"/>
+          <w:szCs w:val="28"/>
+        </w:rPr>
+        <w:t>Para in</w:t>
+      </w:r>
+      <w:r>
+        <w:rPr>
+          <w:rFonts w:ascii="Times New Roman" w:hAnsi="Times New Roman" w:cs="Times New Roman"/>
+          <w:sz w:val="28"/>
+          <w:szCs w:val="28"/>
+        </w:rPr>
+        <w:t xml:space="preserve">serir um valor em qualquer </w:t>
+      </w:r>
+      <w:proofErr w:type="gramStart"/>
+      <w:r>
+        <w:rPr>
+          <w:rFonts w:ascii="Times New Roman" w:hAnsi="Times New Roman" w:cs="Times New Roman"/>
+          <w:sz w:val="28"/>
+          <w:szCs w:val="28"/>
+        </w:rPr>
+        <w:t>lugar</w:t>
+      </w:r>
+      <w:r>
+        <w:rPr>
+          <w:rFonts w:ascii="Times New Roman" w:hAnsi="Times New Roman" w:cs="Times New Roman"/>
+          <w:sz w:val="28"/>
+          <w:szCs w:val="28"/>
+        </w:rPr>
+        <w:t xml:space="preserve"> </w:t>
+      </w:r>
       <w:r>
         <w:rPr>
           <w:rFonts w:ascii="Times New Roman" w:hAnsi="Times New Roman" w:cs="Times New Roman"/>
@@ -2943,43 +3156,100 @@
           <w:sz w:val="28"/>
           <w:szCs w:val="28"/>
         </w:rPr>
-        <w:t>append</w:t>
+        <w:t>insert</w:t>
       </w:r>
       <w:proofErr w:type="spellEnd"/>
-      <w:r>
-        <w:rPr>
-          <w:rFonts w:ascii="Times New Roman" w:hAnsi="Times New Roman" w:cs="Times New Roman"/>
-          <w:sz w:val="28"/>
-          <w:szCs w:val="28"/>
-        </w:rPr>
-        <w:t xml:space="preserve"> (valor)</w:t>
-      </w:r>
-    </w:p>
-    <w:p>
-      <w:pPr>
-        <w:spacing w:line="240" w:lineRule="auto"/>
-        <w:rPr>
-          <w:rFonts w:ascii="Times New Roman" w:hAnsi="Times New Roman" w:cs="Times New Roman"/>
-          <w:sz w:val="28"/>
-          <w:szCs w:val="28"/>
-        </w:rPr>
-      </w:pPr>
-      <w:r>
-        <w:rPr>
-          <w:rFonts w:ascii="Times New Roman" w:hAnsi="Times New Roman" w:cs="Times New Roman"/>
-          <w:sz w:val="28"/>
-          <w:szCs w:val="28"/>
-        </w:rPr>
-        <w:t>Para in</w:t>
-      </w:r>
-      <w:r>
-        <w:rPr>
-          <w:rFonts w:ascii="Times New Roman" w:hAnsi="Times New Roman" w:cs="Times New Roman"/>
-          <w:sz w:val="28"/>
-          <w:szCs w:val="28"/>
-        </w:rPr>
-        <w:t>serir um valor em qualquer lugar</w:t>
-      </w:r>
+      <w:proofErr w:type="gramEnd"/>
+      <w:r>
+        <w:rPr>
+          <w:rFonts w:ascii="Times New Roman" w:hAnsi="Times New Roman" w:cs="Times New Roman"/>
+          <w:sz w:val="28"/>
+          <w:szCs w:val="28"/>
+        </w:rPr>
+        <w:t>(</w:t>
+      </w:r>
+      <w:proofErr w:type="spellStart"/>
+      <w:proofErr w:type="gramStart"/>
+      <w:r>
+        <w:rPr>
+          <w:rFonts w:ascii="Times New Roman" w:hAnsi="Times New Roman" w:cs="Times New Roman"/>
+          <w:sz w:val="28"/>
+          <w:szCs w:val="28"/>
+        </w:rPr>
+        <w:t>indice</w:t>
+      </w:r>
+      <w:r>
+        <w:rPr>
+          <w:rFonts w:ascii="Times New Roman" w:hAnsi="Times New Roman" w:cs="Times New Roman"/>
+          <w:sz w:val="28"/>
+          <w:szCs w:val="28"/>
+        </w:rPr>
+        <w:t>,valor</w:t>
+      </w:r>
+      <w:proofErr w:type="spellEnd"/>
+      <w:proofErr w:type="gramEnd"/>
+      <w:r>
+        <w:rPr>
+          <w:rFonts w:ascii="Times New Roman" w:hAnsi="Times New Roman" w:cs="Times New Roman"/>
+          <w:sz w:val="28"/>
+          <w:szCs w:val="28"/>
+        </w:rPr>
+        <w:t xml:space="preserve">) adicionei o valor </w:t>
+      </w:r>
+      <w:r>
+        <w:rPr>
+          <w:rFonts w:ascii="Times New Roman" w:hAnsi="Times New Roman" w:cs="Times New Roman"/>
+          <w:sz w:val="28"/>
+          <w:szCs w:val="28"/>
+        </w:rPr>
+        <w:t>à posição</w:t>
+      </w:r>
+      <w:r>
+        <w:rPr>
+          <w:rFonts w:ascii="Times New Roman" w:hAnsi="Times New Roman" w:cs="Times New Roman"/>
+          <w:sz w:val="28"/>
+          <w:szCs w:val="28"/>
+        </w:rPr>
+        <w:t>.</w:t>
+      </w:r>
+    </w:p>
+    <w:p>
+      <w:pPr>
+        <w:spacing w:line="240" w:lineRule="auto"/>
+        <w:rPr>
+          <w:rFonts w:ascii="Times New Roman" w:hAnsi="Times New Roman" w:cs="Times New Roman"/>
+          <w:sz w:val="28"/>
+          <w:szCs w:val="28"/>
+        </w:rPr>
+      </w:pPr>
+      <w:r>
+        <w:rPr>
+          <w:rFonts w:ascii="Times New Roman" w:hAnsi="Times New Roman" w:cs="Times New Roman"/>
+          <w:sz w:val="28"/>
+          <w:szCs w:val="28"/>
+        </w:rPr>
+        <w:t xml:space="preserve">Para remover temos duas formas </w:t>
+      </w:r>
+      <w:proofErr w:type="spellStart"/>
+      <w:r>
+        <w:rPr>
+          <w:rFonts w:ascii="Times New Roman" w:hAnsi="Times New Roman" w:cs="Times New Roman"/>
+          <w:sz w:val="28"/>
+          <w:szCs w:val="28"/>
+        </w:rPr>
+        <w:t>del</w:t>
+      </w:r>
+      <w:proofErr w:type="spellEnd"/>
+      <w:proofErr w:type="gramStart"/>
+      <w:r>
+        <w:rPr>
+          <w:rFonts w:ascii="Times New Roman" w:hAnsi="Times New Roman" w:cs="Times New Roman"/>
+          <w:sz w:val="28"/>
+          <w:szCs w:val="28"/>
+        </w:rPr>
+        <w:t>/.pop</w:t>
+      </w:r>
+      <w:proofErr w:type="gramEnd"/>
       <w:r>
         <w:rPr>
           <w:rFonts w:ascii="Times New Roman" w:hAnsi="Times New Roman" w:cs="Times New Roman"/>
@@ -2988,13 +3258,23 @@
         </w:rPr>
         <w:t xml:space="preserve"> </w:t>
       </w:r>
-      <w:r>
-        <w:rPr>
-          <w:rFonts w:ascii="Times New Roman" w:hAnsi="Times New Roman" w:cs="Times New Roman"/>
-          <w:sz w:val="28"/>
-          <w:szCs w:val="28"/>
-        </w:rPr>
-        <w:t>.</w:t>
+      <w:proofErr w:type="gramStart"/>
+      <w:r>
+        <w:rPr>
+          <w:rFonts w:ascii="Times New Roman" w:hAnsi="Times New Roman" w:cs="Times New Roman"/>
+          <w:sz w:val="28"/>
+          <w:szCs w:val="28"/>
+        </w:rPr>
+        <w:t>e .remove</w:t>
+      </w:r>
+      <w:proofErr w:type="gramEnd"/>
+      <w:r>
+        <w:rPr>
+          <w:rFonts w:ascii="Times New Roman" w:hAnsi="Times New Roman" w:cs="Times New Roman"/>
+          <w:sz w:val="28"/>
+          <w:szCs w:val="28"/>
+        </w:rPr>
+        <w:t xml:space="preserve"> exemplos de situações </w:t>
       </w:r>
       <w:proofErr w:type="spellStart"/>
       <w:r>
@@ -3003,7 +3283,7 @@
           <w:sz w:val="28"/>
           <w:szCs w:val="28"/>
         </w:rPr>
-        <w:t>insert</w:t>
+        <w:t>del</w:t>
       </w:r>
       <w:proofErr w:type="spellEnd"/>
       <w:r>
@@ -3012,6 +3292,50 @@
           <w:sz w:val="28"/>
           <w:szCs w:val="28"/>
         </w:rPr>
+        <w:t xml:space="preserve"> variável[</w:t>
+      </w:r>
+      <w:proofErr w:type="spellStart"/>
+      <w:r>
+        <w:rPr>
+          <w:rFonts w:ascii="Times New Roman" w:hAnsi="Times New Roman" w:cs="Times New Roman"/>
+          <w:sz w:val="28"/>
+          <w:szCs w:val="28"/>
+        </w:rPr>
+        <w:t>indice</w:t>
+      </w:r>
+      <w:proofErr w:type="spellEnd"/>
+      <w:r>
+        <w:rPr>
+          <w:rFonts w:ascii="Times New Roman" w:hAnsi="Times New Roman" w:cs="Times New Roman"/>
+          <w:sz w:val="28"/>
+          <w:szCs w:val="28"/>
+        </w:rPr>
+        <w:t>]</w:t>
+      </w:r>
+      <w:r>
+        <w:rPr>
+          <w:rFonts w:ascii="Times New Roman" w:hAnsi="Times New Roman" w:cs="Times New Roman"/>
+          <w:sz w:val="28"/>
+          <w:szCs w:val="28"/>
+        </w:rPr>
+        <w:t xml:space="preserve"> / </w:t>
+      </w:r>
+      <w:proofErr w:type="spellStart"/>
+      <w:r>
+        <w:rPr>
+          <w:rFonts w:ascii="Times New Roman" w:hAnsi="Times New Roman" w:cs="Times New Roman"/>
+          <w:sz w:val="28"/>
+          <w:szCs w:val="28"/>
+        </w:rPr>
+        <w:t>variável.pop</w:t>
+      </w:r>
+      <w:proofErr w:type="spellEnd"/>
+      <w:r>
+        <w:rPr>
+          <w:rFonts w:ascii="Times New Roman" w:hAnsi="Times New Roman" w:cs="Times New Roman"/>
+          <w:sz w:val="28"/>
+          <w:szCs w:val="28"/>
+        </w:rPr>
         <w:t>(</w:t>
       </w:r>
       <w:proofErr w:type="spellStart"/>
@@ -3023,14 +3347,6 @@
         </w:rPr>
         <w:t>indice</w:t>
       </w:r>
-      <w:r>
-        <w:rPr>
-          <w:rFonts w:ascii="Times New Roman" w:hAnsi="Times New Roman" w:cs="Times New Roman"/>
-          <w:sz w:val="28"/>
-          <w:szCs w:val="28"/>
-        </w:rPr>
-        <w:t>,valor</w:t>
-      </w:r>
       <w:proofErr w:type="spellEnd"/>
       <w:r>
         <w:rPr>
@@ -3038,15 +3354,27 @@
           <w:sz w:val="28"/>
           <w:szCs w:val="28"/>
         </w:rPr>
-        <w:t xml:space="preserve">) adicionei o valor </w:t>
-      </w:r>
-      <w:r>
-        <w:rPr>
-          <w:rFonts w:ascii="Times New Roman" w:hAnsi="Times New Roman" w:cs="Times New Roman"/>
-          <w:sz w:val="28"/>
-          <w:szCs w:val="28"/>
-        </w:rPr>
-        <w:t>à</w:t>
+        <w:t xml:space="preserve">) e </w:t>
+      </w:r>
+      <w:proofErr w:type="spellStart"/>
+      <w:proofErr w:type="gramStart"/>
+      <w:r>
+        <w:rPr>
+          <w:rFonts w:ascii="Times New Roman" w:hAnsi="Times New Roman" w:cs="Times New Roman"/>
+          <w:sz w:val="28"/>
+          <w:szCs w:val="28"/>
+        </w:rPr>
+        <w:t>variável.remove</w:t>
+      </w:r>
+      <w:proofErr w:type="spellEnd"/>
+      <w:proofErr w:type="gramEnd"/>
+      <w:r>
+        <w:rPr>
+          <w:rFonts w:ascii="Times New Roman" w:hAnsi="Times New Roman" w:cs="Times New Roman"/>
+          <w:sz w:val="28"/>
+          <w:szCs w:val="28"/>
+        </w:rPr>
+        <w:t>(valor)</w:t>
       </w:r>
       <w:r>
         <w:rPr>
@@ -3056,6 +3384,77 @@
         </w:rPr>
         <w:t xml:space="preserve"> </w:t>
       </w:r>
+    </w:p>
+    <w:p>
+      <w:pPr>
+        <w:rPr>
+          <w:rFonts w:ascii="Times New Roman" w:hAnsi="Times New Roman" w:cs="Times New Roman"/>
+          <w:sz w:val="28"/>
+          <w:szCs w:val="28"/>
+        </w:rPr>
+      </w:pPr>
+      <w:r>
+        <w:rPr>
+          <w:rFonts w:ascii="Times New Roman" w:hAnsi="Times New Roman" w:cs="Times New Roman"/>
+          <w:sz w:val="28"/>
+          <w:szCs w:val="28"/>
+        </w:rPr>
+        <w:t xml:space="preserve">Organizara lista usamos </w:t>
+      </w:r>
+      <w:proofErr w:type="spellStart"/>
+      <w:proofErr w:type="gramStart"/>
+      <w:r>
+        <w:rPr>
+          <w:rFonts w:ascii="Times New Roman" w:hAnsi="Times New Roman" w:cs="Times New Roman"/>
+          <w:sz w:val="28"/>
+          <w:szCs w:val="28"/>
+        </w:rPr>
+        <w:t>variável.sort</w:t>
+      </w:r>
+      <w:proofErr w:type="spellEnd"/>
+      <w:proofErr w:type="gramEnd"/>
+      <w:r>
+        <w:rPr>
+          <w:rFonts w:ascii="Times New Roman" w:hAnsi="Times New Roman" w:cs="Times New Roman"/>
+          <w:sz w:val="28"/>
+          <w:szCs w:val="28"/>
+        </w:rPr>
+        <w:t>()</w:t>
+      </w:r>
+    </w:p>
+    <w:p>
+      <w:pPr>
+        <w:spacing w:line="240" w:lineRule="auto"/>
+        <w:rPr>
+          <w:rFonts w:ascii="Times New Roman" w:hAnsi="Times New Roman" w:cs="Times New Roman"/>
+          <w:sz w:val="28"/>
+          <w:szCs w:val="28"/>
+        </w:rPr>
+      </w:pPr>
+      <w:r>
+        <w:rPr>
+          <w:rFonts w:ascii="Times New Roman" w:hAnsi="Times New Roman" w:cs="Times New Roman"/>
+          <w:sz w:val="28"/>
+          <w:szCs w:val="28"/>
+        </w:rPr>
+        <w:t xml:space="preserve">Para organizar </w:t>
+      </w:r>
+      <w:r>
+        <w:rPr>
+          <w:rFonts w:ascii="Times New Roman" w:hAnsi="Times New Roman" w:cs="Times New Roman"/>
+          <w:sz w:val="28"/>
+          <w:szCs w:val="28"/>
+        </w:rPr>
+        <w:t xml:space="preserve">ao </w:t>
+      </w:r>
+      <w:r>
+        <w:rPr>
+          <w:rFonts w:ascii="Times New Roman" w:hAnsi="Times New Roman" w:cs="Times New Roman"/>
+          <w:sz w:val="28"/>
+          <w:szCs w:val="28"/>
+        </w:rPr>
+        <w:t>contrário</w:t>
+      </w:r>
       <w:r>
         <w:rPr>
           <w:rFonts w:ascii="Times New Roman" w:hAnsi="Times New Roman" w:cs="Times New Roman"/>
@@ -3064,261 +3463,18 @@
         </w:rPr>
         <w:t xml:space="preserve"> </w:t>
       </w:r>
-      <w:r>
-        <w:rPr>
-          <w:rFonts w:ascii="Times New Roman" w:hAnsi="Times New Roman" w:cs="Times New Roman"/>
-          <w:sz w:val="28"/>
-          <w:szCs w:val="28"/>
-        </w:rPr>
-        <w:t>posição</w:t>
-      </w:r>
-      <w:r>
-        <w:rPr>
-          <w:rFonts w:ascii="Times New Roman" w:hAnsi="Times New Roman" w:cs="Times New Roman"/>
-          <w:sz w:val="28"/>
-          <w:szCs w:val="28"/>
-        </w:rPr>
-        <w:t>.</w:t>
-      </w:r>
-    </w:p>
-    <w:p>
-      <w:pPr>
-        <w:spacing w:line="240" w:lineRule="auto"/>
-        <w:rPr>
-          <w:rFonts w:ascii="Times New Roman" w:hAnsi="Times New Roman" w:cs="Times New Roman"/>
-          <w:sz w:val="28"/>
-          <w:szCs w:val="28"/>
-        </w:rPr>
-      </w:pPr>
-      <w:r>
-        <w:rPr>
-          <w:rFonts w:ascii="Times New Roman" w:hAnsi="Times New Roman" w:cs="Times New Roman"/>
-          <w:sz w:val="28"/>
-          <w:szCs w:val="28"/>
-        </w:rPr>
-        <w:t xml:space="preserve">Para remover temos duas formas </w:t>
-      </w:r>
       <w:proofErr w:type="spellStart"/>
-      <w:r>
-        <w:rPr>
-          <w:rFonts w:ascii="Times New Roman" w:hAnsi="Times New Roman" w:cs="Times New Roman"/>
-          <w:sz w:val="28"/>
-          <w:szCs w:val="28"/>
-        </w:rPr>
-        <w:t>del</w:t>
+      <w:proofErr w:type="gramStart"/>
+      <w:r>
+        <w:rPr>
+          <w:rFonts w:ascii="Times New Roman" w:hAnsi="Times New Roman" w:cs="Times New Roman"/>
+          <w:sz w:val="28"/>
+          <w:szCs w:val="28"/>
+        </w:rPr>
+        <w:t>variável.sort</w:t>
       </w:r>
       <w:proofErr w:type="spellEnd"/>
-      <w:r>
-        <w:rPr>
-          <w:rFonts w:ascii="Times New Roman" w:hAnsi="Times New Roman" w:cs="Times New Roman"/>
-          <w:sz w:val="28"/>
-          <w:szCs w:val="28"/>
-        </w:rPr>
-        <w:t>/.pop e .remove</w:t>
-      </w:r>
-      <w:r>
-        <w:rPr>
-          <w:rFonts w:ascii="Times New Roman" w:hAnsi="Times New Roman" w:cs="Times New Roman"/>
-          <w:sz w:val="28"/>
-          <w:szCs w:val="28"/>
-        </w:rPr>
-        <w:t xml:space="preserve"> exemplos de situações </w:t>
-      </w:r>
-      <w:proofErr w:type="spellStart"/>
-      <w:r>
-        <w:rPr>
-          <w:rFonts w:ascii="Times New Roman" w:hAnsi="Times New Roman" w:cs="Times New Roman"/>
-          <w:sz w:val="28"/>
-          <w:szCs w:val="28"/>
-        </w:rPr>
-        <w:t>del</w:t>
-      </w:r>
-      <w:proofErr w:type="spellEnd"/>
-      <w:r>
-        <w:rPr>
-          <w:rFonts w:ascii="Times New Roman" w:hAnsi="Times New Roman" w:cs="Times New Roman"/>
-          <w:sz w:val="28"/>
-          <w:szCs w:val="28"/>
-        </w:rPr>
-        <w:t xml:space="preserve"> variável[</w:t>
-      </w:r>
-      <w:proofErr w:type="spellStart"/>
-      <w:r>
-        <w:rPr>
-          <w:rFonts w:ascii="Times New Roman" w:hAnsi="Times New Roman" w:cs="Times New Roman"/>
-          <w:sz w:val="28"/>
-          <w:szCs w:val="28"/>
-        </w:rPr>
-        <w:t>indice</w:t>
-      </w:r>
-      <w:proofErr w:type="spellEnd"/>
-      <w:r>
-        <w:rPr>
-          <w:rFonts w:ascii="Times New Roman" w:hAnsi="Times New Roman" w:cs="Times New Roman"/>
-          <w:sz w:val="28"/>
-          <w:szCs w:val="28"/>
-        </w:rPr>
-        <w:t>]</w:t>
-      </w:r>
-      <w:r>
-        <w:rPr>
-          <w:rFonts w:ascii="Times New Roman" w:hAnsi="Times New Roman" w:cs="Times New Roman"/>
-          <w:sz w:val="28"/>
-          <w:szCs w:val="28"/>
-        </w:rPr>
-        <w:t xml:space="preserve"> / </w:t>
-      </w:r>
-      <w:proofErr w:type="spellStart"/>
-      <w:r>
-        <w:rPr>
-          <w:rFonts w:ascii="Times New Roman" w:hAnsi="Times New Roman" w:cs="Times New Roman"/>
-          <w:sz w:val="28"/>
-          <w:szCs w:val="28"/>
-        </w:rPr>
-        <w:t>variável.pop</w:t>
-      </w:r>
-      <w:proofErr w:type="spellEnd"/>
-      <w:r>
-        <w:rPr>
-          <w:rFonts w:ascii="Times New Roman" w:hAnsi="Times New Roman" w:cs="Times New Roman"/>
-          <w:sz w:val="28"/>
-          <w:szCs w:val="28"/>
-        </w:rPr>
-        <w:t>(</w:t>
-      </w:r>
-      <w:proofErr w:type="spellStart"/>
-      <w:r>
-        <w:rPr>
-          <w:rFonts w:ascii="Times New Roman" w:hAnsi="Times New Roman" w:cs="Times New Roman"/>
-          <w:sz w:val="28"/>
-          <w:szCs w:val="28"/>
-        </w:rPr>
-        <w:t>indice</w:t>
-      </w:r>
-      <w:proofErr w:type="spellEnd"/>
-      <w:r>
-        <w:rPr>
-          <w:rFonts w:ascii="Times New Roman" w:hAnsi="Times New Roman" w:cs="Times New Roman"/>
-          <w:sz w:val="28"/>
-          <w:szCs w:val="28"/>
-        </w:rPr>
-        <w:t xml:space="preserve">) e </w:t>
-      </w:r>
-      <w:proofErr w:type="spellStart"/>
-      <w:r>
-        <w:rPr>
-          <w:rFonts w:ascii="Times New Roman" w:hAnsi="Times New Roman" w:cs="Times New Roman"/>
-          <w:sz w:val="28"/>
-          <w:szCs w:val="28"/>
-        </w:rPr>
-        <w:t>variável.remove</w:t>
-      </w:r>
-      <w:proofErr w:type="spellEnd"/>
-      <w:r>
-        <w:rPr>
-          <w:rFonts w:ascii="Times New Roman" w:hAnsi="Times New Roman" w:cs="Times New Roman"/>
-          <w:sz w:val="28"/>
-          <w:szCs w:val="28"/>
-        </w:rPr>
-        <w:t>(valor)</w:t>
-      </w:r>
-      <w:r>
-        <w:rPr>
-          <w:rFonts w:ascii="Times New Roman" w:hAnsi="Times New Roman" w:cs="Times New Roman"/>
-          <w:sz w:val="28"/>
-          <w:szCs w:val="28"/>
-        </w:rPr>
-        <w:t xml:space="preserve"> </w:t>
-      </w:r>
-    </w:p>
-    <w:p>
-      <w:pPr>
-        <w:rPr>
-          <w:rFonts w:ascii="Times New Roman" w:hAnsi="Times New Roman" w:cs="Times New Roman"/>
-          <w:sz w:val="28"/>
-          <w:szCs w:val="28"/>
-        </w:rPr>
-      </w:pPr>
-      <w:r>
-        <w:rPr>
-          <w:rFonts w:ascii="Times New Roman" w:hAnsi="Times New Roman" w:cs="Times New Roman"/>
-          <w:sz w:val="28"/>
-          <w:szCs w:val="28"/>
-        </w:rPr>
-        <w:t xml:space="preserve">Organizara lista usamos </w:t>
-      </w:r>
-      <w:proofErr w:type="spellStart"/>
-      <w:r>
-        <w:rPr>
-          <w:rFonts w:ascii="Times New Roman" w:hAnsi="Times New Roman" w:cs="Times New Roman"/>
-          <w:sz w:val="28"/>
-          <w:szCs w:val="28"/>
-        </w:rPr>
-        <w:t>variável.sort</w:t>
-      </w:r>
-      <w:proofErr w:type="spellEnd"/>
-      <w:r>
-        <w:rPr>
-          <w:rFonts w:ascii="Times New Roman" w:hAnsi="Times New Roman" w:cs="Times New Roman"/>
-          <w:sz w:val="28"/>
-          <w:szCs w:val="28"/>
-        </w:rPr>
-        <w:t>()</w:t>
-      </w:r>
-    </w:p>
-    <w:p>
-      <w:pPr>
-        <w:spacing w:line="240" w:lineRule="auto"/>
-        <w:rPr>
-          <w:rFonts w:ascii="Times New Roman" w:hAnsi="Times New Roman" w:cs="Times New Roman"/>
-          <w:sz w:val="28"/>
-          <w:szCs w:val="28"/>
-        </w:rPr>
-      </w:pPr>
-      <w:r>
-        <w:rPr>
-          <w:rFonts w:ascii="Times New Roman" w:hAnsi="Times New Roman" w:cs="Times New Roman"/>
-          <w:sz w:val="28"/>
-          <w:szCs w:val="28"/>
-        </w:rPr>
-        <w:t xml:space="preserve">Para organizar </w:t>
-      </w:r>
-      <w:r>
-        <w:rPr>
-          <w:rFonts w:ascii="Times New Roman" w:hAnsi="Times New Roman" w:cs="Times New Roman"/>
-          <w:sz w:val="28"/>
-          <w:szCs w:val="28"/>
-        </w:rPr>
-        <w:t xml:space="preserve">ao </w:t>
-      </w:r>
-      <w:proofErr w:type="spellStart"/>
-      <w:r>
-        <w:rPr>
-          <w:rFonts w:ascii="Times New Roman" w:hAnsi="Times New Roman" w:cs="Times New Roman"/>
-          <w:sz w:val="28"/>
-          <w:szCs w:val="28"/>
-        </w:rPr>
-        <w:t>contrario</w:t>
-      </w:r>
-      <w:proofErr w:type="spellEnd"/>
-      <w:r>
-        <w:rPr>
-          <w:rFonts w:ascii="Times New Roman" w:hAnsi="Times New Roman" w:cs="Times New Roman"/>
-          <w:sz w:val="28"/>
-          <w:szCs w:val="28"/>
-        </w:rPr>
-        <w:t xml:space="preserve"> </w:t>
-      </w:r>
-      <w:proofErr w:type="spellStart"/>
-      <w:r>
-        <w:rPr>
-          <w:rFonts w:ascii="Times New Roman" w:hAnsi="Times New Roman" w:cs="Times New Roman"/>
-          <w:sz w:val="28"/>
-          <w:szCs w:val="28"/>
-        </w:rPr>
-        <w:t>variável.sort</w:t>
-      </w:r>
-      <w:proofErr w:type="spellEnd"/>
+      <w:proofErr w:type="gramEnd"/>
       <w:r>
         <w:rPr>
           <w:rFonts w:ascii="Times New Roman" w:hAnsi="Times New Roman" w:cs="Times New Roman"/>

--- a/memento_de_python.docx
+++ b/memento_de_python.docx
@@ -3122,8 +3122,17 @@
           <w:sz w:val="28"/>
           <w:szCs w:val="28"/>
         </w:rPr>
-        <w:t xml:space="preserve">serir um valor em qualquer </w:t>
-      </w:r>
+        <w:t>serir um valor em qualquer lugar</w:t>
+      </w:r>
+      <w:r>
+        <w:rPr>
+          <w:rFonts w:ascii="Times New Roman" w:hAnsi="Times New Roman" w:cs="Times New Roman"/>
+          <w:sz w:val="28"/>
+          <w:szCs w:val="28"/>
+        </w:rPr>
+        <w:t xml:space="preserve"> </w:t>
+      </w:r>
+      <w:proofErr w:type="spellStart"/>
       <w:proofErr w:type="gramStart"/>
       <w:r>
         <w:rPr>
@@ -3131,32 +3140,15 @@
           <w:sz w:val="28"/>
           <w:szCs w:val="28"/>
         </w:rPr>
-        <w:t>lugar</w:t>
-      </w:r>
-      <w:r>
-        <w:rPr>
-          <w:rFonts w:ascii="Times New Roman" w:hAnsi="Times New Roman" w:cs="Times New Roman"/>
-          <w:sz w:val="28"/>
-          <w:szCs w:val="28"/>
-        </w:rPr>
-        <w:t xml:space="preserve"> </w:t>
-      </w:r>
-      <w:r>
-        <w:rPr>
-          <w:rFonts w:ascii="Times New Roman" w:hAnsi="Times New Roman" w:cs="Times New Roman"/>
-          <w:sz w:val="28"/>
-          <w:szCs w:val="28"/>
-        </w:rPr>
-        <w:t>.</w:t>
-      </w:r>
-      <w:proofErr w:type="spellStart"/>
-      <w:r>
-        <w:rPr>
-          <w:rFonts w:ascii="Times New Roman" w:hAnsi="Times New Roman" w:cs="Times New Roman"/>
-          <w:sz w:val="28"/>
-          <w:szCs w:val="28"/>
-        </w:rPr>
-        <w:t>insert</w:t>
+        <w:t>variavel</w:t>
+      </w:r>
+      <w:r>
+        <w:rPr>
+          <w:rFonts w:ascii="Times New Roman" w:hAnsi="Times New Roman" w:cs="Times New Roman"/>
+          <w:sz w:val="28"/>
+          <w:szCs w:val="28"/>
+        </w:rPr>
+        <w:t>.insert</w:t>
       </w:r>
       <w:proofErr w:type="spellEnd"/>
       <w:proofErr w:type="gramEnd"/>

--- a/memento_de_python.docx
+++ b/memento_de_python.docx
@@ -52,21 +52,7 @@
         <w:rPr>
           <w:rFonts w:ascii="Times New Roman" w:hAnsi="Times New Roman" w:cs="Times New Roman"/>
         </w:rPr>
-        <w:t xml:space="preserve"> Quando escrevemos uma </w:t>
-      </w:r>
-      <w:proofErr w:type="spellStart"/>
-      <w:r>
-        <w:rPr>
-          <w:rFonts w:ascii="Times New Roman" w:hAnsi="Times New Roman" w:cs="Times New Roman"/>
-        </w:rPr>
-        <w:t>String</w:t>
-      </w:r>
-      <w:proofErr w:type="spellEnd"/>
-      <w:r>
-        <w:rPr>
-          <w:rFonts w:ascii="Times New Roman" w:hAnsi="Times New Roman" w:cs="Times New Roman"/>
-        </w:rPr>
-        <w:t xml:space="preserve"> o computador guarda separadamente cada carácter que foi digitado e numerando cada um dês do 0 à diante</w:t>
+        <w:t xml:space="preserve"> Quando escrevemos uma String o computador guarda separadamente cada carácter que foi digitado e numerando cada um dês do 0 à diante</w:t>
       </w:r>
       <w:r>
         <w:rPr>
@@ -207,14 +193,24 @@
           <w:rFonts w:ascii="Times New Roman" w:hAnsi="Times New Roman" w:cs="Times New Roman"/>
         </w:rPr>
       </w:pPr>
-      <w:proofErr w:type="spellStart"/>
-      <w:r>
-        <w:rPr>
-          <w:rFonts w:ascii="Times New Roman" w:hAnsi="Times New Roman" w:cs="Times New Roman"/>
-        </w:rPr>
-        <w:t>End</w:t>
-      </w:r>
-      <w:proofErr w:type="spellEnd"/>
+      <w:r>
+        <w:rPr>
+          <w:rFonts w:ascii="Times New Roman" w:hAnsi="Times New Roman" w:cs="Times New Roman"/>
+        </w:rPr>
+        <w:t xml:space="preserve">End </w:t>
+      </w:r>
+      <w:r>
+        <w:rPr>
+          <w:rFonts w:ascii="Times New Roman" w:hAnsi="Times New Roman" w:cs="Times New Roman"/>
+        </w:rPr>
+        <w:t xml:space="preserve">= </w:t>
+      </w:r>
+      <w:r>
+        <w:rPr>
+          <w:rFonts w:ascii="Times New Roman" w:hAnsi="Times New Roman" w:cs="Times New Roman"/>
+        </w:rPr>
+        <w:t>‘’</w:t>
+      </w:r>
       <w:r>
         <w:rPr>
           <w:rFonts w:ascii="Times New Roman" w:hAnsi="Times New Roman" w:cs="Times New Roman"/>
@@ -225,13 +221,7 @@
         <w:rPr>
           <w:rFonts w:ascii="Times New Roman" w:hAnsi="Times New Roman" w:cs="Times New Roman"/>
         </w:rPr>
-        <w:t xml:space="preserve">= </w:t>
-      </w:r>
-      <w:r>
-        <w:rPr>
-          <w:rFonts w:ascii="Times New Roman" w:hAnsi="Times New Roman" w:cs="Times New Roman"/>
-        </w:rPr>
-        <w:t>‘’</w:t>
+        <w:t>=</w:t>
       </w:r>
       <w:r>
         <w:rPr>
@@ -243,18 +233,6 @@
         <w:rPr>
           <w:rFonts w:ascii="Times New Roman" w:hAnsi="Times New Roman" w:cs="Times New Roman"/>
         </w:rPr>
-        <w:t>=</w:t>
-      </w:r>
-      <w:r>
-        <w:rPr>
-          <w:rFonts w:ascii="Times New Roman" w:hAnsi="Times New Roman" w:cs="Times New Roman"/>
-        </w:rPr>
-        <w:t xml:space="preserve"> </w:t>
-      </w:r>
-      <w:r>
-        <w:rPr>
-          <w:rFonts w:ascii="Times New Roman" w:hAnsi="Times New Roman" w:cs="Times New Roman"/>
-        </w:rPr>
         <w:t xml:space="preserve">faz que o próximo print </w:t>
       </w:r>
       <w:r>
@@ -267,21 +245,7 @@
         <w:rPr>
           <w:rFonts w:ascii="Times New Roman" w:hAnsi="Times New Roman" w:cs="Times New Roman"/>
         </w:rPr>
-        <w:t xml:space="preserve"> juntando com </w:t>
-      </w:r>
-      <w:proofErr w:type="spellStart"/>
-      <w:r>
-        <w:rPr>
-          <w:rFonts w:ascii="Times New Roman" w:hAnsi="Times New Roman" w:cs="Times New Roman"/>
-        </w:rPr>
-        <w:t>oque</w:t>
-      </w:r>
-      <w:proofErr w:type="spellEnd"/>
-      <w:r>
-        <w:rPr>
-          <w:rFonts w:ascii="Times New Roman" w:hAnsi="Times New Roman" w:cs="Times New Roman"/>
-        </w:rPr>
-        <w:t xml:space="preserve"> está no meio das aspas.</w:t>
+        <w:t xml:space="preserve"> juntando com oque está no meio das aspas.</w:t>
       </w:r>
       <w:r>
         <w:rPr>
@@ -457,21 +421,7 @@
         <w:rPr>
           <w:rFonts w:ascii="Times New Roman" w:hAnsi="Times New Roman" w:cs="Times New Roman"/>
         </w:rPr>
-        <w:t xml:space="preserve"> = </w:t>
-      </w:r>
-      <w:proofErr w:type="spellStart"/>
-      <w:r>
-        <w:rPr>
-          <w:rFonts w:ascii="Times New Roman" w:hAnsi="Times New Roman" w:cs="Times New Roman"/>
-        </w:rPr>
-        <w:t>VdoPto</w:t>
-      </w:r>
-      <w:proofErr w:type="spellEnd"/>
-      <w:r>
-        <w:rPr>
-          <w:rFonts w:ascii="Times New Roman" w:hAnsi="Times New Roman" w:cs="Times New Roman"/>
-        </w:rPr>
-        <w:t xml:space="preserve"> #Ele irar pula sempre dois.</w:t>
+        <w:t xml:space="preserve"> = VdoPto #Ele irar pula sempre dois.</w:t>
       </w:r>
     </w:p>
     <w:p>
@@ -508,19 +458,11 @@
           <w:rFonts w:ascii="Times New Roman" w:hAnsi="Times New Roman" w:cs="Times New Roman"/>
         </w:rPr>
       </w:pPr>
-      <w:proofErr w:type="spellStart"/>
-      <w:r>
-        <w:rPr>
-          <w:rFonts w:ascii="Times New Roman" w:hAnsi="Times New Roman" w:cs="Times New Roman"/>
-        </w:rPr>
-        <w:t>len</w:t>
-      </w:r>
-      <w:proofErr w:type="spellEnd"/>
-      <w:r>
-        <w:rPr>
-          <w:rFonts w:ascii="Times New Roman" w:hAnsi="Times New Roman" w:cs="Times New Roman"/>
-        </w:rPr>
-        <w:t>(frase) = 21 #Vai dizer quantos caracteres temos.</w:t>
+      <w:r>
+        <w:rPr>
+          <w:rFonts w:ascii="Times New Roman" w:hAnsi="Times New Roman" w:cs="Times New Roman"/>
+        </w:rPr>
+        <w:t>len(frase) = 21 #Vai dizer quantos caracteres temos.</w:t>
       </w:r>
     </w:p>
     <w:p>
@@ -535,19 +477,11 @@
           <w:rFonts w:ascii="Times New Roman" w:hAnsi="Times New Roman" w:cs="Times New Roman"/>
         </w:rPr>
       </w:pPr>
-      <w:proofErr w:type="spellStart"/>
-      <w:r>
-        <w:rPr>
-          <w:rFonts w:ascii="Times New Roman" w:hAnsi="Times New Roman" w:cs="Times New Roman"/>
-        </w:rPr>
-        <w:t>Frase.count</w:t>
-      </w:r>
-      <w:proofErr w:type="spellEnd"/>
-      <w:r>
-        <w:rPr>
-          <w:rFonts w:ascii="Times New Roman" w:hAnsi="Times New Roman" w:cs="Times New Roman"/>
-        </w:rPr>
-        <w:t>(‘o’) = 3 #Vai dizer quantas vezes apareceu o que foi solicitado.</w:t>
+      <w:r>
+        <w:rPr>
+          <w:rFonts w:ascii="Times New Roman" w:hAnsi="Times New Roman" w:cs="Times New Roman"/>
+        </w:rPr>
+        <w:t>Frase.count(‘o’) = 3 #Vai dizer quantas vezes apareceu o que foi solicitado.</w:t>
       </w:r>
     </w:p>
     <w:p>
@@ -562,33 +496,11 @@
           <w:rFonts w:ascii="Times New Roman" w:hAnsi="Times New Roman" w:cs="Times New Roman"/>
         </w:rPr>
       </w:pPr>
-      <w:proofErr w:type="spellStart"/>
-      <w:r>
-        <w:rPr>
-          <w:rFonts w:ascii="Times New Roman" w:hAnsi="Times New Roman" w:cs="Times New Roman"/>
-        </w:rPr>
-        <w:t>Frase.find</w:t>
-      </w:r>
-      <w:proofErr w:type="spellEnd"/>
-      <w:r>
-        <w:rPr>
-          <w:rFonts w:ascii="Times New Roman" w:hAnsi="Times New Roman" w:cs="Times New Roman"/>
-        </w:rPr>
-        <w:t>(‘</w:t>
-      </w:r>
-      <w:proofErr w:type="spellStart"/>
-      <w:r>
-        <w:rPr>
-          <w:rFonts w:ascii="Times New Roman" w:hAnsi="Times New Roman" w:cs="Times New Roman"/>
-        </w:rPr>
-        <w:t>deo</w:t>
-      </w:r>
-      <w:proofErr w:type="spellEnd"/>
-      <w:r>
-        <w:rPr>
-          <w:rFonts w:ascii="Times New Roman" w:hAnsi="Times New Roman" w:cs="Times New Roman"/>
-        </w:rPr>
-        <w:t>’) = 11 #Procura o que foi solicitado e fala o índice que começa, se ele não acha o resultado será -1.</w:t>
+      <w:r>
+        <w:rPr>
+          <w:rFonts w:ascii="Times New Roman" w:hAnsi="Times New Roman" w:cs="Times New Roman"/>
+        </w:rPr>
+        <w:t>Frase.find(‘deo’) = 11 #Procura o que foi solicitado e fala o índice que começa, se ele não acha o resultado será -1.</w:t>
       </w:r>
     </w:p>
     <w:p>
@@ -607,21 +519,7 @@
         <w:rPr>
           <w:rFonts w:ascii="Times New Roman" w:hAnsi="Times New Roman" w:cs="Times New Roman"/>
         </w:rPr>
-        <w:t xml:space="preserve">‘Curso’ in frase = </w:t>
-      </w:r>
-      <w:proofErr w:type="spellStart"/>
-      <w:r>
-        <w:rPr>
-          <w:rFonts w:ascii="Times New Roman" w:hAnsi="Times New Roman" w:cs="Times New Roman"/>
-        </w:rPr>
-        <w:t>True</w:t>
-      </w:r>
-      <w:proofErr w:type="spellEnd"/>
-      <w:r>
-        <w:rPr>
-          <w:rFonts w:ascii="Times New Roman" w:hAnsi="Times New Roman" w:cs="Times New Roman"/>
-        </w:rPr>
-        <w:t xml:space="preserve"> #Existe curso em frase?</w:t>
+        <w:t>‘Curso’ in frase = True #Existe curso em frase?</w:t>
       </w:r>
     </w:p>
     <w:p>
@@ -658,37 +556,11 @@
           <w:rFonts w:ascii="Times New Roman" w:hAnsi="Times New Roman" w:cs="Times New Roman"/>
         </w:rPr>
       </w:pPr>
-      <w:proofErr w:type="spellStart"/>
-      <w:proofErr w:type="gramStart"/>
-      <w:r>
-        <w:rPr>
-          <w:rFonts w:ascii="Times New Roman" w:hAnsi="Times New Roman" w:cs="Times New Roman"/>
-        </w:rPr>
-        <w:t>frase.replace</w:t>
-      </w:r>
-      <w:proofErr w:type="spellEnd"/>
-      <w:proofErr w:type="gramEnd"/>
-      <w:r>
-        <w:rPr>
-          <w:rFonts w:ascii="Times New Roman" w:hAnsi="Times New Roman" w:cs="Times New Roman"/>
-        </w:rPr>
-        <w:t>(‘</w:t>
-      </w:r>
-      <w:proofErr w:type="spellStart"/>
-      <w:proofErr w:type="gramStart"/>
-      <w:r>
-        <w:rPr>
-          <w:rFonts w:ascii="Times New Roman" w:hAnsi="Times New Roman" w:cs="Times New Roman"/>
-        </w:rPr>
-        <w:t>Python”Android</w:t>
-      </w:r>
-      <w:proofErr w:type="spellEnd"/>
-      <w:proofErr w:type="gramEnd"/>
-      <w:r>
-        <w:rPr>
-          <w:rFonts w:ascii="Times New Roman" w:hAnsi="Times New Roman" w:cs="Times New Roman"/>
-        </w:rPr>
-        <w:t>’) = Android em Vídeo Python #Troque Python por Android.</w:t>
+      <w:r>
+        <w:rPr>
+          <w:rFonts w:ascii="Times New Roman" w:hAnsi="Times New Roman" w:cs="Times New Roman"/>
+        </w:rPr>
+        <w:t>frase.replace(‘Python”Android’) = Android em Vídeo Python #Troque Python por Android.</w:t>
       </w:r>
     </w:p>
     <w:p>
@@ -703,21 +575,11 @@
           <w:rFonts w:ascii="Times New Roman" w:hAnsi="Times New Roman" w:cs="Times New Roman"/>
         </w:rPr>
       </w:pPr>
-      <w:proofErr w:type="spellStart"/>
-      <w:proofErr w:type="gramStart"/>
-      <w:r>
-        <w:rPr>
-          <w:rFonts w:ascii="Times New Roman" w:hAnsi="Times New Roman" w:cs="Times New Roman"/>
-        </w:rPr>
-        <w:t>frase.upper</w:t>
-      </w:r>
-      <w:proofErr w:type="spellEnd"/>
-      <w:proofErr w:type="gramEnd"/>
-      <w:r>
-        <w:rPr>
-          <w:rFonts w:ascii="Times New Roman" w:hAnsi="Times New Roman" w:cs="Times New Roman"/>
-        </w:rPr>
-        <w:t>() = CURSO EM VIDEO PYTHON</w:t>
+      <w:r>
+        <w:rPr>
+          <w:rFonts w:ascii="Times New Roman" w:hAnsi="Times New Roman" w:cs="Times New Roman"/>
+        </w:rPr>
+        <w:t>frase.upper() = CURSO EM VIDEO PYTHON</w:t>
       </w:r>
     </w:p>
     <w:p>
@@ -732,30 +594,12 @@
           <w:rFonts w:ascii="Times New Roman" w:hAnsi="Times New Roman" w:cs="Times New Roman"/>
         </w:rPr>
       </w:pPr>
-      <w:proofErr w:type="spellStart"/>
-      <w:proofErr w:type="gramStart"/>
-      <w:r>
-        <w:rPr>
-          <w:rFonts w:ascii="Times New Roman" w:hAnsi="Times New Roman" w:cs="Times New Roman"/>
-        </w:rPr>
-        <w:t>frase.lower</w:t>
-      </w:r>
-      <w:proofErr w:type="spellEnd"/>
-      <w:proofErr w:type="gramEnd"/>
-      <w:r>
-        <w:rPr>
-          <w:rFonts w:ascii="Times New Roman" w:hAnsi="Times New Roman" w:cs="Times New Roman"/>
-        </w:rPr>
-        <w:t xml:space="preserve">() = curso em vídeo </w:t>
-      </w:r>
-      <w:proofErr w:type="spellStart"/>
-      <w:r>
-        <w:rPr>
-          <w:rFonts w:ascii="Times New Roman" w:hAnsi="Times New Roman" w:cs="Times New Roman"/>
-        </w:rPr>
-        <w:t>python</w:t>
-      </w:r>
-      <w:proofErr w:type="spellEnd"/>
+      <w:r>
+        <w:rPr>
+          <w:rFonts w:ascii="Times New Roman" w:hAnsi="Times New Roman" w:cs="Times New Roman"/>
+        </w:rPr>
+        <w:t>frase.lower() = curso em vídeo python</w:t>
+      </w:r>
     </w:p>
     <w:p>
       <w:pPr>
@@ -769,35 +613,11 @@
           <w:rFonts w:ascii="Times New Roman" w:hAnsi="Times New Roman" w:cs="Times New Roman"/>
         </w:rPr>
       </w:pPr>
-      <w:proofErr w:type="spellStart"/>
-      <w:proofErr w:type="gramStart"/>
-      <w:r>
-        <w:rPr>
-          <w:rFonts w:ascii="Times New Roman" w:hAnsi="Times New Roman" w:cs="Times New Roman"/>
-        </w:rPr>
-        <w:t>frase.capitalize</w:t>
-      </w:r>
-      <w:proofErr w:type="spellEnd"/>
-      <w:proofErr w:type="gramEnd"/>
-      <w:r>
-        <w:rPr>
-          <w:rFonts w:ascii="Times New Roman" w:hAnsi="Times New Roman" w:cs="Times New Roman"/>
-        </w:rPr>
-        <w:t xml:space="preserve">() = Curso em vídeo </w:t>
-      </w:r>
-      <w:proofErr w:type="spellStart"/>
-      <w:r>
-        <w:rPr>
-          <w:rFonts w:ascii="Times New Roman" w:hAnsi="Times New Roman" w:cs="Times New Roman"/>
-        </w:rPr>
-        <w:t>python</w:t>
-      </w:r>
-      <w:proofErr w:type="spellEnd"/>
-      <w:r>
-        <w:rPr>
-          <w:rFonts w:ascii="Times New Roman" w:hAnsi="Times New Roman" w:cs="Times New Roman"/>
-        </w:rPr>
-        <w:t xml:space="preserve"> #Só a primeira letra da frase ficara maiúscula</w:t>
+      <w:r>
+        <w:rPr>
+          <w:rFonts w:ascii="Times New Roman" w:hAnsi="Times New Roman" w:cs="Times New Roman"/>
+        </w:rPr>
+        <w:t>frase.capitalize() = Curso em vídeo python #Só a primeira letra da frase ficara maiúscula</w:t>
       </w:r>
     </w:p>
     <w:p>
@@ -812,21 +632,11 @@
           <w:rFonts w:ascii="Times New Roman" w:hAnsi="Times New Roman" w:cs="Times New Roman"/>
         </w:rPr>
       </w:pPr>
-      <w:proofErr w:type="spellStart"/>
-      <w:proofErr w:type="gramStart"/>
-      <w:r>
-        <w:rPr>
-          <w:rFonts w:ascii="Times New Roman" w:hAnsi="Times New Roman" w:cs="Times New Roman"/>
-        </w:rPr>
-        <w:t>frase.title</w:t>
-      </w:r>
-      <w:proofErr w:type="spellEnd"/>
-      <w:proofErr w:type="gramEnd"/>
-      <w:r>
-        <w:rPr>
-          <w:rFonts w:ascii="Times New Roman" w:hAnsi="Times New Roman" w:cs="Times New Roman"/>
-        </w:rPr>
-        <w:t>() = Curso Em Vídeo Python #Todas as palavras começam com a letra maiúscula</w:t>
+      <w:r>
+        <w:rPr>
+          <w:rFonts w:ascii="Times New Roman" w:hAnsi="Times New Roman" w:cs="Times New Roman"/>
+        </w:rPr>
+        <w:t>frase.title() = Curso Em Vídeo Python #Todas as palavras começam com a letra maiúscula</w:t>
       </w:r>
       <w:r>
         <w:rPr>
@@ -915,21 +725,11 @@
           <w:rFonts w:ascii="Times New Roman" w:hAnsi="Times New Roman" w:cs="Times New Roman"/>
         </w:rPr>
       </w:pPr>
-      <w:proofErr w:type="spellStart"/>
-      <w:proofErr w:type="gramStart"/>
-      <w:r>
-        <w:rPr>
-          <w:rFonts w:ascii="Times New Roman" w:hAnsi="Times New Roman" w:cs="Times New Roman"/>
-        </w:rPr>
-        <w:t>frase.strip</w:t>
-      </w:r>
-      <w:proofErr w:type="spellEnd"/>
-      <w:proofErr w:type="gramEnd"/>
-      <w:r>
-        <w:rPr>
-          <w:rFonts w:ascii="Times New Roman" w:hAnsi="Times New Roman" w:cs="Times New Roman"/>
-        </w:rPr>
-        <w:t xml:space="preserve">() = </w:t>
+      <w:r>
+        <w:rPr>
+          <w:rFonts w:ascii="Times New Roman" w:hAnsi="Times New Roman" w:cs="Times New Roman"/>
+        </w:rPr>
+        <w:t xml:space="preserve">frase.strip() = </w:t>
       </w:r>
       <w:r>
         <w:rPr>
@@ -982,71 +782,13 @@
         <w:rPr>
           <w:rFonts w:ascii="Times New Roman" w:hAnsi="Times New Roman" w:cs="Times New Roman"/>
         </w:rPr>
-        <w:t xml:space="preserve"> Ele tira todos os espaços excedentes do começo e do fim da </w:t>
-      </w:r>
-      <w:proofErr w:type="spellStart"/>
-      <w:r>
-        <w:rPr>
-          <w:rFonts w:ascii="Times New Roman" w:hAnsi="Times New Roman" w:cs="Times New Roman"/>
-        </w:rPr>
-        <w:t>string</w:t>
-      </w:r>
-      <w:proofErr w:type="spellEnd"/>
-      <w:r>
-        <w:rPr>
-          <w:rFonts w:ascii="Times New Roman" w:hAnsi="Times New Roman" w:cs="Times New Roman"/>
-        </w:rPr>
-        <w:t>. E temos uma variação desse método que é</w:t>
-      </w:r>
-      <w:r>
-        <w:rPr>
-          <w:rFonts w:ascii="Times New Roman" w:hAnsi="Times New Roman" w:cs="Times New Roman"/>
-        </w:rPr>
-        <w:t xml:space="preserve"> </w:t>
-      </w:r>
-      <w:proofErr w:type="spellStart"/>
-      <w:proofErr w:type="gramStart"/>
-      <w:r>
-        <w:rPr>
-          <w:rFonts w:ascii="Times New Roman" w:hAnsi="Times New Roman" w:cs="Times New Roman"/>
-        </w:rPr>
-        <w:t>rstrip</w:t>
-      </w:r>
-      <w:proofErr w:type="spellEnd"/>
-      <w:r>
-        <w:rPr>
-          <w:rFonts w:ascii="Times New Roman" w:hAnsi="Times New Roman" w:cs="Times New Roman"/>
-        </w:rPr>
-        <w:t>(</w:t>
-      </w:r>
-      <w:proofErr w:type="gramEnd"/>
-      <w:r>
-        <w:rPr>
-          <w:rFonts w:ascii="Times New Roman" w:hAnsi="Times New Roman" w:cs="Times New Roman"/>
-        </w:rPr>
-        <w:t xml:space="preserve">) irá tirar só os espaços da direita e </w:t>
-      </w:r>
-      <w:proofErr w:type="spellStart"/>
-      <w:proofErr w:type="gramStart"/>
-      <w:r>
-        <w:rPr>
-          <w:rFonts w:ascii="Times New Roman" w:hAnsi="Times New Roman" w:cs="Times New Roman"/>
-        </w:rPr>
-        <w:t>lstrip</w:t>
-      </w:r>
-      <w:proofErr w:type="spellEnd"/>
-      <w:r>
-        <w:rPr>
-          <w:rFonts w:ascii="Times New Roman" w:hAnsi="Times New Roman" w:cs="Times New Roman"/>
-        </w:rPr>
-        <w:t>(</w:t>
-      </w:r>
-      <w:proofErr w:type="gramEnd"/>
-      <w:r>
-        <w:rPr>
-          <w:rFonts w:ascii="Times New Roman" w:hAnsi="Times New Roman" w:cs="Times New Roman"/>
-        </w:rPr>
-        <w:t xml:space="preserve">) irá tirar só os espaços da esquerda </w:t>
+        <w:t xml:space="preserve"> Ele tira todos os espaços excedentes do começo e do fim da string. E temos uma variação desse método que é</w:t>
+      </w:r>
+      <w:r>
+        <w:rPr>
+          <w:rFonts w:ascii="Times New Roman" w:hAnsi="Times New Roman" w:cs="Times New Roman"/>
+        </w:rPr>
+        <w:t xml:space="preserve"> rstrip() irá tirar só os espaços da direita e lstrip() irá tirar só os espaços da esquerda </w:t>
       </w:r>
       <w:r>
         <w:rPr>
@@ -1089,21 +831,11 @@
           <w:rFonts w:ascii="Times New Roman" w:hAnsi="Times New Roman" w:cs="Times New Roman"/>
         </w:rPr>
       </w:pPr>
-      <w:proofErr w:type="spellStart"/>
-      <w:proofErr w:type="gramStart"/>
-      <w:r>
-        <w:rPr>
-          <w:rFonts w:ascii="Times New Roman" w:hAnsi="Times New Roman" w:cs="Times New Roman"/>
-        </w:rPr>
-        <w:t>frase.split</w:t>
-      </w:r>
-      <w:proofErr w:type="spellEnd"/>
-      <w:proofErr w:type="gramEnd"/>
-      <w:r>
-        <w:rPr>
-          <w:rFonts w:ascii="Times New Roman" w:hAnsi="Times New Roman" w:cs="Times New Roman"/>
-        </w:rPr>
-        <w:t>() #Resultado na imagem abaixo:</w:t>
+      <w:r>
+        <w:rPr>
+          <w:rFonts w:ascii="Times New Roman" w:hAnsi="Times New Roman" w:cs="Times New Roman"/>
+        </w:rPr>
+        <w:t>frase.split() #Resultado na imagem abaixo:</w:t>
       </w:r>
     </w:p>
     <w:p>
@@ -1194,52 +926,8 @@
         <w:rPr>
           <w:rFonts w:ascii="Times New Roman" w:hAnsi="Times New Roman" w:cs="Times New Roman"/>
         </w:rPr>
-        <w:t>‘-</w:t>
-      </w:r>
-      <w:proofErr w:type="gramStart"/>
-      <w:r>
-        <w:rPr>
-          <w:rFonts w:ascii="Times New Roman" w:hAnsi="Times New Roman" w:cs="Times New Roman"/>
-        </w:rPr>
-        <w:t>’.</w:t>
-      </w:r>
-      <w:proofErr w:type="spellStart"/>
-      <w:r>
-        <w:rPr>
-          <w:rFonts w:ascii="Times New Roman" w:hAnsi="Times New Roman" w:cs="Times New Roman"/>
-        </w:rPr>
-        <w:t>join</w:t>
-      </w:r>
-      <w:proofErr w:type="spellEnd"/>
-      <w:proofErr w:type="gramEnd"/>
-      <w:r>
-        <w:rPr>
-          <w:rFonts w:ascii="Times New Roman" w:hAnsi="Times New Roman" w:cs="Times New Roman"/>
-        </w:rPr>
-        <w:t>(frase) = curso-em-</w:t>
-      </w:r>
-      <w:proofErr w:type="spellStart"/>
-      <w:r>
-        <w:rPr>
-          <w:rFonts w:ascii="Times New Roman" w:hAnsi="Times New Roman" w:cs="Times New Roman"/>
-        </w:rPr>
-        <w:t>video</w:t>
-      </w:r>
-      <w:proofErr w:type="spellEnd"/>
-      <w:r>
-        <w:rPr>
-          <w:rFonts w:ascii="Times New Roman" w:hAnsi="Times New Roman" w:cs="Times New Roman"/>
-        </w:rPr>
-        <w:t>-</w:t>
-      </w:r>
-      <w:proofErr w:type="spellStart"/>
-      <w:r>
-        <w:rPr>
-          <w:rFonts w:ascii="Times New Roman" w:hAnsi="Times New Roman" w:cs="Times New Roman"/>
-        </w:rPr>
-        <w:t>pyhon</w:t>
-      </w:r>
-      <w:proofErr w:type="spellEnd"/>
+        <w:t>‘-’.join(frase) = curso-em-video-pyhon</w:t>
+      </w:r>
     </w:p>
     <w:p>
       <w:pPr>
@@ -1516,14 +1204,7 @@
         <w:rPr>
           <w:rFonts w:ascii="Times New Roman" w:hAnsi="Times New Roman" w:cs="Times New Roman"/>
         </w:rPr>
-        <w:t xml:space="preserve">Dentro de um </w:t>
-      </w:r>
-      <w:proofErr w:type="spellStart"/>
-      <w:r>
-        <w:rPr>
-          <w:rFonts w:ascii="Times New Roman" w:hAnsi="Times New Roman" w:cs="Times New Roman"/>
-        </w:rPr>
-        <w:t>I</w:t>
+        <w:t>Dentro de um I</w:t>
       </w:r>
       <w:r>
         <w:rPr>
@@ -1531,21 +1212,18 @@
         </w:rPr>
         <w:t>f</w:t>
       </w:r>
-      <w:proofErr w:type="spellEnd"/>
       <w:r>
         <w:rPr>
           <w:rFonts w:ascii="Times New Roman" w:hAnsi="Times New Roman" w:cs="Times New Roman"/>
         </w:rPr>
         <w:t xml:space="preserve"> posso usar vários </w:t>
       </w:r>
-      <w:proofErr w:type="spellStart"/>
       <w:r>
         <w:rPr>
           <w:rFonts w:ascii="Times New Roman" w:hAnsi="Times New Roman" w:cs="Times New Roman"/>
         </w:rPr>
         <w:t>Elif</w:t>
       </w:r>
-      <w:proofErr w:type="spellEnd"/>
       <w:r>
         <w:rPr>
           <w:rFonts w:ascii="Times New Roman" w:hAnsi="Times New Roman" w:cs="Times New Roman"/>
@@ -1558,47 +1236,17 @@
         </w:rPr>
         <w:t xml:space="preserve"> Para ter um </w:t>
       </w:r>
-      <w:proofErr w:type="spellStart"/>
-      <w:r>
-        <w:rPr>
-          <w:rFonts w:ascii="Times New Roman" w:hAnsi="Times New Roman" w:cs="Times New Roman"/>
-        </w:rPr>
-        <w:t>Elif</w:t>
-      </w:r>
-      <w:proofErr w:type="spellEnd"/>
-      <w:r>
-        <w:rPr>
-          <w:rFonts w:ascii="Times New Roman" w:hAnsi="Times New Roman" w:cs="Times New Roman"/>
-        </w:rPr>
-        <w:t xml:space="preserve"> tem que ter um </w:t>
-      </w:r>
-      <w:proofErr w:type="spellStart"/>
-      <w:r>
-        <w:rPr>
-          <w:rFonts w:ascii="Times New Roman" w:hAnsi="Times New Roman" w:cs="Times New Roman"/>
-        </w:rPr>
-        <w:t>If</w:t>
-      </w:r>
-      <w:proofErr w:type="spellEnd"/>
-      <w:r>
-        <w:rPr>
-          <w:rFonts w:ascii="Times New Roman" w:hAnsi="Times New Roman" w:cs="Times New Roman"/>
-        </w:rPr>
-        <w:t xml:space="preserve">. Nem todo </w:t>
-      </w:r>
-      <w:proofErr w:type="spellStart"/>
-      <w:r>
-        <w:rPr>
-          <w:rFonts w:ascii="Times New Roman" w:hAnsi="Times New Roman" w:cs="Times New Roman"/>
-        </w:rPr>
-        <w:t>If</w:t>
-      </w:r>
-      <w:proofErr w:type="spellEnd"/>
-      <w:r>
-        <w:rPr>
-          <w:rFonts w:ascii="Times New Roman" w:hAnsi="Times New Roman" w:cs="Times New Roman"/>
-        </w:rPr>
-        <w:t xml:space="preserve"> tem Else </w:t>
+      <w:r>
+        <w:rPr>
+          <w:rFonts w:ascii="Times New Roman" w:hAnsi="Times New Roman" w:cs="Times New Roman"/>
+        </w:rPr>
+        <w:t>Elif tem que ter um If</w:t>
+      </w:r>
+      <w:r>
+        <w:rPr>
+          <w:rFonts w:ascii="Times New Roman" w:hAnsi="Times New Roman" w:cs="Times New Roman"/>
+        </w:rPr>
+        <w:t xml:space="preserve">. Nem todo If tem Else </w:t>
       </w:r>
     </w:p>
     <w:p>
@@ -1620,19 +1268,11 @@
         </w:rPr>
         <w:t xml:space="preserve"> </w:t>
       </w:r>
-      <w:proofErr w:type="spellStart"/>
-      <w:r>
-        <w:rPr>
-          <w:rFonts w:ascii="Times New Roman" w:hAnsi="Times New Roman" w:cs="Times New Roman"/>
-        </w:rPr>
-        <w:t>Elif</w:t>
-      </w:r>
-      <w:proofErr w:type="spellEnd"/>
-      <w:r>
-        <w:rPr>
-          <w:rFonts w:ascii="Times New Roman" w:hAnsi="Times New Roman" w:cs="Times New Roman"/>
-        </w:rPr>
-        <w:t xml:space="preserve"> = S</w:t>
+      <w:r>
+        <w:rPr>
+          <w:rFonts w:ascii="Times New Roman" w:hAnsi="Times New Roman" w:cs="Times New Roman"/>
+        </w:rPr>
+        <w:t>Elif = S</w:t>
       </w:r>
       <w:r>
         <w:rPr>
@@ -1658,21 +1298,7 @@
         <w:rPr>
           <w:rFonts w:ascii="Times New Roman" w:hAnsi="Times New Roman" w:cs="Times New Roman"/>
         </w:rPr>
-        <w:t xml:space="preserve">O IF e </w:t>
-      </w:r>
-      <w:proofErr w:type="spellStart"/>
-      <w:r>
-        <w:rPr>
-          <w:rFonts w:ascii="Times New Roman" w:hAnsi="Times New Roman" w:cs="Times New Roman"/>
-        </w:rPr>
-        <w:t>Elif</w:t>
-      </w:r>
-      <w:proofErr w:type="spellEnd"/>
-      <w:r>
-        <w:rPr>
-          <w:rFonts w:ascii="Times New Roman" w:hAnsi="Times New Roman" w:cs="Times New Roman"/>
-        </w:rPr>
-        <w:t xml:space="preserve"> coloca uma situação o Else </w:t>
+        <w:t xml:space="preserve">O IF e Elif coloca uma situação o Else </w:t>
       </w:r>
       <w:r>
         <w:rPr>
@@ -1747,19 +1373,11 @@
           <w:rFonts w:ascii="Times New Roman" w:hAnsi="Times New Roman" w:cs="Times New Roman"/>
         </w:rPr>
       </w:pPr>
-      <w:proofErr w:type="gramStart"/>
-      <w:r>
-        <w:rPr>
-          <w:rFonts w:ascii="Times New Roman" w:hAnsi="Times New Roman" w:cs="Times New Roman"/>
-        </w:rPr>
-        <w:t>Existem  vários</w:t>
-      </w:r>
-      <w:proofErr w:type="gramEnd"/>
-      <w:r>
-        <w:rPr>
-          <w:rFonts w:ascii="Times New Roman" w:hAnsi="Times New Roman" w:cs="Times New Roman"/>
-        </w:rPr>
-        <w:t xml:space="preserve"> modos de fazer e esse </w:t>
+      <w:r>
+        <w:rPr>
+          <w:rFonts w:ascii="Times New Roman" w:hAnsi="Times New Roman" w:cs="Times New Roman"/>
+        </w:rPr>
+        <w:t xml:space="preserve">Existem  vários modos de fazer e esse </w:t>
       </w:r>
       <w:r>
         <w:rPr>
@@ -1777,47 +1395,19 @@
         <w:rPr>
           <w:rFonts w:ascii="Times New Roman" w:hAnsi="Times New Roman" w:cs="Times New Roman"/>
         </w:rPr>
-        <w:t xml:space="preserve">Escape </w:t>
-      </w:r>
-      <w:proofErr w:type="spellStart"/>
-      <w:r>
-        <w:rPr>
-          <w:rFonts w:ascii="Times New Roman" w:hAnsi="Times New Roman" w:cs="Times New Roman"/>
-        </w:rPr>
-        <w:t>se</w:t>
-      </w:r>
-      <w:r>
-        <w:rPr>
-          <w:rFonts w:ascii="Times New Roman" w:hAnsi="Times New Roman" w:cs="Times New Roman"/>
-        </w:rPr>
-        <w:t>quence</w:t>
-      </w:r>
-      <w:proofErr w:type="spellEnd"/>
-      <w:r>
-        <w:rPr>
-          <w:rFonts w:ascii="Times New Roman" w:hAnsi="Times New Roman" w:cs="Times New Roman"/>
-        </w:rPr>
-        <w:t xml:space="preserve"> ANSI tem que colocar \</w:t>
-      </w:r>
-      <w:r>
-        <w:rPr>
-          <w:rFonts w:ascii="Times New Roman" w:hAnsi="Times New Roman" w:cs="Times New Roman"/>
-        </w:rPr>
-        <w:t xml:space="preserve">033 </w:t>
-      </w:r>
-      <w:proofErr w:type="gramStart"/>
-      <w:r>
-        <w:rPr>
-          <w:rFonts w:ascii="Times New Roman" w:hAnsi="Times New Roman" w:cs="Times New Roman"/>
-        </w:rPr>
-        <w:t>e m</w:t>
-      </w:r>
-      <w:proofErr w:type="gramEnd"/>
-      <w:r>
-        <w:rPr>
-          <w:rFonts w:ascii="Times New Roman" w:hAnsi="Times New Roman" w:cs="Times New Roman"/>
-        </w:rPr>
-        <w:t xml:space="preserve"> no fina</w:t>
+        <w:t>Escape se</w:t>
+      </w:r>
+      <w:r>
+        <w:rPr>
+          <w:rFonts w:ascii="Times New Roman" w:hAnsi="Times New Roman" w:cs="Times New Roman"/>
+        </w:rPr>
+        <w:t>quence ANSI tem que colocar \</w:t>
+      </w:r>
+      <w:r>
+        <w:rPr>
+          <w:rFonts w:ascii="Times New Roman" w:hAnsi="Times New Roman" w:cs="Times New Roman"/>
+        </w:rPr>
+        <w:t>033 e m no fina</w:t>
       </w:r>
       <w:r>
         <w:rPr>
@@ -1997,25 +1587,7 @@
           <w:sz w:val="22"/>
           <w:szCs w:val="22"/>
         </w:rPr>
-        <w:t xml:space="preserve">Ele percorre uma sequência (como números, listas ou </w:t>
-      </w:r>
-      <w:proofErr w:type="spellStart"/>
-      <w:r>
-        <w:rPr>
-          <w:rFonts w:ascii="Times New Roman" w:hAnsi="Times New Roman" w:cs="Times New Roman"/>
-          <w:sz w:val="22"/>
-          <w:szCs w:val="22"/>
-        </w:rPr>
-        <w:t>strings</w:t>
-      </w:r>
-      <w:proofErr w:type="spellEnd"/>
-      <w:r>
-        <w:rPr>
-          <w:rFonts w:ascii="Times New Roman" w:hAnsi="Times New Roman" w:cs="Times New Roman"/>
-          <w:sz w:val="22"/>
-          <w:szCs w:val="22"/>
-        </w:rPr>
-        <w:t>).</w:t>
+        <w:t>Ele percorre uma sequência (como números, listas ou strings).</w:t>
       </w:r>
     </w:p>
     <w:p>
@@ -2061,23 +1633,13 @@
           <w:szCs w:val="22"/>
         </w:rPr>
       </w:pPr>
-      <w:proofErr w:type="gramStart"/>
-      <w:r>
-        <w:rPr>
-          <w:rFonts w:ascii="Times New Roman" w:hAnsi="Times New Roman" w:cs="Times New Roman"/>
-          <w:sz w:val="22"/>
-          <w:szCs w:val="22"/>
-        </w:rPr>
-        <w:t>range(</w:t>
-      </w:r>
-      <w:proofErr w:type="gramEnd"/>
-      <w:r>
-        <w:rPr>
-          <w:rFonts w:ascii="Times New Roman" w:hAnsi="Times New Roman" w:cs="Times New Roman"/>
-          <w:sz w:val="22"/>
-          <w:szCs w:val="22"/>
-        </w:rPr>
-        <w:t>início, fim, passo)</w:t>
+      <w:r>
+        <w:rPr>
+          <w:rFonts w:ascii="Times New Roman" w:hAnsi="Times New Roman" w:cs="Times New Roman"/>
+          <w:sz w:val="22"/>
+          <w:szCs w:val="22"/>
+        </w:rPr>
+        <w:t>range(início, fim, passo)</w:t>
       </w:r>
     </w:p>
     <w:p>
@@ -2167,25 +1729,7 @@
           <w:sz w:val="22"/>
           <w:szCs w:val="22"/>
         </w:rPr>
-        <w:t xml:space="preserve">for c in </w:t>
-      </w:r>
-      <w:proofErr w:type="gramStart"/>
-      <w:r>
-        <w:rPr>
-          <w:rFonts w:ascii="Times New Roman" w:hAnsi="Times New Roman" w:cs="Times New Roman"/>
-          <w:sz w:val="22"/>
-          <w:szCs w:val="22"/>
-        </w:rPr>
-        <w:t>range(</w:t>
-      </w:r>
-      <w:proofErr w:type="gramEnd"/>
-      <w:r>
-        <w:rPr>
-          <w:rFonts w:ascii="Times New Roman" w:hAnsi="Times New Roman" w:cs="Times New Roman"/>
-          <w:sz w:val="22"/>
-          <w:szCs w:val="22"/>
-        </w:rPr>
-        <w:t>0, 5):</w:t>
+        <w:t>for c in range(0, 5):</w:t>
       </w:r>
     </w:p>
     <w:p>
@@ -2292,25 +1836,7 @@
           <w:sz w:val="22"/>
           <w:szCs w:val="22"/>
         </w:rPr>
-        <w:t xml:space="preserve">Ele começa no 0 e vai até </w:t>
-      </w:r>
-      <w:proofErr w:type="gramStart"/>
-      <w:r>
-        <w:rPr>
-          <w:rFonts w:ascii="Times New Roman" w:hAnsi="Times New Roman" w:cs="Times New Roman"/>
-          <w:sz w:val="22"/>
-          <w:szCs w:val="22"/>
-        </w:rPr>
-        <w:t>4.(</w:t>
-      </w:r>
-      <w:proofErr w:type="gramEnd"/>
-      <w:r>
-        <w:rPr>
-          <w:rFonts w:ascii="Times New Roman" w:hAnsi="Times New Roman" w:cs="Times New Roman"/>
-          <w:sz w:val="22"/>
-          <w:szCs w:val="22"/>
-        </w:rPr>
-        <w:t>O último número não é incluído.)</w:t>
+        <w:t>Ele começa no 0 e vai até 4.(O último número não é incluído.)</w:t>
       </w:r>
     </w:p>
     <w:p>
@@ -2346,25 +1872,7 @@
           <w:sz w:val="22"/>
           <w:szCs w:val="22"/>
         </w:rPr>
-        <w:t xml:space="preserve">for c in </w:t>
-      </w:r>
-      <w:proofErr w:type="gramStart"/>
-      <w:r>
-        <w:rPr>
-          <w:rFonts w:ascii="Times New Roman" w:hAnsi="Times New Roman" w:cs="Times New Roman"/>
-          <w:sz w:val="22"/>
-          <w:szCs w:val="22"/>
-        </w:rPr>
-        <w:t>range(</w:t>
-      </w:r>
-      <w:proofErr w:type="gramEnd"/>
-      <w:r>
-        <w:rPr>
-          <w:rFonts w:ascii="Times New Roman" w:hAnsi="Times New Roman" w:cs="Times New Roman"/>
-          <w:sz w:val="22"/>
-          <w:szCs w:val="22"/>
-        </w:rPr>
-        <w:t>0, 10, 2):</w:t>
+        <w:t>for c in range(0, 10, 2):</w:t>
       </w:r>
     </w:p>
     <w:p>
@@ -2508,25 +2016,7 @@
           <w:sz w:val="22"/>
           <w:szCs w:val="22"/>
         </w:rPr>
-        <w:t xml:space="preserve">for c in </w:t>
-      </w:r>
-      <w:proofErr w:type="gramStart"/>
-      <w:r>
-        <w:rPr>
-          <w:rFonts w:ascii="Times New Roman" w:hAnsi="Times New Roman" w:cs="Times New Roman"/>
-          <w:sz w:val="22"/>
-          <w:szCs w:val="22"/>
-        </w:rPr>
-        <w:t>range(</w:t>
-      </w:r>
-      <w:proofErr w:type="gramEnd"/>
-      <w:r>
-        <w:rPr>
-          <w:rFonts w:ascii="Times New Roman" w:hAnsi="Times New Roman" w:cs="Times New Roman"/>
-          <w:sz w:val="22"/>
-          <w:szCs w:val="22"/>
-        </w:rPr>
-        <w:t>10, 0, -1):</w:t>
+        <w:t>for c in range(10, 0, -1):</w:t>
       </w:r>
     </w:p>
     <w:p>
@@ -2651,18 +2141,8 @@
           <w:sz w:val="22"/>
           <w:szCs w:val="22"/>
         </w:rPr>
-        <w:t xml:space="preserve">Exemplo 4 – Percorrendo uma </w:t>
-      </w:r>
-      <w:proofErr w:type="spellStart"/>
-      <w:r>
-        <w:rPr>
-          <w:rFonts w:ascii="Times New Roman" w:hAnsi="Times New Roman" w:cs="Times New Roman"/>
-          <w:sz w:val="22"/>
-          <w:szCs w:val="22"/>
-        </w:rPr>
-        <w:t>String</w:t>
-      </w:r>
-      <w:proofErr w:type="spellEnd"/>
+        <w:t>Exemplo 4 – Percorrendo uma String</w:t>
+      </w:r>
     </w:p>
     <w:p>
       <w:pPr>
@@ -2674,7 +2154,6 @@
           <w:lang w:val="en-US"/>
         </w:rPr>
       </w:pPr>
-      <w:proofErr w:type="spellStart"/>
       <w:r>
         <w:rPr>
           <w:rFonts w:ascii="Times New Roman" w:hAnsi="Times New Roman" w:cs="Times New Roman"/>
@@ -2682,39 +2161,39 @@
           <w:szCs w:val="22"/>
           <w:lang w:val="en-US"/>
         </w:rPr>
-        <w:t>frase</w:t>
-      </w:r>
-      <w:proofErr w:type="spellEnd"/>
-      <w:r>
+        <w:t>frase = "Python"</w:t>
+      </w:r>
+    </w:p>
+    <w:p>
+      <w:pPr>
+        <w:spacing w:line="240" w:lineRule="auto"/>
         <w:rPr>
           <w:rFonts w:ascii="Times New Roman" w:hAnsi="Times New Roman" w:cs="Times New Roman"/>
           <w:sz w:val="22"/>
           <w:szCs w:val="22"/>
           <w:lang w:val="en-US"/>
         </w:rPr>
-        <w:t xml:space="preserve"> = "Python"</w:t>
-      </w:r>
-    </w:p>
-    <w:p>
-      <w:pPr>
-        <w:spacing w:line="240" w:lineRule="auto"/>
+      </w:pPr>
+      <w:r>
         <w:rPr>
           <w:rFonts w:ascii="Times New Roman" w:hAnsi="Times New Roman" w:cs="Times New Roman"/>
           <w:sz w:val="22"/>
           <w:szCs w:val="22"/>
           <w:lang w:val="en-US"/>
         </w:rPr>
-      </w:pPr>
-      <w:r>
+        <w:t>for letra in frase:</w:t>
+      </w:r>
+    </w:p>
+    <w:p>
+      <w:pPr>
+        <w:spacing w:line="240" w:lineRule="auto"/>
         <w:rPr>
           <w:rFonts w:ascii="Times New Roman" w:hAnsi="Times New Roman" w:cs="Times New Roman"/>
           <w:sz w:val="22"/>
           <w:szCs w:val="22"/>
           <w:lang w:val="en-US"/>
         </w:rPr>
-        <w:t xml:space="preserve">for </w:t>
-      </w:r>
-      <w:proofErr w:type="spellStart"/>
+      </w:pPr>
       <w:r>
         <w:rPr>
           <w:rFonts w:ascii="Times New Roman" w:hAnsi="Times New Roman" w:cs="Times New Roman"/>
@@ -2722,77 +2201,7 @@
           <w:szCs w:val="22"/>
           <w:lang w:val="en-US"/>
         </w:rPr>
-        <w:t>letra</w:t>
-      </w:r>
-      <w:proofErr w:type="spellEnd"/>
-      <w:r>
-        <w:rPr>
-          <w:rFonts w:ascii="Times New Roman" w:hAnsi="Times New Roman" w:cs="Times New Roman"/>
-          <w:sz w:val="22"/>
-          <w:szCs w:val="22"/>
-          <w:lang w:val="en-US"/>
-        </w:rPr>
-        <w:t xml:space="preserve"> in </w:t>
-      </w:r>
-      <w:proofErr w:type="spellStart"/>
-      <w:r>
-        <w:rPr>
-          <w:rFonts w:ascii="Times New Roman" w:hAnsi="Times New Roman" w:cs="Times New Roman"/>
-          <w:sz w:val="22"/>
-          <w:szCs w:val="22"/>
-          <w:lang w:val="en-US"/>
-        </w:rPr>
-        <w:t>frase</w:t>
-      </w:r>
-      <w:proofErr w:type="spellEnd"/>
-      <w:r>
-        <w:rPr>
-          <w:rFonts w:ascii="Times New Roman" w:hAnsi="Times New Roman" w:cs="Times New Roman"/>
-          <w:sz w:val="22"/>
-          <w:szCs w:val="22"/>
-          <w:lang w:val="en-US"/>
-        </w:rPr>
-        <w:t>:</w:t>
-      </w:r>
-    </w:p>
-    <w:p>
-      <w:pPr>
-        <w:spacing w:line="240" w:lineRule="auto"/>
-        <w:rPr>
-          <w:rFonts w:ascii="Times New Roman" w:hAnsi="Times New Roman" w:cs="Times New Roman"/>
-          <w:sz w:val="22"/>
-          <w:szCs w:val="22"/>
-          <w:lang w:val="en-US"/>
-        </w:rPr>
-      </w:pPr>
-      <w:r>
-        <w:rPr>
-          <w:rFonts w:ascii="Times New Roman" w:hAnsi="Times New Roman" w:cs="Times New Roman"/>
-          <w:sz w:val="22"/>
-          <w:szCs w:val="22"/>
-          <w:lang w:val="en-US"/>
-        </w:rPr>
-        <w:t xml:space="preserve">    print(</w:t>
-      </w:r>
-      <w:proofErr w:type="spellStart"/>
-      <w:r>
-        <w:rPr>
-          <w:rFonts w:ascii="Times New Roman" w:hAnsi="Times New Roman" w:cs="Times New Roman"/>
-          <w:sz w:val="22"/>
-          <w:szCs w:val="22"/>
-          <w:lang w:val="en-US"/>
-        </w:rPr>
-        <w:t>letra</w:t>
-      </w:r>
-      <w:proofErr w:type="spellEnd"/>
-      <w:r>
-        <w:rPr>
-          <w:rFonts w:ascii="Times New Roman" w:hAnsi="Times New Roman" w:cs="Times New Roman"/>
-          <w:sz w:val="22"/>
-          <w:szCs w:val="22"/>
-          <w:lang w:val="en-US"/>
-        </w:rPr>
-        <w:t>)</w:t>
+        <w:t xml:space="preserve">    print(letra)</w:t>
       </w:r>
     </w:p>
     <w:p>
@@ -2881,25 +2290,7 @@
           <w:sz w:val="22"/>
           <w:szCs w:val="22"/>
         </w:rPr>
-        <w:t xml:space="preserve">Ele percorre cada caractere da </w:t>
-      </w:r>
-      <w:proofErr w:type="spellStart"/>
-      <w:r>
-        <w:rPr>
-          <w:rFonts w:ascii="Times New Roman" w:hAnsi="Times New Roman" w:cs="Times New Roman"/>
-          <w:sz w:val="22"/>
-          <w:szCs w:val="22"/>
-        </w:rPr>
-        <w:t>string</w:t>
-      </w:r>
-      <w:proofErr w:type="spellEnd"/>
-      <w:r>
-        <w:rPr>
-          <w:rFonts w:ascii="Times New Roman" w:hAnsi="Times New Roman" w:cs="Times New Roman"/>
-          <w:sz w:val="22"/>
-          <w:szCs w:val="22"/>
-        </w:rPr>
-        <w:t>.</w:t>
+        <w:t>Ele percorre cada caractere da string.</w:t>
       </w:r>
     </w:p>
     <w:p>
@@ -3070,8 +2461,6 @@
         </w:rPr>
         <w:t xml:space="preserve">que usar </w:t>
       </w:r>
-      <w:proofErr w:type="spellStart"/>
-      <w:proofErr w:type="gramStart"/>
       <w:r>
         <w:rPr>
           <w:rFonts w:ascii="Times New Roman" w:hAnsi="Times New Roman" w:cs="Times New Roman"/>
@@ -3086,17 +2475,95 @@
           <w:sz w:val="28"/>
           <w:szCs w:val="28"/>
         </w:rPr>
-        <w:t>.append</w:t>
-      </w:r>
-      <w:proofErr w:type="spellEnd"/>
-      <w:proofErr w:type="gramEnd"/>
-      <w:r>
-        <w:rPr>
-          <w:rFonts w:ascii="Times New Roman" w:hAnsi="Times New Roman" w:cs="Times New Roman"/>
-          <w:sz w:val="28"/>
-          <w:szCs w:val="28"/>
-        </w:rPr>
-        <w:t xml:space="preserve"> (valor)</w:t>
+        <w:t>.append (valor)</w:t>
+      </w:r>
+      <w:r>
+        <w:rPr>
+          <w:rFonts w:ascii="Times New Roman" w:hAnsi="Times New Roman" w:cs="Times New Roman"/>
+          <w:sz w:val="28"/>
+          <w:szCs w:val="28"/>
+        </w:rPr>
+        <w:t>, quando coloca somente append</w:t>
+      </w:r>
+      <w:r>
+        <w:rPr>
+          <w:rFonts w:ascii="Times New Roman" w:hAnsi="Times New Roman" w:cs="Times New Roman"/>
+          <w:sz w:val="28"/>
+          <w:szCs w:val="28"/>
+        </w:rPr>
+        <w:t>(vaiável) ele faz uma ligação com a variável ou seja se ela mudar</w:t>
+      </w:r>
+      <w:r>
+        <w:rPr>
+          <w:rFonts w:ascii="Times New Roman" w:hAnsi="Times New Roman" w:cs="Times New Roman"/>
+          <w:sz w:val="28"/>
+          <w:szCs w:val="28"/>
+        </w:rPr>
+        <w:t xml:space="preserve"> a variável tbm </w:t>
+      </w:r>
+      <w:r>
+        <w:rPr>
+          <w:rFonts w:ascii="Times New Roman" w:hAnsi="Times New Roman" w:cs="Times New Roman"/>
+          <w:sz w:val="28"/>
+          <w:szCs w:val="28"/>
+        </w:rPr>
+        <w:t>irar mudar para isso não acontecer</w:t>
+      </w:r>
+      <w:r>
+        <w:rPr>
+          <w:rFonts w:ascii="Times New Roman" w:hAnsi="Times New Roman" w:cs="Times New Roman"/>
+          <w:sz w:val="28"/>
+          <w:szCs w:val="28"/>
+        </w:rPr>
+        <w:t xml:space="preserve"> para isso não acontecer coloca-se </w:t>
+      </w:r>
+      <w:r>
+        <w:rPr>
+          <w:rFonts w:ascii="Times New Roman" w:hAnsi="Times New Roman" w:cs="Times New Roman"/>
+          <w:sz w:val="28"/>
+          <w:szCs w:val="28"/>
+        </w:rPr>
+        <w:t>dentro da aspa da variável [</w:t>
+      </w:r>
+      <w:r>
+        <w:rPr>
+          <w:rFonts w:ascii="Times New Roman" w:hAnsi="Times New Roman" w:cs="Times New Roman"/>
+          <w:sz w:val="28"/>
+          <w:szCs w:val="28"/>
+        </w:rPr>
+        <w:t>:</w:t>
+      </w:r>
+      <w:r>
+        <w:rPr>
+          <w:rFonts w:ascii="Times New Roman" w:hAnsi="Times New Roman" w:cs="Times New Roman"/>
+          <w:sz w:val="28"/>
+          <w:szCs w:val="28"/>
+        </w:rPr>
+        <w:t>]</w:t>
+      </w:r>
+      <w:r>
+        <w:rPr>
+          <w:rFonts w:ascii="Times New Roman" w:hAnsi="Times New Roman" w:cs="Times New Roman"/>
+          <w:sz w:val="28"/>
+          <w:szCs w:val="28"/>
+        </w:rPr>
+        <w:t xml:space="preserve"> para clonar.</w:t>
+      </w:r>
+      <w:r>
+        <w:rPr>
+          <w:rFonts w:ascii="Times New Roman" w:hAnsi="Times New Roman" w:cs="Times New Roman"/>
+          <w:sz w:val="28"/>
+          <w:szCs w:val="28"/>
+        </w:rPr>
+        <w:t xml:space="preserve"> </w:t>
+      </w:r>
+      <w:r>
+        <w:rPr>
+          <w:rFonts w:ascii="Times New Roman" w:hAnsi="Times New Roman" w:cs="Times New Roman"/>
+          <w:sz w:val="28"/>
+          <w:szCs w:val="28"/>
+        </w:rPr>
+        <w:t xml:space="preserve"> </w:t>
       </w:r>
     </w:p>
     <w:p>
@@ -3132,8 +2599,6 @@
         </w:rPr>
         <w:t xml:space="preserve"> </w:t>
       </w:r>
-      <w:proofErr w:type="spellStart"/>
-      <w:proofErr w:type="gramStart"/>
       <w:r>
         <w:rPr>
           <w:rFonts w:ascii="Times New Roman" w:hAnsi="Times New Roman" w:cs="Times New Roman"/>
@@ -3148,20 +2613,8 @@
           <w:sz w:val="28"/>
           <w:szCs w:val="28"/>
         </w:rPr>
-        <w:t>.insert</w:t>
-      </w:r>
-      <w:proofErr w:type="spellEnd"/>
-      <w:proofErr w:type="gramEnd"/>
-      <w:r>
-        <w:rPr>
-          <w:rFonts w:ascii="Times New Roman" w:hAnsi="Times New Roman" w:cs="Times New Roman"/>
-          <w:sz w:val="28"/>
-          <w:szCs w:val="28"/>
-        </w:rPr>
-        <w:t>(</w:t>
-      </w:r>
-      <w:proofErr w:type="spellStart"/>
-      <w:proofErr w:type="gramStart"/>
+        <w:t>.insert(</w:t>
+      </w:r>
       <w:r>
         <w:rPr>
           <w:rFonts w:ascii="Times New Roman" w:hAnsi="Times New Roman" w:cs="Times New Roman"/>
@@ -3176,17 +2629,7 @@
           <w:sz w:val="28"/>
           <w:szCs w:val="28"/>
         </w:rPr>
-        <w:t>,valor</w:t>
-      </w:r>
-      <w:proofErr w:type="spellEnd"/>
-      <w:proofErr w:type="gramEnd"/>
-      <w:r>
-        <w:rPr>
-          <w:rFonts w:ascii="Times New Roman" w:hAnsi="Times New Roman" w:cs="Times New Roman"/>
-          <w:sz w:val="28"/>
-          <w:szCs w:val="28"/>
-        </w:rPr>
-        <w:t xml:space="preserve">) adicionei o valor </w:t>
+        <w:t xml:space="preserve">,valor) adicionei o valor </w:t>
       </w:r>
       <w:r>
         <w:rPr>
@@ -3220,28 +2663,32 @@
           <w:sz w:val="28"/>
           <w:szCs w:val="28"/>
         </w:rPr>
-        <w:t xml:space="preserve">Para remover temos duas formas </w:t>
-      </w:r>
-      <w:proofErr w:type="spellStart"/>
-      <w:r>
-        <w:rPr>
-          <w:rFonts w:ascii="Times New Roman" w:hAnsi="Times New Roman" w:cs="Times New Roman"/>
-          <w:sz w:val="28"/>
-          <w:szCs w:val="28"/>
-        </w:rPr>
-        <w:t>del</w:t>
-      </w:r>
-      <w:proofErr w:type="spellEnd"/>
-      <w:proofErr w:type="gramStart"/>
-      <w:r>
-        <w:rPr>
-          <w:rFonts w:ascii="Times New Roman" w:hAnsi="Times New Roman" w:cs="Times New Roman"/>
-          <w:sz w:val="28"/>
-          <w:szCs w:val="28"/>
-        </w:rPr>
-        <w:t>/.pop</w:t>
-      </w:r>
-      <w:proofErr w:type="gramEnd"/>
+        <w:t>Para remover temos duas formas del/.pop e .remove</w:t>
+      </w:r>
+      <w:r>
+        <w:rPr>
+          <w:rFonts w:ascii="Times New Roman" w:hAnsi="Times New Roman" w:cs="Times New Roman"/>
+          <w:sz w:val="28"/>
+          <w:szCs w:val="28"/>
+        </w:rPr>
+        <w:t xml:space="preserve"> exemplos de situações del variável[indice]</w:t>
+      </w:r>
+      <w:r>
+        <w:rPr>
+          <w:rFonts w:ascii="Times New Roman" w:hAnsi="Times New Roman" w:cs="Times New Roman"/>
+          <w:sz w:val="28"/>
+          <w:szCs w:val="28"/>
+        </w:rPr>
+        <w:t xml:space="preserve"> / variável.pop(indice) e </w:t>
+      </w:r>
+      <w:r>
+        <w:rPr>
+          <w:rFonts w:ascii="Times New Roman" w:hAnsi="Times New Roman" w:cs="Times New Roman"/>
+          <w:sz w:val="28"/>
+          <w:szCs w:val="28"/>
+        </w:rPr>
+        <w:t>variável.remove(valor)</w:t>
+      </w:r>
       <w:r>
         <w:rPr>
           <w:rFonts w:ascii="Times New Roman" w:hAnsi="Times New Roman" w:cs="Times New Roman"/>
@@ -3250,132 +2697,6 @@
         </w:rPr>
         <w:t xml:space="preserve"> </w:t>
       </w:r>
-      <w:proofErr w:type="gramStart"/>
-      <w:r>
-        <w:rPr>
-          <w:rFonts w:ascii="Times New Roman" w:hAnsi="Times New Roman" w:cs="Times New Roman"/>
-          <w:sz w:val="28"/>
-          <w:szCs w:val="28"/>
-        </w:rPr>
-        <w:t>e .remove</w:t>
-      </w:r>
-      <w:proofErr w:type="gramEnd"/>
-      <w:r>
-        <w:rPr>
-          <w:rFonts w:ascii="Times New Roman" w:hAnsi="Times New Roman" w:cs="Times New Roman"/>
-          <w:sz w:val="28"/>
-          <w:szCs w:val="28"/>
-        </w:rPr>
-        <w:t xml:space="preserve"> exemplos de situações </w:t>
-      </w:r>
-      <w:proofErr w:type="spellStart"/>
-      <w:r>
-        <w:rPr>
-          <w:rFonts w:ascii="Times New Roman" w:hAnsi="Times New Roman" w:cs="Times New Roman"/>
-          <w:sz w:val="28"/>
-          <w:szCs w:val="28"/>
-        </w:rPr>
-        <w:t>del</w:t>
-      </w:r>
-      <w:proofErr w:type="spellEnd"/>
-      <w:r>
-        <w:rPr>
-          <w:rFonts w:ascii="Times New Roman" w:hAnsi="Times New Roman" w:cs="Times New Roman"/>
-          <w:sz w:val="28"/>
-          <w:szCs w:val="28"/>
-        </w:rPr>
-        <w:t xml:space="preserve"> variável[</w:t>
-      </w:r>
-      <w:proofErr w:type="spellStart"/>
-      <w:r>
-        <w:rPr>
-          <w:rFonts w:ascii="Times New Roman" w:hAnsi="Times New Roman" w:cs="Times New Roman"/>
-          <w:sz w:val="28"/>
-          <w:szCs w:val="28"/>
-        </w:rPr>
-        <w:t>indice</w:t>
-      </w:r>
-      <w:proofErr w:type="spellEnd"/>
-      <w:r>
-        <w:rPr>
-          <w:rFonts w:ascii="Times New Roman" w:hAnsi="Times New Roman" w:cs="Times New Roman"/>
-          <w:sz w:val="28"/>
-          <w:szCs w:val="28"/>
-        </w:rPr>
-        <w:t>]</w:t>
-      </w:r>
-      <w:r>
-        <w:rPr>
-          <w:rFonts w:ascii="Times New Roman" w:hAnsi="Times New Roman" w:cs="Times New Roman"/>
-          <w:sz w:val="28"/>
-          <w:szCs w:val="28"/>
-        </w:rPr>
-        <w:t xml:space="preserve"> / </w:t>
-      </w:r>
-      <w:proofErr w:type="spellStart"/>
-      <w:r>
-        <w:rPr>
-          <w:rFonts w:ascii="Times New Roman" w:hAnsi="Times New Roman" w:cs="Times New Roman"/>
-          <w:sz w:val="28"/>
-          <w:szCs w:val="28"/>
-        </w:rPr>
-        <w:t>variável.pop</w:t>
-      </w:r>
-      <w:proofErr w:type="spellEnd"/>
-      <w:r>
-        <w:rPr>
-          <w:rFonts w:ascii="Times New Roman" w:hAnsi="Times New Roman" w:cs="Times New Roman"/>
-          <w:sz w:val="28"/>
-          <w:szCs w:val="28"/>
-        </w:rPr>
-        <w:t>(</w:t>
-      </w:r>
-      <w:proofErr w:type="spellStart"/>
-      <w:r>
-        <w:rPr>
-          <w:rFonts w:ascii="Times New Roman" w:hAnsi="Times New Roman" w:cs="Times New Roman"/>
-          <w:sz w:val="28"/>
-          <w:szCs w:val="28"/>
-        </w:rPr>
-        <w:t>indice</w:t>
-      </w:r>
-      <w:proofErr w:type="spellEnd"/>
-      <w:r>
-        <w:rPr>
-          <w:rFonts w:ascii="Times New Roman" w:hAnsi="Times New Roman" w:cs="Times New Roman"/>
-          <w:sz w:val="28"/>
-          <w:szCs w:val="28"/>
-        </w:rPr>
-        <w:t xml:space="preserve">) e </w:t>
-      </w:r>
-      <w:proofErr w:type="spellStart"/>
-      <w:proofErr w:type="gramStart"/>
-      <w:r>
-        <w:rPr>
-          <w:rFonts w:ascii="Times New Roman" w:hAnsi="Times New Roman" w:cs="Times New Roman"/>
-          <w:sz w:val="28"/>
-          <w:szCs w:val="28"/>
-        </w:rPr>
-        <w:t>variável.remove</w:t>
-      </w:r>
-      <w:proofErr w:type="spellEnd"/>
-      <w:proofErr w:type="gramEnd"/>
-      <w:r>
-        <w:rPr>
-          <w:rFonts w:ascii="Times New Roman" w:hAnsi="Times New Roman" w:cs="Times New Roman"/>
-          <w:sz w:val="28"/>
-          <w:szCs w:val="28"/>
-        </w:rPr>
-        <w:t>(valor)</w:t>
-      </w:r>
-      <w:r>
-        <w:rPr>
-          <w:rFonts w:ascii="Times New Roman" w:hAnsi="Times New Roman" w:cs="Times New Roman"/>
-          <w:sz w:val="28"/>
-          <w:szCs w:val="28"/>
-        </w:rPr>
-        <w:t xml:space="preserve"> </w:t>
-      </w:r>
     </w:p>
     <w:p>
       <w:pPr>
@@ -3393,25 +2714,13 @@
         </w:rPr>
         <w:t xml:space="preserve">Organizara lista usamos </w:t>
       </w:r>
-      <w:proofErr w:type="spellStart"/>
-      <w:proofErr w:type="gramStart"/>
-      <w:r>
-        <w:rPr>
-          <w:rFonts w:ascii="Times New Roman" w:hAnsi="Times New Roman" w:cs="Times New Roman"/>
-          <w:sz w:val="28"/>
-          <w:szCs w:val="28"/>
-        </w:rPr>
-        <w:t>variável.sort</w:t>
-      </w:r>
-      <w:proofErr w:type="spellEnd"/>
-      <w:proofErr w:type="gramEnd"/>
-      <w:r>
-        <w:rPr>
-          <w:rFonts w:ascii="Times New Roman" w:hAnsi="Times New Roman" w:cs="Times New Roman"/>
-          <w:sz w:val="28"/>
-          <w:szCs w:val="28"/>
-        </w:rPr>
-        <w:t>()</w:t>
+      <w:r>
+        <w:rPr>
+          <w:rFonts w:ascii="Times New Roman" w:hAnsi="Times New Roman" w:cs="Times New Roman"/>
+          <w:sz w:val="28"/>
+          <w:szCs w:val="28"/>
+        </w:rPr>
+        <w:t>variável.sort()</w:t>
       </w:r>
     </w:p>
     <w:p>
@@ -3453,45 +2762,7 @@
           <w:sz w:val="28"/>
           <w:szCs w:val="28"/>
         </w:rPr>
-        <w:t xml:space="preserve"> </w:t>
-      </w:r>
-      <w:proofErr w:type="spellStart"/>
-      <w:proofErr w:type="gramStart"/>
-      <w:r>
-        <w:rPr>
-          <w:rFonts w:ascii="Times New Roman" w:hAnsi="Times New Roman" w:cs="Times New Roman"/>
-          <w:sz w:val="28"/>
-          <w:szCs w:val="28"/>
-        </w:rPr>
-        <w:t>variável.sort</w:t>
-      </w:r>
-      <w:proofErr w:type="spellEnd"/>
-      <w:proofErr w:type="gramEnd"/>
-      <w:r>
-        <w:rPr>
-          <w:rFonts w:ascii="Times New Roman" w:hAnsi="Times New Roman" w:cs="Times New Roman"/>
-          <w:sz w:val="28"/>
-          <w:szCs w:val="28"/>
-        </w:rPr>
-        <w:t>(reverse=</w:t>
-      </w:r>
-      <w:proofErr w:type="spellStart"/>
-      <w:r>
-        <w:rPr>
-          <w:rFonts w:ascii="Times New Roman" w:hAnsi="Times New Roman" w:cs="Times New Roman"/>
-          <w:sz w:val="28"/>
-          <w:szCs w:val="28"/>
-        </w:rPr>
-        <w:t>True</w:t>
-      </w:r>
-      <w:proofErr w:type="spellEnd"/>
-      <w:r>
-        <w:rPr>
-          <w:rFonts w:ascii="Times New Roman" w:hAnsi="Times New Roman" w:cs="Times New Roman"/>
-          <w:sz w:val="28"/>
-          <w:szCs w:val="28"/>
-        </w:rPr>
-        <w:t>)</w:t>
+        <w:t xml:space="preserve"> variável.sort(reverse=True)</w:t>
       </w:r>
     </w:p>
     <w:p>
@@ -3527,41 +2798,13 @@
         </w:rPr>
         <w:t xml:space="preserve"> de valores na lista usamos </w:t>
       </w:r>
-      <w:proofErr w:type="spellStart"/>
-      <w:r>
-        <w:rPr>
-          <w:rFonts w:ascii="Times New Roman" w:hAnsi="Times New Roman" w:cs="Times New Roman"/>
-          <w:sz w:val="28"/>
-          <w:szCs w:val="28"/>
-        </w:rPr>
-        <w:t>len</w:t>
-      </w:r>
-      <w:proofErr w:type="spellEnd"/>
-      <w:r>
-        <w:rPr>
-          <w:rFonts w:ascii="Times New Roman" w:hAnsi="Times New Roman" w:cs="Times New Roman"/>
-          <w:sz w:val="28"/>
-          <w:szCs w:val="28"/>
-        </w:rPr>
-        <w:t>(</w:t>
-      </w:r>
-      <w:proofErr w:type="spellStart"/>
-      <w:r>
-        <w:rPr>
-          <w:rFonts w:ascii="Times New Roman" w:hAnsi="Times New Roman" w:cs="Times New Roman"/>
-          <w:sz w:val="28"/>
-          <w:szCs w:val="28"/>
-        </w:rPr>
-        <w:t>variavel</w:t>
-      </w:r>
-      <w:proofErr w:type="spellEnd"/>
-      <w:r>
-        <w:rPr>
-          <w:rFonts w:ascii="Times New Roman" w:hAnsi="Times New Roman" w:cs="Times New Roman"/>
-          <w:sz w:val="28"/>
-          <w:szCs w:val="28"/>
-        </w:rPr>
-        <w:t>)</w:t>
+      <w:r>
+        <w:rPr>
+          <w:rFonts w:ascii="Times New Roman" w:hAnsi="Times New Roman" w:cs="Times New Roman"/>
+          <w:sz w:val="28"/>
+          <w:szCs w:val="28"/>
+        </w:rPr>
+        <w:t>len(variavel)</w:t>
       </w:r>
     </w:p>
     <w:p>

--- a/memento_de_python.docx
+++ b/memento_de_python.docx
@@ -52,7 +52,21 @@
         <w:rPr>
           <w:rFonts w:ascii="Times New Roman" w:hAnsi="Times New Roman" w:cs="Times New Roman"/>
         </w:rPr>
-        <w:t xml:space="preserve"> Quando escrevemos uma String o computador guarda separadamente cada carácter que foi digitado e numerando cada um dês do 0 à diante</w:t>
+        <w:t xml:space="preserve"> Quando escrevemos uma </w:t>
+      </w:r>
+      <w:proofErr w:type="spellStart"/>
+      <w:r>
+        <w:rPr>
+          <w:rFonts w:ascii="Times New Roman" w:hAnsi="Times New Roman" w:cs="Times New Roman"/>
+        </w:rPr>
+        <w:t>String</w:t>
+      </w:r>
+      <w:proofErr w:type="spellEnd"/>
+      <w:r>
+        <w:rPr>
+          <w:rFonts w:ascii="Times New Roman" w:hAnsi="Times New Roman" w:cs="Times New Roman"/>
+        </w:rPr>
+        <w:t xml:space="preserve"> o computador guarda separadamente cada carácter que foi digitado e numerando cada um dês do 0 à diante</w:t>
       </w:r>
       <w:r>
         <w:rPr>
@@ -193,11 +207,19 @@
           <w:rFonts w:ascii="Times New Roman" w:hAnsi="Times New Roman" w:cs="Times New Roman"/>
         </w:rPr>
       </w:pPr>
-      <w:r>
-        <w:rPr>
-          <w:rFonts w:ascii="Times New Roman" w:hAnsi="Times New Roman" w:cs="Times New Roman"/>
-        </w:rPr>
-        <w:t xml:space="preserve">End </w:t>
+      <w:proofErr w:type="spellStart"/>
+      <w:r>
+        <w:rPr>
+          <w:rFonts w:ascii="Times New Roman" w:hAnsi="Times New Roman" w:cs="Times New Roman"/>
+        </w:rPr>
+        <w:t>End</w:t>
+      </w:r>
+      <w:proofErr w:type="spellEnd"/>
+      <w:r>
+        <w:rPr>
+          <w:rFonts w:ascii="Times New Roman" w:hAnsi="Times New Roman" w:cs="Times New Roman"/>
+        </w:rPr>
+        <w:t xml:space="preserve"> </w:t>
       </w:r>
       <w:r>
         <w:rPr>
@@ -245,7 +267,21 @@
         <w:rPr>
           <w:rFonts w:ascii="Times New Roman" w:hAnsi="Times New Roman" w:cs="Times New Roman"/>
         </w:rPr>
-        <w:t xml:space="preserve"> juntando com oque está no meio das aspas.</w:t>
+        <w:t xml:space="preserve"> juntando com </w:t>
+      </w:r>
+      <w:proofErr w:type="spellStart"/>
+      <w:r>
+        <w:rPr>
+          <w:rFonts w:ascii="Times New Roman" w:hAnsi="Times New Roman" w:cs="Times New Roman"/>
+        </w:rPr>
+        <w:t>oque</w:t>
+      </w:r>
+      <w:proofErr w:type="spellEnd"/>
+      <w:r>
+        <w:rPr>
+          <w:rFonts w:ascii="Times New Roman" w:hAnsi="Times New Roman" w:cs="Times New Roman"/>
+        </w:rPr>
+        <w:t xml:space="preserve"> está no meio das aspas.</w:t>
       </w:r>
       <w:r>
         <w:rPr>
@@ -421,7 +457,21 @@
         <w:rPr>
           <w:rFonts w:ascii="Times New Roman" w:hAnsi="Times New Roman" w:cs="Times New Roman"/>
         </w:rPr>
-        <w:t xml:space="preserve"> = VdoPto #Ele irar pula sempre dois.</w:t>
+        <w:t xml:space="preserve"> = </w:t>
+      </w:r>
+      <w:proofErr w:type="spellStart"/>
+      <w:r>
+        <w:rPr>
+          <w:rFonts w:ascii="Times New Roman" w:hAnsi="Times New Roman" w:cs="Times New Roman"/>
+        </w:rPr>
+        <w:t>VdoPto</w:t>
+      </w:r>
+      <w:proofErr w:type="spellEnd"/>
+      <w:r>
+        <w:rPr>
+          <w:rFonts w:ascii="Times New Roman" w:hAnsi="Times New Roman" w:cs="Times New Roman"/>
+        </w:rPr>
+        <w:t xml:space="preserve"> #Ele irar pula sempre dois.</w:t>
       </w:r>
     </w:p>
     <w:p>
@@ -458,11 +508,19 @@
           <w:rFonts w:ascii="Times New Roman" w:hAnsi="Times New Roman" w:cs="Times New Roman"/>
         </w:rPr>
       </w:pPr>
-      <w:r>
-        <w:rPr>
-          <w:rFonts w:ascii="Times New Roman" w:hAnsi="Times New Roman" w:cs="Times New Roman"/>
-        </w:rPr>
-        <w:t>len(frase) = 21 #Vai dizer quantos caracteres temos.</w:t>
+      <w:proofErr w:type="spellStart"/>
+      <w:r>
+        <w:rPr>
+          <w:rFonts w:ascii="Times New Roman" w:hAnsi="Times New Roman" w:cs="Times New Roman"/>
+        </w:rPr>
+        <w:t>len</w:t>
+      </w:r>
+      <w:proofErr w:type="spellEnd"/>
+      <w:r>
+        <w:rPr>
+          <w:rFonts w:ascii="Times New Roman" w:hAnsi="Times New Roman" w:cs="Times New Roman"/>
+        </w:rPr>
+        <w:t>(frase) = 21 #Vai dizer quantos caracteres temos.</w:t>
       </w:r>
     </w:p>
     <w:p>
@@ -477,11 +535,19 @@
           <w:rFonts w:ascii="Times New Roman" w:hAnsi="Times New Roman" w:cs="Times New Roman"/>
         </w:rPr>
       </w:pPr>
-      <w:r>
-        <w:rPr>
-          <w:rFonts w:ascii="Times New Roman" w:hAnsi="Times New Roman" w:cs="Times New Roman"/>
-        </w:rPr>
-        <w:t>Frase.count(‘o’) = 3 #Vai dizer quantas vezes apareceu o que foi solicitado.</w:t>
+      <w:proofErr w:type="spellStart"/>
+      <w:r>
+        <w:rPr>
+          <w:rFonts w:ascii="Times New Roman" w:hAnsi="Times New Roman" w:cs="Times New Roman"/>
+        </w:rPr>
+        <w:t>Frase.count</w:t>
+      </w:r>
+      <w:proofErr w:type="spellEnd"/>
+      <w:r>
+        <w:rPr>
+          <w:rFonts w:ascii="Times New Roman" w:hAnsi="Times New Roman" w:cs="Times New Roman"/>
+        </w:rPr>
+        <w:t>(‘o’) = 3 #Vai dizer quantas vezes apareceu o que foi solicitado.</w:t>
       </w:r>
     </w:p>
     <w:p>
@@ -496,11 +562,33 @@
           <w:rFonts w:ascii="Times New Roman" w:hAnsi="Times New Roman" w:cs="Times New Roman"/>
         </w:rPr>
       </w:pPr>
-      <w:r>
-        <w:rPr>
-          <w:rFonts w:ascii="Times New Roman" w:hAnsi="Times New Roman" w:cs="Times New Roman"/>
-        </w:rPr>
-        <w:t>Frase.find(‘deo’) = 11 #Procura o que foi solicitado e fala o índice que começa, se ele não acha o resultado será -1.</w:t>
+      <w:proofErr w:type="spellStart"/>
+      <w:r>
+        <w:rPr>
+          <w:rFonts w:ascii="Times New Roman" w:hAnsi="Times New Roman" w:cs="Times New Roman"/>
+        </w:rPr>
+        <w:t>Frase.find</w:t>
+      </w:r>
+      <w:proofErr w:type="spellEnd"/>
+      <w:r>
+        <w:rPr>
+          <w:rFonts w:ascii="Times New Roman" w:hAnsi="Times New Roman" w:cs="Times New Roman"/>
+        </w:rPr>
+        <w:t>(‘</w:t>
+      </w:r>
+      <w:proofErr w:type="spellStart"/>
+      <w:r>
+        <w:rPr>
+          <w:rFonts w:ascii="Times New Roman" w:hAnsi="Times New Roman" w:cs="Times New Roman"/>
+        </w:rPr>
+        <w:t>deo</w:t>
+      </w:r>
+      <w:proofErr w:type="spellEnd"/>
+      <w:r>
+        <w:rPr>
+          <w:rFonts w:ascii="Times New Roman" w:hAnsi="Times New Roman" w:cs="Times New Roman"/>
+        </w:rPr>
+        <w:t>’) = 11 #Procura o que foi solicitado e fala o índice que começa, se ele não acha o resultado será -1.</w:t>
       </w:r>
     </w:p>
     <w:p>
@@ -519,7 +607,21 @@
         <w:rPr>
           <w:rFonts w:ascii="Times New Roman" w:hAnsi="Times New Roman" w:cs="Times New Roman"/>
         </w:rPr>
-        <w:t>‘Curso’ in frase = True #Existe curso em frase?</w:t>
+        <w:t xml:space="preserve">‘Curso’ in frase = </w:t>
+      </w:r>
+      <w:proofErr w:type="spellStart"/>
+      <w:r>
+        <w:rPr>
+          <w:rFonts w:ascii="Times New Roman" w:hAnsi="Times New Roman" w:cs="Times New Roman"/>
+        </w:rPr>
+        <w:t>True</w:t>
+      </w:r>
+      <w:proofErr w:type="spellEnd"/>
+      <w:r>
+        <w:rPr>
+          <w:rFonts w:ascii="Times New Roman" w:hAnsi="Times New Roman" w:cs="Times New Roman"/>
+        </w:rPr>
+        <w:t xml:space="preserve"> #Existe curso em frase?</w:t>
       </w:r>
     </w:p>
     <w:p>
@@ -556,11 +658,37 @@
           <w:rFonts w:ascii="Times New Roman" w:hAnsi="Times New Roman" w:cs="Times New Roman"/>
         </w:rPr>
       </w:pPr>
-      <w:r>
-        <w:rPr>
-          <w:rFonts w:ascii="Times New Roman" w:hAnsi="Times New Roman" w:cs="Times New Roman"/>
-        </w:rPr>
-        <w:t>frase.replace(‘Python”Android’) = Android em Vídeo Python #Troque Python por Android.</w:t>
+      <w:proofErr w:type="spellStart"/>
+      <w:proofErr w:type="gramStart"/>
+      <w:r>
+        <w:rPr>
+          <w:rFonts w:ascii="Times New Roman" w:hAnsi="Times New Roman" w:cs="Times New Roman"/>
+        </w:rPr>
+        <w:t>frase.replace</w:t>
+      </w:r>
+      <w:proofErr w:type="spellEnd"/>
+      <w:proofErr w:type="gramEnd"/>
+      <w:r>
+        <w:rPr>
+          <w:rFonts w:ascii="Times New Roman" w:hAnsi="Times New Roman" w:cs="Times New Roman"/>
+        </w:rPr>
+        <w:t>(‘</w:t>
+      </w:r>
+      <w:proofErr w:type="spellStart"/>
+      <w:proofErr w:type="gramStart"/>
+      <w:r>
+        <w:rPr>
+          <w:rFonts w:ascii="Times New Roman" w:hAnsi="Times New Roman" w:cs="Times New Roman"/>
+        </w:rPr>
+        <w:t>Python”Android</w:t>
+      </w:r>
+      <w:proofErr w:type="spellEnd"/>
+      <w:proofErr w:type="gramEnd"/>
+      <w:r>
+        <w:rPr>
+          <w:rFonts w:ascii="Times New Roman" w:hAnsi="Times New Roman" w:cs="Times New Roman"/>
+        </w:rPr>
+        <w:t>’) = Android em Vídeo Python #Troque Python por Android.</w:t>
       </w:r>
     </w:p>
     <w:p>
@@ -575,11 +703,21 @@
           <w:rFonts w:ascii="Times New Roman" w:hAnsi="Times New Roman" w:cs="Times New Roman"/>
         </w:rPr>
       </w:pPr>
-      <w:r>
-        <w:rPr>
-          <w:rFonts w:ascii="Times New Roman" w:hAnsi="Times New Roman" w:cs="Times New Roman"/>
-        </w:rPr>
-        <w:t>frase.upper() = CURSO EM VIDEO PYTHON</w:t>
+      <w:proofErr w:type="spellStart"/>
+      <w:proofErr w:type="gramStart"/>
+      <w:r>
+        <w:rPr>
+          <w:rFonts w:ascii="Times New Roman" w:hAnsi="Times New Roman" w:cs="Times New Roman"/>
+        </w:rPr>
+        <w:t>frase.upper</w:t>
+      </w:r>
+      <w:proofErr w:type="spellEnd"/>
+      <w:proofErr w:type="gramEnd"/>
+      <w:r>
+        <w:rPr>
+          <w:rFonts w:ascii="Times New Roman" w:hAnsi="Times New Roman" w:cs="Times New Roman"/>
+        </w:rPr>
+        <w:t>() = CURSO EM VIDEO PYTHON</w:t>
       </w:r>
     </w:p>
     <w:p>
@@ -594,12 +732,30 @@
           <w:rFonts w:ascii="Times New Roman" w:hAnsi="Times New Roman" w:cs="Times New Roman"/>
         </w:rPr>
       </w:pPr>
-      <w:r>
-        <w:rPr>
-          <w:rFonts w:ascii="Times New Roman" w:hAnsi="Times New Roman" w:cs="Times New Roman"/>
-        </w:rPr>
-        <w:t>frase.lower() = curso em vídeo python</w:t>
-      </w:r>
+      <w:proofErr w:type="spellStart"/>
+      <w:proofErr w:type="gramStart"/>
+      <w:r>
+        <w:rPr>
+          <w:rFonts w:ascii="Times New Roman" w:hAnsi="Times New Roman" w:cs="Times New Roman"/>
+        </w:rPr>
+        <w:t>frase.lower</w:t>
+      </w:r>
+      <w:proofErr w:type="spellEnd"/>
+      <w:proofErr w:type="gramEnd"/>
+      <w:r>
+        <w:rPr>
+          <w:rFonts w:ascii="Times New Roman" w:hAnsi="Times New Roman" w:cs="Times New Roman"/>
+        </w:rPr>
+        <w:t xml:space="preserve">() = curso em vídeo </w:t>
+      </w:r>
+      <w:proofErr w:type="spellStart"/>
+      <w:r>
+        <w:rPr>
+          <w:rFonts w:ascii="Times New Roman" w:hAnsi="Times New Roman" w:cs="Times New Roman"/>
+        </w:rPr>
+        <w:t>python</w:t>
+      </w:r>
+      <w:proofErr w:type="spellEnd"/>
     </w:p>
     <w:p>
       <w:pPr>
@@ -613,11 +769,35 @@
           <w:rFonts w:ascii="Times New Roman" w:hAnsi="Times New Roman" w:cs="Times New Roman"/>
         </w:rPr>
       </w:pPr>
-      <w:r>
-        <w:rPr>
-          <w:rFonts w:ascii="Times New Roman" w:hAnsi="Times New Roman" w:cs="Times New Roman"/>
-        </w:rPr>
-        <w:t>frase.capitalize() = Curso em vídeo python #Só a primeira letra da frase ficara maiúscula</w:t>
+      <w:proofErr w:type="spellStart"/>
+      <w:proofErr w:type="gramStart"/>
+      <w:r>
+        <w:rPr>
+          <w:rFonts w:ascii="Times New Roman" w:hAnsi="Times New Roman" w:cs="Times New Roman"/>
+        </w:rPr>
+        <w:t>frase.capitalize</w:t>
+      </w:r>
+      <w:proofErr w:type="spellEnd"/>
+      <w:proofErr w:type="gramEnd"/>
+      <w:r>
+        <w:rPr>
+          <w:rFonts w:ascii="Times New Roman" w:hAnsi="Times New Roman" w:cs="Times New Roman"/>
+        </w:rPr>
+        <w:t xml:space="preserve">() = Curso em vídeo </w:t>
+      </w:r>
+      <w:proofErr w:type="spellStart"/>
+      <w:r>
+        <w:rPr>
+          <w:rFonts w:ascii="Times New Roman" w:hAnsi="Times New Roman" w:cs="Times New Roman"/>
+        </w:rPr>
+        <w:t>python</w:t>
+      </w:r>
+      <w:proofErr w:type="spellEnd"/>
+      <w:r>
+        <w:rPr>
+          <w:rFonts w:ascii="Times New Roman" w:hAnsi="Times New Roman" w:cs="Times New Roman"/>
+        </w:rPr>
+        <w:t xml:space="preserve"> #Só a primeira letra da frase ficara maiúscula</w:t>
       </w:r>
     </w:p>
     <w:p>
@@ -632,11 +812,21 @@
           <w:rFonts w:ascii="Times New Roman" w:hAnsi="Times New Roman" w:cs="Times New Roman"/>
         </w:rPr>
       </w:pPr>
-      <w:r>
-        <w:rPr>
-          <w:rFonts w:ascii="Times New Roman" w:hAnsi="Times New Roman" w:cs="Times New Roman"/>
-        </w:rPr>
-        <w:t>frase.title() = Curso Em Vídeo Python #Todas as palavras começam com a letra maiúscula</w:t>
+      <w:proofErr w:type="spellStart"/>
+      <w:proofErr w:type="gramStart"/>
+      <w:r>
+        <w:rPr>
+          <w:rFonts w:ascii="Times New Roman" w:hAnsi="Times New Roman" w:cs="Times New Roman"/>
+        </w:rPr>
+        <w:t>frase.title</w:t>
+      </w:r>
+      <w:proofErr w:type="spellEnd"/>
+      <w:proofErr w:type="gramEnd"/>
+      <w:r>
+        <w:rPr>
+          <w:rFonts w:ascii="Times New Roman" w:hAnsi="Times New Roman" w:cs="Times New Roman"/>
+        </w:rPr>
+        <w:t>() = Curso Em Vídeo Python #Todas as palavras começam com a letra maiúscula</w:t>
       </w:r>
       <w:r>
         <w:rPr>
@@ -725,11 +915,21 @@
           <w:rFonts w:ascii="Times New Roman" w:hAnsi="Times New Roman" w:cs="Times New Roman"/>
         </w:rPr>
       </w:pPr>
-      <w:r>
-        <w:rPr>
-          <w:rFonts w:ascii="Times New Roman" w:hAnsi="Times New Roman" w:cs="Times New Roman"/>
-        </w:rPr>
-        <w:t xml:space="preserve">frase.strip() = </w:t>
+      <w:proofErr w:type="spellStart"/>
+      <w:proofErr w:type="gramStart"/>
+      <w:r>
+        <w:rPr>
+          <w:rFonts w:ascii="Times New Roman" w:hAnsi="Times New Roman" w:cs="Times New Roman"/>
+        </w:rPr>
+        <w:t>frase.strip</w:t>
+      </w:r>
+      <w:proofErr w:type="spellEnd"/>
+      <w:proofErr w:type="gramEnd"/>
+      <w:r>
+        <w:rPr>
+          <w:rFonts w:ascii="Times New Roman" w:hAnsi="Times New Roman" w:cs="Times New Roman"/>
+        </w:rPr>
+        <w:t xml:space="preserve">() = </w:t>
       </w:r>
       <w:r>
         <w:rPr>
@@ -782,13 +982,71 @@
         <w:rPr>
           <w:rFonts w:ascii="Times New Roman" w:hAnsi="Times New Roman" w:cs="Times New Roman"/>
         </w:rPr>
-        <w:t xml:space="preserve"> Ele tira todos os espaços excedentes do começo e do fim da string. E temos uma variação desse método que é</w:t>
-      </w:r>
-      <w:r>
-        <w:rPr>
-          <w:rFonts w:ascii="Times New Roman" w:hAnsi="Times New Roman" w:cs="Times New Roman"/>
-        </w:rPr>
-        <w:t xml:space="preserve"> rstrip() irá tirar só os espaços da direita e lstrip() irá tirar só os espaços da esquerda </w:t>
+        <w:t xml:space="preserve"> Ele tira todos os espaços excedentes do começo e do fim da </w:t>
+      </w:r>
+      <w:proofErr w:type="spellStart"/>
+      <w:r>
+        <w:rPr>
+          <w:rFonts w:ascii="Times New Roman" w:hAnsi="Times New Roman" w:cs="Times New Roman"/>
+        </w:rPr>
+        <w:t>string</w:t>
+      </w:r>
+      <w:proofErr w:type="spellEnd"/>
+      <w:r>
+        <w:rPr>
+          <w:rFonts w:ascii="Times New Roman" w:hAnsi="Times New Roman" w:cs="Times New Roman"/>
+        </w:rPr>
+        <w:t>. E temos uma variação desse método que é</w:t>
+      </w:r>
+      <w:r>
+        <w:rPr>
+          <w:rFonts w:ascii="Times New Roman" w:hAnsi="Times New Roman" w:cs="Times New Roman"/>
+        </w:rPr>
+        <w:t xml:space="preserve"> </w:t>
+      </w:r>
+      <w:proofErr w:type="spellStart"/>
+      <w:proofErr w:type="gramStart"/>
+      <w:r>
+        <w:rPr>
+          <w:rFonts w:ascii="Times New Roman" w:hAnsi="Times New Roman" w:cs="Times New Roman"/>
+        </w:rPr>
+        <w:t>rstrip</w:t>
+      </w:r>
+      <w:proofErr w:type="spellEnd"/>
+      <w:r>
+        <w:rPr>
+          <w:rFonts w:ascii="Times New Roman" w:hAnsi="Times New Roman" w:cs="Times New Roman"/>
+        </w:rPr>
+        <w:t>(</w:t>
+      </w:r>
+      <w:proofErr w:type="gramEnd"/>
+      <w:r>
+        <w:rPr>
+          <w:rFonts w:ascii="Times New Roman" w:hAnsi="Times New Roman" w:cs="Times New Roman"/>
+        </w:rPr>
+        <w:t xml:space="preserve">) irá tirar só os espaços da direita e </w:t>
+      </w:r>
+      <w:proofErr w:type="spellStart"/>
+      <w:proofErr w:type="gramStart"/>
+      <w:r>
+        <w:rPr>
+          <w:rFonts w:ascii="Times New Roman" w:hAnsi="Times New Roman" w:cs="Times New Roman"/>
+        </w:rPr>
+        <w:t>lstrip</w:t>
+      </w:r>
+      <w:proofErr w:type="spellEnd"/>
+      <w:r>
+        <w:rPr>
+          <w:rFonts w:ascii="Times New Roman" w:hAnsi="Times New Roman" w:cs="Times New Roman"/>
+        </w:rPr>
+        <w:t>(</w:t>
+      </w:r>
+      <w:proofErr w:type="gramEnd"/>
+      <w:r>
+        <w:rPr>
+          <w:rFonts w:ascii="Times New Roman" w:hAnsi="Times New Roman" w:cs="Times New Roman"/>
+        </w:rPr>
+        <w:t xml:space="preserve">) irá tirar só os espaços da esquerda </w:t>
       </w:r>
       <w:r>
         <w:rPr>
@@ -831,11 +1089,21 @@
           <w:rFonts w:ascii="Times New Roman" w:hAnsi="Times New Roman" w:cs="Times New Roman"/>
         </w:rPr>
       </w:pPr>
-      <w:r>
-        <w:rPr>
-          <w:rFonts w:ascii="Times New Roman" w:hAnsi="Times New Roman" w:cs="Times New Roman"/>
-        </w:rPr>
-        <w:t>frase.split() #Resultado na imagem abaixo:</w:t>
+      <w:proofErr w:type="spellStart"/>
+      <w:proofErr w:type="gramStart"/>
+      <w:r>
+        <w:rPr>
+          <w:rFonts w:ascii="Times New Roman" w:hAnsi="Times New Roman" w:cs="Times New Roman"/>
+        </w:rPr>
+        <w:t>frase.split</w:t>
+      </w:r>
+      <w:proofErr w:type="spellEnd"/>
+      <w:proofErr w:type="gramEnd"/>
+      <w:r>
+        <w:rPr>
+          <w:rFonts w:ascii="Times New Roman" w:hAnsi="Times New Roman" w:cs="Times New Roman"/>
+        </w:rPr>
+        <w:t>() #Resultado na imagem abaixo:</w:t>
       </w:r>
     </w:p>
     <w:p>
@@ -926,8 +1194,52 @@
         <w:rPr>
           <w:rFonts w:ascii="Times New Roman" w:hAnsi="Times New Roman" w:cs="Times New Roman"/>
         </w:rPr>
-        <w:t>‘-’.join(frase) = curso-em-video-pyhon</w:t>
-      </w:r>
+        <w:t>‘-</w:t>
+      </w:r>
+      <w:proofErr w:type="gramStart"/>
+      <w:r>
+        <w:rPr>
+          <w:rFonts w:ascii="Times New Roman" w:hAnsi="Times New Roman" w:cs="Times New Roman"/>
+        </w:rPr>
+        <w:t>’.</w:t>
+      </w:r>
+      <w:proofErr w:type="spellStart"/>
+      <w:r>
+        <w:rPr>
+          <w:rFonts w:ascii="Times New Roman" w:hAnsi="Times New Roman" w:cs="Times New Roman"/>
+        </w:rPr>
+        <w:t>join</w:t>
+      </w:r>
+      <w:proofErr w:type="spellEnd"/>
+      <w:proofErr w:type="gramEnd"/>
+      <w:r>
+        <w:rPr>
+          <w:rFonts w:ascii="Times New Roman" w:hAnsi="Times New Roman" w:cs="Times New Roman"/>
+        </w:rPr>
+        <w:t>(frase) = curso-em-</w:t>
+      </w:r>
+      <w:proofErr w:type="spellStart"/>
+      <w:r>
+        <w:rPr>
+          <w:rFonts w:ascii="Times New Roman" w:hAnsi="Times New Roman" w:cs="Times New Roman"/>
+        </w:rPr>
+        <w:t>video</w:t>
+      </w:r>
+      <w:proofErr w:type="spellEnd"/>
+      <w:r>
+        <w:rPr>
+          <w:rFonts w:ascii="Times New Roman" w:hAnsi="Times New Roman" w:cs="Times New Roman"/>
+        </w:rPr>
+        <w:t>-</w:t>
+      </w:r>
+      <w:proofErr w:type="spellStart"/>
+      <w:r>
+        <w:rPr>
+          <w:rFonts w:ascii="Times New Roman" w:hAnsi="Times New Roman" w:cs="Times New Roman"/>
+        </w:rPr>
+        <w:t>pyhon</w:t>
+      </w:r>
+      <w:proofErr w:type="spellEnd"/>
     </w:p>
     <w:p>
       <w:pPr>
@@ -1204,7 +1516,14 @@
         <w:rPr>
           <w:rFonts w:ascii="Times New Roman" w:hAnsi="Times New Roman" w:cs="Times New Roman"/>
         </w:rPr>
-        <w:t>Dentro de um I</w:t>
+        <w:t xml:space="preserve">Dentro de um </w:t>
+      </w:r>
+      <w:proofErr w:type="spellStart"/>
+      <w:r>
+        <w:rPr>
+          <w:rFonts w:ascii="Times New Roman" w:hAnsi="Times New Roman" w:cs="Times New Roman"/>
+        </w:rPr>
+        <w:t>I</w:t>
       </w:r>
       <w:r>
         <w:rPr>
@@ -1212,18 +1531,21 @@
         </w:rPr>
         <w:t>f</w:t>
       </w:r>
+      <w:proofErr w:type="spellEnd"/>
       <w:r>
         <w:rPr>
           <w:rFonts w:ascii="Times New Roman" w:hAnsi="Times New Roman" w:cs="Times New Roman"/>
         </w:rPr>
         <w:t xml:space="preserve"> posso usar vários </w:t>
       </w:r>
+      <w:proofErr w:type="spellStart"/>
       <w:r>
         <w:rPr>
           <w:rFonts w:ascii="Times New Roman" w:hAnsi="Times New Roman" w:cs="Times New Roman"/>
         </w:rPr>
         <w:t>Elif</w:t>
       </w:r>
+      <w:proofErr w:type="spellEnd"/>
       <w:r>
         <w:rPr>
           <w:rFonts w:ascii="Times New Roman" w:hAnsi="Times New Roman" w:cs="Times New Roman"/>
@@ -1236,17 +1558,47 @@
         </w:rPr>
         <w:t xml:space="preserve"> Para ter um </w:t>
       </w:r>
-      <w:r>
-        <w:rPr>
-          <w:rFonts w:ascii="Times New Roman" w:hAnsi="Times New Roman" w:cs="Times New Roman"/>
-        </w:rPr>
-        <w:t>Elif tem que ter um If</w:t>
-      </w:r>
-      <w:r>
-        <w:rPr>
-          <w:rFonts w:ascii="Times New Roman" w:hAnsi="Times New Roman" w:cs="Times New Roman"/>
-        </w:rPr>
-        <w:t xml:space="preserve">. Nem todo If tem Else </w:t>
+      <w:proofErr w:type="spellStart"/>
+      <w:r>
+        <w:rPr>
+          <w:rFonts w:ascii="Times New Roman" w:hAnsi="Times New Roman" w:cs="Times New Roman"/>
+        </w:rPr>
+        <w:t>Elif</w:t>
+      </w:r>
+      <w:proofErr w:type="spellEnd"/>
+      <w:r>
+        <w:rPr>
+          <w:rFonts w:ascii="Times New Roman" w:hAnsi="Times New Roman" w:cs="Times New Roman"/>
+        </w:rPr>
+        <w:t xml:space="preserve"> tem que ter um </w:t>
+      </w:r>
+      <w:proofErr w:type="spellStart"/>
+      <w:r>
+        <w:rPr>
+          <w:rFonts w:ascii="Times New Roman" w:hAnsi="Times New Roman" w:cs="Times New Roman"/>
+        </w:rPr>
+        <w:t>If</w:t>
+      </w:r>
+      <w:proofErr w:type="spellEnd"/>
+      <w:r>
+        <w:rPr>
+          <w:rFonts w:ascii="Times New Roman" w:hAnsi="Times New Roman" w:cs="Times New Roman"/>
+        </w:rPr>
+        <w:t xml:space="preserve">. Nem todo </w:t>
+      </w:r>
+      <w:proofErr w:type="spellStart"/>
+      <w:r>
+        <w:rPr>
+          <w:rFonts w:ascii="Times New Roman" w:hAnsi="Times New Roman" w:cs="Times New Roman"/>
+        </w:rPr>
+        <w:t>If</w:t>
+      </w:r>
+      <w:proofErr w:type="spellEnd"/>
+      <w:r>
+        <w:rPr>
+          <w:rFonts w:ascii="Times New Roman" w:hAnsi="Times New Roman" w:cs="Times New Roman"/>
+        </w:rPr>
+        <w:t xml:space="preserve"> tem Else </w:t>
       </w:r>
     </w:p>
     <w:p>
@@ -1268,11 +1620,19 @@
         </w:rPr>
         <w:t xml:space="preserve"> </w:t>
       </w:r>
-      <w:r>
-        <w:rPr>
-          <w:rFonts w:ascii="Times New Roman" w:hAnsi="Times New Roman" w:cs="Times New Roman"/>
-        </w:rPr>
-        <w:t>Elif = S</w:t>
+      <w:proofErr w:type="spellStart"/>
+      <w:r>
+        <w:rPr>
+          <w:rFonts w:ascii="Times New Roman" w:hAnsi="Times New Roman" w:cs="Times New Roman"/>
+        </w:rPr>
+        <w:t>Elif</w:t>
+      </w:r>
+      <w:proofErr w:type="spellEnd"/>
+      <w:r>
+        <w:rPr>
+          <w:rFonts w:ascii="Times New Roman" w:hAnsi="Times New Roman" w:cs="Times New Roman"/>
+        </w:rPr>
+        <w:t xml:space="preserve"> = S</w:t>
       </w:r>
       <w:r>
         <w:rPr>
@@ -1298,7 +1658,21 @@
         <w:rPr>
           <w:rFonts w:ascii="Times New Roman" w:hAnsi="Times New Roman" w:cs="Times New Roman"/>
         </w:rPr>
-        <w:t xml:space="preserve">O IF e Elif coloca uma situação o Else </w:t>
+        <w:t xml:space="preserve">O IF e </w:t>
+      </w:r>
+      <w:proofErr w:type="spellStart"/>
+      <w:r>
+        <w:rPr>
+          <w:rFonts w:ascii="Times New Roman" w:hAnsi="Times New Roman" w:cs="Times New Roman"/>
+        </w:rPr>
+        <w:t>Elif</w:t>
+      </w:r>
+      <w:proofErr w:type="spellEnd"/>
+      <w:r>
+        <w:rPr>
+          <w:rFonts w:ascii="Times New Roman" w:hAnsi="Times New Roman" w:cs="Times New Roman"/>
+        </w:rPr>
+        <w:t xml:space="preserve"> coloca uma situação o Else </w:t>
       </w:r>
       <w:r>
         <w:rPr>
@@ -1373,11 +1747,19 @@
           <w:rFonts w:ascii="Times New Roman" w:hAnsi="Times New Roman" w:cs="Times New Roman"/>
         </w:rPr>
       </w:pPr>
-      <w:r>
-        <w:rPr>
-          <w:rFonts w:ascii="Times New Roman" w:hAnsi="Times New Roman" w:cs="Times New Roman"/>
-        </w:rPr>
-        <w:t xml:space="preserve">Existem  vários modos de fazer e esse </w:t>
+      <w:proofErr w:type="gramStart"/>
+      <w:r>
+        <w:rPr>
+          <w:rFonts w:ascii="Times New Roman" w:hAnsi="Times New Roman" w:cs="Times New Roman"/>
+        </w:rPr>
+        <w:t>Existem  vários</w:t>
+      </w:r>
+      <w:proofErr w:type="gramEnd"/>
+      <w:r>
+        <w:rPr>
+          <w:rFonts w:ascii="Times New Roman" w:hAnsi="Times New Roman" w:cs="Times New Roman"/>
+        </w:rPr>
+        <w:t xml:space="preserve"> modos de fazer e esse </w:t>
       </w:r>
       <w:r>
         <w:rPr>
@@ -1395,19 +1777,47 @@
         <w:rPr>
           <w:rFonts w:ascii="Times New Roman" w:hAnsi="Times New Roman" w:cs="Times New Roman"/>
         </w:rPr>
-        <w:t>Escape se</w:t>
-      </w:r>
-      <w:r>
-        <w:rPr>
-          <w:rFonts w:ascii="Times New Roman" w:hAnsi="Times New Roman" w:cs="Times New Roman"/>
-        </w:rPr>
-        <w:t>quence ANSI tem que colocar \</w:t>
-      </w:r>
-      <w:r>
-        <w:rPr>
-          <w:rFonts w:ascii="Times New Roman" w:hAnsi="Times New Roman" w:cs="Times New Roman"/>
-        </w:rPr>
-        <w:t>033 e m no fina</w:t>
+        <w:t xml:space="preserve">Escape </w:t>
+      </w:r>
+      <w:proofErr w:type="spellStart"/>
+      <w:r>
+        <w:rPr>
+          <w:rFonts w:ascii="Times New Roman" w:hAnsi="Times New Roman" w:cs="Times New Roman"/>
+        </w:rPr>
+        <w:t>se</w:t>
+      </w:r>
+      <w:r>
+        <w:rPr>
+          <w:rFonts w:ascii="Times New Roman" w:hAnsi="Times New Roman" w:cs="Times New Roman"/>
+        </w:rPr>
+        <w:t>quence</w:t>
+      </w:r>
+      <w:proofErr w:type="spellEnd"/>
+      <w:r>
+        <w:rPr>
+          <w:rFonts w:ascii="Times New Roman" w:hAnsi="Times New Roman" w:cs="Times New Roman"/>
+        </w:rPr>
+        <w:t xml:space="preserve"> ANSI tem que colocar \</w:t>
+      </w:r>
+      <w:r>
+        <w:rPr>
+          <w:rFonts w:ascii="Times New Roman" w:hAnsi="Times New Roman" w:cs="Times New Roman"/>
+        </w:rPr>
+        <w:t xml:space="preserve">033 </w:t>
+      </w:r>
+      <w:proofErr w:type="gramStart"/>
+      <w:r>
+        <w:rPr>
+          <w:rFonts w:ascii="Times New Roman" w:hAnsi="Times New Roman" w:cs="Times New Roman"/>
+        </w:rPr>
+        <w:t>e m</w:t>
+      </w:r>
+      <w:proofErr w:type="gramEnd"/>
+      <w:r>
+        <w:rPr>
+          <w:rFonts w:ascii="Times New Roman" w:hAnsi="Times New Roman" w:cs="Times New Roman"/>
+        </w:rPr>
+        <w:t xml:space="preserve"> no fina</w:t>
       </w:r>
       <w:r>
         <w:rPr>
@@ -1587,7 +1997,25 @@
           <w:sz w:val="22"/>
           <w:szCs w:val="22"/>
         </w:rPr>
-        <w:t>Ele percorre uma sequência (como números, listas ou strings).</w:t>
+        <w:t xml:space="preserve">Ele percorre uma sequência (como números, listas ou </w:t>
+      </w:r>
+      <w:proofErr w:type="spellStart"/>
+      <w:r>
+        <w:rPr>
+          <w:rFonts w:ascii="Times New Roman" w:hAnsi="Times New Roman" w:cs="Times New Roman"/>
+          <w:sz w:val="22"/>
+          <w:szCs w:val="22"/>
+        </w:rPr>
+        <w:t>strings</w:t>
+      </w:r>
+      <w:proofErr w:type="spellEnd"/>
+      <w:r>
+        <w:rPr>
+          <w:rFonts w:ascii="Times New Roman" w:hAnsi="Times New Roman" w:cs="Times New Roman"/>
+          <w:sz w:val="22"/>
+          <w:szCs w:val="22"/>
+        </w:rPr>
+        <w:t>).</w:t>
       </w:r>
     </w:p>
     <w:p>
@@ -1633,13 +2061,23 @@
           <w:szCs w:val="22"/>
         </w:rPr>
       </w:pPr>
-      <w:r>
-        <w:rPr>
-          <w:rFonts w:ascii="Times New Roman" w:hAnsi="Times New Roman" w:cs="Times New Roman"/>
-          <w:sz w:val="22"/>
-          <w:szCs w:val="22"/>
-        </w:rPr>
-        <w:t>range(início, fim, passo)</w:t>
+      <w:proofErr w:type="gramStart"/>
+      <w:r>
+        <w:rPr>
+          <w:rFonts w:ascii="Times New Roman" w:hAnsi="Times New Roman" w:cs="Times New Roman"/>
+          <w:sz w:val="22"/>
+          <w:szCs w:val="22"/>
+        </w:rPr>
+        <w:t>range(</w:t>
+      </w:r>
+      <w:proofErr w:type="gramEnd"/>
+      <w:r>
+        <w:rPr>
+          <w:rFonts w:ascii="Times New Roman" w:hAnsi="Times New Roman" w:cs="Times New Roman"/>
+          <w:sz w:val="22"/>
+          <w:szCs w:val="22"/>
+        </w:rPr>
+        <w:t>início, fim, passo)</w:t>
       </w:r>
     </w:p>
     <w:p>
@@ -1729,7 +2167,25 @@
           <w:sz w:val="22"/>
           <w:szCs w:val="22"/>
         </w:rPr>
-        <w:t>for c in range(0, 5):</w:t>
+        <w:t xml:space="preserve">for c in </w:t>
+      </w:r>
+      <w:proofErr w:type="gramStart"/>
+      <w:r>
+        <w:rPr>
+          <w:rFonts w:ascii="Times New Roman" w:hAnsi="Times New Roman" w:cs="Times New Roman"/>
+          <w:sz w:val="22"/>
+          <w:szCs w:val="22"/>
+        </w:rPr>
+        <w:t>range(</w:t>
+      </w:r>
+      <w:proofErr w:type="gramEnd"/>
+      <w:r>
+        <w:rPr>
+          <w:rFonts w:ascii="Times New Roman" w:hAnsi="Times New Roman" w:cs="Times New Roman"/>
+          <w:sz w:val="22"/>
+          <w:szCs w:val="22"/>
+        </w:rPr>
+        <w:t>0, 5):</w:t>
       </w:r>
     </w:p>
     <w:p>
@@ -1836,7 +2292,25 @@
           <w:sz w:val="22"/>
           <w:szCs w:val="22"/>
         </w:rPr>
-        <w:t>Ele começa no 0 e vai até 4.(O último número não é incluído.)</w:t>
+        <w:t xml:space="preserve">Ele começa no 0 e vai até </w:t>
+      </w:r>
+      <w:proofErr w:type="gramStart"/>
+      <w:r>
+        <w:rPr>
+          <w:rFonts w:ascii="Times New Roman" w:hAnsi="Times New Roman" w:cs="Times New Roman"/>
+          <w:sz w:val="22"/>
+          <w:szCs w:val="22"/>
+        </w:rPr>
+        <w:t>4.(</w:t>
+      </w:r>
+      <w:proofErr w:type="gramEnd"/>
+      <w:r>
+        <w:rPr>
+          <w:rFonts w:ascii="Times New Roman" w:hAnsi="Times New Roman" w:cs="Times New Roman"/>
+          <w:sz w:val="22"/>
+          <w:szCs w:val="22"/>
+        </w:rPr>
+        <w:t>O último número não é incluído.)</w:t>
       </w:r>
     </w:p>
     <w:p>
@@ -1872,7 +2346,25 @@
           <w:sz w:val="22"/>
           <w:szCs w:val="22"/>
         </w:rPr>
-        <w:t>for c in range(0, 10, 2):</w:t>
+        <w:t xml:space="preserve">for c in </w:t>
+      </w:r>
+      <w:proofErr w:type="gramStart"/>
+      <w:r>
+        <w:rPr>
+          <w:rFonts w:ascii="Times New Roman" w:hAnsi="Times New Roman" w:cs="Times New Roman"/>
+          <w:sz w:val="22"/>
+          <w:szCs w:val="22"/>
+        </w:rPr>
+        <w:t>range(</w:t>
+      </w:r>
+      <w:proofErr w:type="gramEnd"/>
+      <w:r>
+        <w:rPr>
+          <w:rFonts w:ascii="Times New Roman" w:hAnsi="Times New Roman" w:cs="Times New Roman"/>
+          <w:sz w:val="22"/>
+          <w:szCs w:val="22"/>
+        </w:rPr>
+        <w:t>0, 10, 2):</w:t>
       </w:r>
     </w:p>
     <w:p>
@@ -2016,7 +2508,25 @@
           <w:sz w:val="22"/>
           <w:szCs w:val="22"/>
         </w:rPr>
-        <w:t>for c in range(10, 0, -1):</w:t>
+        <w:t xml:space="preserve">for c in </w:t>
+      </w:r>
+      <w:proofErr w:type="gramStart"/>
+      <w:r>
+        <w:rPr>
+          <w:rFonts w:ascii="Times New Roman" w:hAnsi="Times New Roman" w:cs="Times New Roman"/>
+          <w:sz w:val="22"/>
+          <w:szCs w:val="22"/>
+        </w:rPr>
+        <w:t>range(</w:t>
+      </w:r>
+      <w:proofErr w:type="gramEnd"/>
+      <w:r>
+        <w:rPr>
+          <w:rFonts w:ascii="Times New Roman" w:hAnsi="Times New Roman" w:cs="Times New Roman"/>
+          <w:sz w:val="22"/>
+          <w:szCs w:val="22"/>
+        </w:rPr>
+        <w:t>10, 0, -1):</w:t>
       </w:r>
     </w:p>
     <w:p>
@@ -2141,8 +2651,18 @@
           <w:sz w:val="22"/>
           <w:szCs w:val="22"/>
         </w:rPr>
-        <w:t>Exemplo 4 – Percorrendo uma String</w:t>
-      </w:r>
+        <w:t xml:space="preserve">Exemplo 4 – Percorrendo uma </w:t>
+      </w:r>
+      <w:proofErr w:type="spellStart"/>
+      <w:r>
+        <w:rPr>
+          <w:rFonts w:ascii="Times New Roman" w:hAnsi="Times New Roman" w:cs="Times New Roman"/>
+          <w:sz w:val="22"/>
+          <w:szCs w:val="22"/>
+        </w:rPr>
+        <w:t>String</w:t>
+      </w:r>
+      <w:proofErr w:type="spellEnd"/>
     </w:p>
     <w:p>
       <w:pPr>
@@ -2154,6 +2674,7 @@
           <w:lang w:val="en-US"/>
         </w:rPr>
       </w:pPr>
+      <w:proofErr w:type="spellStart"/>
       <w:r>
         <w:rPr>
           <w:rFonts w:ascii="Times New Roman" w:hAnsi="Times New Roman" w:cs="Times New Roman"/>
@@ -2161,39 +2682,39 @@
           <w:szCs w:val="22"/>
           <w:lang w:val="en-US"/>
         </w:rPr>
-        <w:t>frase = "Python"</w:t>
-      </w:r>
-    </w:p>
-    <w:p>
-      <w:pPr>
-        <w:spacing w:line="240" w:lineRule="auto"/>
+        <w:t>frase</w:t>
+      </w:r>
+      <w:proofErr w:type="spellEnd"/>
+      <w:r>
         <w:rPr>
           <w:rFonts w:ascii="Times New Roman" w:hAnsi="Times New Roman" w:cs="Times New Roman"/>
           <w:sz w:val="22"/>
           <w:szCs w:val="22"/>
           <w:lang w:val="en-US"/>
         </w:rPr>
-      </w:pPr>
-      <w:r>
+        <w:t xml:space="preserve"> = "Python"</w:t>
+      </w:r>
+    </w:p>
+    <w:p>
+      <w:pPr>
+        <w:spacing w:line="240" w:lineRule="auto"/>
         <w:rPr>
           <w:rFonts w:ascii="Times New Roman" w:hAnsi="Times New Roman" w:cs="Times New Roman"/>
           <w:sz w:val="22"/>
           <w:szCs w:val="22"/>
           <w:lang w:val="en-US"/>
         </w:rPr>
-        <w:t>for letra in frase:</w:t>
-      </w:r>
-    </w:p>
-    <w:p>
-      <w:pPr>
-        <w:spacing w:line="240" w:lineRule="auto"/>
+      </w:pPr>
+      <w:r>
         <w:rPr>
           <w:rFonts w:ascii="Times New Roman" w:hAnsi="Times New Roman" w:cs="Times New Roman"/>
           <w:sz w:val="22"/>
           <w:szCs w:val="22"/>
           <w:lang w:val="en-US"/>
         </w:rPr>
-      </w:pPr>
+        <w:t xml:space="preserve">for </w:t>
+      </w:r>
+      <w:proofErr w:type="spellStart"/>
       <w:r>
         <w:rPr>
           <w:rFonts w:ascii="Times New Roman" w:hAnsi="Times New Roman" w:cs="Times New Roman"/>
@@ -2201,7 +2722,77 @@
           <w:szCs w:val="22"/>
           <w:lang w:val="en-US"/>
         </w:rPr>
-        <w:t xml:space="preserve">    print(letra)</w:t>
+        <w:t>letra</w:t>
+      </w:r>
+      <w:proofErr w:type="spellEnd"/>
+      <w:r>
+        <w:rPr>
+          <w:rFonts w:ascii="Times New Roman" w:hAnsi="Times New Roman" w:cs="Times New Roman"/>
+          <w:sz w:val="22"/>
+          <w:szCs w:val="22"/>
+          <w:lang w:val="en-US"/>
+        </w:rPr>
+        <w:t xml:space="preserve"> in </w:t>
+      </w:r>
+      <w:proofErr w:type="spellStart"/>
+      <w:r>
+        <w:rPr>
+          <w:rFonts w:ascii="Times New Roman" w:hAnsi="Times New Roman" w:cs="Times New Roman"/>
+          <w:sz w:val="22"/>
+          <w:szCs w:val="22"/>
+          <w:lang w:val="en-US"/>
+        </w:rPr>
+        <w:t>frase</w:t>
+      </w:r>
+      <w:proofErr w:type="spellEnd"/>
+      <w:r>
+        <w:rPr>
+          <w:rFonts w:ascii="Times New Roman" w:hAnsi="Times New Roman" w:cs="Times New Roman"/>
+          <w:sz w:val="22"/>
+          <w:szCs w:val="22"/>
+          <w:lang w:val="en-US"/>
+        </w:rPr>
+        <w:t>:</w:t>
+      </w:r>
+    </w:p>
+    <w:p>
+      <w:pPr>
+        <w:spacing w:line="240" w:lineRule="auto"/>
+        <w:rPr>
+          <w:rFonts w:ascii="Times New Roman" w:hAnsi="Times New Roman" w:cs="Times New Roman"/>
+          <w:sz w:val="22"/>
+          <w:szCs w:val="22"/>
+          <w:lang w:val="en-US"/>
+        </w:rPr>
+      </w:pPr>
+      <w:r>
+        <w:rPr>
+          <w:rFonts w:ascii="Times New Roman" w:hAnsi="Times New Roman" w:cs="Times New Roman"/>
+          <w:sz w:val="22"/>
+          <w:szCs w:val="22"/>
+          <w:lang w:val="en-US"/>
+        </w:rPr>
+        <w:t xml:space="preserve">    print(</w:t>
+      </w:r>
+      <w:proofErr w:type="spellStart"/>
+      <w:r>
+        <w:rPr>
+          <w:rFonts w:ascii="Times New Roman" w:hAnsi="Times New Roman" w:cs="Times New Roman"/>
+          <w:sz w:val="22"/>
+          <w:szCs w:val="22"/>
+          <w:lang w:val="en-US"/>
+        </w:rPr>
+        <w:t>letra</w:t>
+      </w:r>
+      <w:proofErr w:type="spellEnd"/>
+      <w:r>
+        <w:rPr>
+          <w:rFonts w:ascii="Times New Roman" w:hAnsi="Times New Roman" w:cs="Times New Roman"/>
+          <w:sz w:val="22"/>
+          <w:szCs w:val="22"/>
+          <w:lang w:val="en-US"/>
+        </w:rPr>
+        <w:t>)</w:t>
       </w:r>
     </w:p>
     <w:p>
@@ -2290,7 +2881,25 @@
           <w:sz w:val="22"/>
           <w:szCs w:val="22"/>
         </w:rPr>
-        <w:t>Ele percorre cada caractere da string.</w:t>
+        <w:t xml:space="preserve">Ele percorre cada caractere da </w:t>
+      </w:r>
+      <w:proofErr w:type="spellStart"/>
+      <w:r>
+        <w:rPr>
+          <w:rFonts w:ascii="Times New Roman" w:hAnsi="Times New Roman" w:cs="Times New Roman"/>
+          <w:sz w:val="22"/>
+          <w:szCs w:val="22"/>
+        </w:rPr>
+        <w:t>string</w:t>
+      </w:r>
+      <w:proofErr w:type="spellEnd"/>
+      <w:r>
+        <w:rPr>
+          <w:rFonts w:ascii="Times New Roman" w:hAnsi="Times New Roman" w:cs="Times New Roman"/>
+          <w:sz w:val="22"/>
+          <w:szCs w:val="22"/>
+        </w:rPr>
+        <w:t>.</w:t>
       </w:r>
     </w:p>
     <w:p>
@@ -2461,6 +3070,8 @@
         </w:rPr>
         <w:t xml:space="preserve">que usar </w:t>
       </w:r>
+      <w:proofErr w:type="spellStart"/>
+      <w:proofErr w:type="gramStart"/>
       <w:r>
         <w:rPr>
           <w:rFonts w:ascii="Times New Roman" w:hAnsi="Times New Roman" w:cs="Times New Roman"/>
@@ -2475,31 +3086,87 @@
           <w:sz w:val="28"/>
           <w:szCs w:val="28"/>
         </w:rPr>
-        <w:t>.append (valor)</w:t>
-      </w:r>
-      <w:r>
-        <w:rPr>
-          <w:rFonts w:ascii="Times New Roman" w:hAnsi="Times New Roman" w:cs="Times New Roman"/>
-          <w:sz w:val="28"/>
-          <w:szCs w:val="28"/>
-        </w:rPr>
-        <w:t>, quando coloca somente append</w:t>
-      </w:r>
-      <w:r>
-        <w:rPr>
-          <w:rFonts w:ascii="Times New Roman" w:hAnsi="Times New Roman" w:cs="Times New Roman"/>
-          <w:sz w:val="28"/>
-          <w:szCs w:val="28"/>
-        </w:rPr>
-        <w:t>(vaiável) ele faz uma ligação com a variável ou seja se ela mudar</w:t>
-      </w:r>
-      <w:r>
-        <w:rPr>
-          <w:rFonts w:ascii="Times New Roman" w:hAnsi="Times New Roman" w:cs="Times New Roman"/>
-          <w:sz w:val="28"/>
-          <w:szCs w:val="28"/>
-        </w:rPr>
-        <w:t xml:space="preserve"> a variável tbm </w:t>
+        <w:t>.append</w:t>
+      </w:r>
+      <w:proofErr w:type="spellEnd"/>
+      <w:proofErr w:type="gramEnd"/>
+      <w:r>
+        <w:rPr>
+          <w:rFonts w:ascii="Times New Roman" w:hAnsi="Times New Roman" w:cs="Times New Roman"/>
+          <w:sz w:val="28"/>
+          <w:szCs w:val="28"/>
+        </w:rPr>
+        <w:t xml:space="preserve"> (valor)</w:t>
+      </w:r>
+      <w:r>
+        <w:rPr>
+          <w:rFonts w:ascii="Times New Roman" w:hAnsi="Times New Roman" w:cs="Times New Roman"/>
+          <w:sz w:val="28"/>
+          <w:szCs w:val="28"/>
+        </w:rPr>
+        <w:t xml:space="preserve">, quando coloca somente </w:t>
+      </w:r>
+      <w:proofErr w:type="spellStart"/>
+      <w:r>
+        <w:rPr>
+          <w:rFonts w:ascii="Times New Roman" w:hAnsi="Times New Roman" w:cs="Times New Roman"/>
+          <w:sz w:val="28"/>
+          <w:szCs w:val="28"/>
+        </w:rPr>
+        <w:t>append</w:t>
+      </w:r>
+      <w:proofErr w:type="spellEnd"/>
+      <w:r>
+        <w:rPr>
+          <w:rFonts w:ascii="Times New Roman" w:hAnsi="Times New Roman" w:cs="Times New Roman"/>
+          <w:sz w:val="28"/>
+          <w:szCs w:val="28"/>
+        </w:rPr>
+        <w:t xml:space="preserve">(vaiável) ele faz uma ligação </w:t>
+      </w:r>
+      <w:proofErr w:type="gramStart"/>
+      <w:r>
+        <w:rPr>
+          <w:rFonts w:ascii="Times New Roman" w:hAnsi="Times New Roman" w:cs="Times New Roman"/>
+          <w:sz w:val="28"/>
+          <w:szCs w:val="28"/>
+        </w:rPr>
+        <w:t>com a variável ou seja</w:t>
+      </w:r>
+      <w:proofErr w:type="gramEnd"/>
+      <w:r>
+        <w:rPr>
+          <w:rFonts w:ascii="Times New Roman" w:hAnsi="Times New Roman" w:cs="Times New Roman"/>
+          <w:sz w:val="28"/>
+          <w:szCs w:val="28"/>
+        </w:rPr>
+        <w:t xml:space="preserve"> se ela mudar</w:t>
+      </w:r>
+      <w:r>
+        <w:rPr>
+          <w:rFonts w:ascii="Times New Roman" w:hAnsi="Times New Roman" w:cs="Times New Roman"/>
+          <w:sz w:val="28"/>
+          <w:szCs w:val="28"/>
+        </w:rPr>
+        <w:t xml:space="preserve"> a variável </w:t>
+      </w:r>
+      <w:proofErr w:type="spellStart"/>
+      <w:r>
+        <w:rPr>
+          <w:rFonts w:ascii="Times New Roman" w:hAnsi="Times New Roman" w:cs="Times New Roman"/>
+          <w:sz w:val="28"/>
+          <w:szCs w:val="28"/>
+        </w:rPr>
+        <w:t>tbm</w:t>
+      </w:r>
+      <w:proofErr w:type="spellEnd"/>
+      <w:r>
+        <w:rPr>
+          <w:rFonts w:ascii="Times New Roman" w:hAnsi="Times New Roman" w:cs="Times New Roman"/>
+          <w:sz w:val="28"/>
+          <w:szCs w:val="28"/>
+        </w:rPr>
+        <w:t xml:space="preserve"> </w:t>
       </w:r>
       <w:r>
         <w:rPr>
@@ -2599,6 +3266,8 @@
         </w:rPr>
         <w:t xml:space="preserve"> </w:t>
       </w:r>
+      <w:proofErr w:type="spellStart"/>
+      <w:proofErr w:type="gramStart"/>
       <w:r>
         <w:rPr>
           <w:rFonts w:ascii="Times New Roman" w:hAnsi="Times New Roman" w:cs="Times New Roman"/>
@@ -2613,8 +3282,20 @@
           <w:sz w:val="28"/>
           <w:szCs w:val="28"/>
         </w:rPr>
-        <w:t>.insert(</w:t>
-      </w:r>
+        <w:t>.insert</w:t>
+      </w:r>
+      <w:proofErr w:type="spellEnd"/>
+      <w:proofErr w:type="gramEnd"/>
+      <w:r>
+        <w:rPr>
+          <w:rFonts w:ascii="Times New Roman" w:hAnsi="Times New Roman" w:cs="Times New Roman"/>
+          <w:sz w:val="28"/>
+          <w:szCs w:val="28"/>
+        </w:rPr>
+        <w:t>(</w:t>
+      </w:r>
+      <w:proofErr w:type="spellStart"/>
+      <w:proofErr w:type="gramStart"/>
       <w:r>
         <w:rPr>
           <w:rFonts w:ascii="Times New Roman" w:hAnsi="Times New Roman" w:cs="Times New Roman"/>
@@ -2629,7 +3310,17 @@
           <w:sz w:val="28"/>
           <w:szCs w:val="28"/>
         </w:rPr>
-        <w:t xml:space="preserve">,valor) adicionei o valor </w:t>
+        <w:t>,valor</w:t>
+      </w:r>
+      <w:proofErr w:type="spellEnd"/>
+      <w:proofErr w:type="gramEnd"/>
+      <w:r>
+        <w:rPr>
+          <w:rFonts w:ascii="Times New Roman" w:hAnsi="Times New Roman" w:cs="Times New Roman"/>
+          <w:sz w:val="28"/>
+          <w:szCs w:val="28"/>
+        </w:rPr>
+        <w:t xml:space="preserve">) adicionei o valor </w:t>
       </w:r>
       <w:r>
         <w:rPr>
@@ -2663,32 +3354,28 @@
           <w:sz w:val="28"/>
           <w:szCs w:val="28"/>
         </w:rPr>
-        <w:t>Para remover temos duas formas del/.pop e .remove</w:t>
-      </w:r>
-      <w:r>
-        <w:rPr>
-          <w:rFonts w:ascii="Times New Roman" w:hAnsi="Times New Roman" w:cs="Times New Roman"/>
-          <w:sz w:val="28"/>
-          <w:szCs w:val="28"/>
-        </w:rPr>
-        <w:t xml:space="preserve"> exemplos de situações del variável[indice]</w:t>
-      </w:r>
-      <w:r>
-        <w:rPr>
-          <w:rFonts w:ascii="Times New Roman" w:hAnsi="Times New Roman" w:cs="Times New Roman"/>
-          <w:sz w:val="28"/>
-          <w:szCs w:val="28"/>
-        </w:rPr>
-        <w:t xml:space="preserve"> / variável.pop(indice) e </w:t>
-      </w:r>
-      <w:r>
-        <w:rPr>
-          <w:rFonts w:ascii="Times New Roman" w:hAnsi="Times New Roman" w:cs="Times New Roman"/>
-          <w:sz w:val="28"/>
-          <w:szCs w:val="28"/>
-        </w:rPr>
-        <w:t>variável.remove(valor)</w:t>
-      </w:r>
+        <w:t xml:space="preserve">Para remover temos duas formas </w:t>
+      </w:r>
+      <w:proofErr w:type="spellStart"/>
+      <w:r>
+        <w:rPr>
+          <w:rFonts w:ascii="Times New Roman" w:hAnsi="Times New Roman" w:cs="Times New Roman"/>
+          <w:sz w:val="28"/>
+          <w:szCs w:val="28"/>
+        </w:rPr>
+        <w:t>del</w:t>
+      </w:r>
+      <w:proofErr w:type="spellEnd"/>
+      <w:proofErr w:type="gramStart"/>
+      <w:r>
+        <w:rPr>
+          <w:rFonts w:ascii="Times New Roman" w:hAnsi="Times New Roman" w:cs="Times New Roman"/>
+          <w:sz w:val="28"/>
+          <w:szCs w:val="28"/>
+        </w:rPr>
+        <w:t>/.pop</w:t>
+      </w:r>
+      <w:proofErr w:type="gramEnd"/>
       <w:r>
         <w:rPr>
           <w:rFonts w:ascii="Times New Roman" w:hAnsi="Times New Roman" w:cs="Times New Roman"/>
@@ -2697,6 +3384,132 @@
         </w:rPr>
         <w:t xml:space="preserve"> </w:t>
       </w:r>
+      <w:proofErr w:type="gramStart"/>
+      <w:r>
+        <w:rPr>
+          <w:rFonts w:ascii="Times New Roman" w:hAnsi="Times New Roman" w:cs="Times New Roman"/>
+          <w:sz w:val="28"/>
+          <w:szCs w:val="28"/>
+        </w:rPr>
+        <w:t>e .remove</w:t>
+      </w:r>
+      <w:proofErr w:type="gramEnd"/>
+      <w:r>
+        <w:rPr>
+          <w:rFonts w:ascii="Times New Roman" w:hAnsi="Times New Roman" w:cs="Times New Roman"/>
+          <w:sz w:val="28"/>
+          <w:szCs w:val="28"/>
+        </w:rPr>
+        <w:t xml:space="preserve"> exemplos de situações </w:t>
+      </w:r>
+      <w:proofErr w:type="spellStart"/>
+      <w:r>
+        <w:rPr>
+          <w:rFonts w:ascii="Times New Roman" w:hAnsi="Times New Roman" w:cs="Times New Roman"/>
+          <w:sz w:val="28"/>
+          <w:szCs w:val="28"/>
+        </w:rPr>
+        <w:t>del</w:t>
+      </w:r>
+      <w:proofErr w:type="spellEnd"/>
+      <w:r>
+        <w:rPr>
+          <w:rFonts w:ascii="Times New Roman" w:hAnsi="Times New Roman" w:cs="Times New Roman"/>
+          <w:sz w:val="28"/>
+          <w:szCs w:val="28"/>
+        </w:rPr>
+        <w:t xml:space="preserve"> variável[</w:t>
+      </w:r>
+      <w:proofErr w:type="spellStart"/>
+      <w:r>
+        <w:rPr>
+          <w:rFonts w:ascii="Times New Roman" w:hAnsi="Times New Roman" w:cs="Times New Roman"/>
+          <w:sz w:val="28"/>
+          <w:szCs w:val="28"/>
+        </w:rPr>
+        <w:t>indice</w:t>
+      </w:r>
+      <w:proofErr w:type="spellEnd"/>
+      <w:r>
+        <w:rPr>
+          <w:rFonts w:ascii="Times New Roman" w:hAnsi="Times New Roman" w:cs="Times New Roman"/>
+          <w:sz w:val="28"/>
+          <w:szCs w:val="28"/>
+        </w:rPr>
+        <w:t>]</w:t>
+      </w:r>
+      <w:r>
+        <w:rPr>
+          <w:rFonts w:ascii="Times New Roman" w:hAnsi="Times New Roman" w:cs="Times New Roman"/>
+          <w:sz w:val="28"/>
+          <w:szCs w:val="28"/>
+        </w:rPr>
+        <w:t xml:space="preserve"> / </w:t>
+      </w:r>
+      <w:proofErr w:type="spellStart"/>
+      <w:r>
+        <w:rPr>
+          <w:rFonts w:ascii="Times New Roman" w:hAnsi="Times New Roman" w:cs="Times New Roman"/>
+          <w:sz w:val="28"/>
+          <w:szCs w:val="28"/>
+        </w:rPr>
+        <w:t>variável.pop</w:t>
+      </w:r>
+      <w:proofErr w:type="spellEnd"/>
+      <w:r>
+        <w:rPr>
+          <w:rFonts w:ascii="Times New Roman" w:hAnsi="Times New Roman" w:cs="Times New Roman"/>
+          <w:sz w:val="28"/>
+          <w:szCs w:val="28"/>
+        </w:rPr>
+        <w:t>(</w:t>
+      </w:r>
+      <w:proofErr w:type="spellStart"/>
+      <w:r>
+        <w:rPr>
+          <w:rFonts w:ascii="Times New Roman" w:hAnsi="Times New Roman" w:cs="Times New Roman"/>
+          <w:sz w:val="28"/>
+          <w:szCs w:val="28"/>
+        </w:rPr>
+        <w:t>indice</w:t>
+      </w:r>
+      <w:proofErr w:type="spellEnd"/>
+      <w:r>
+        <w:rPr>
+          <w:rFonts w:ascii="Times New Roman" w:hAnsi="Times New Roman" w:cs="Times New Roman"/>
+          <w:sz w:val="28"/>
+          <w:szCs w:val="28"/>
+        </w:rPr>
+        <w:t xml:space="preserve">) e </w:t>
+      </w:r>
+      <w:proofErr w:type="spellStart"/>
+      <w:proofErr w:type="gramStart"/>
+      <w:r>
+        <w:rPr>
+          <w:rFonts w:ascii="Times New Roman" w:hAnsi="Times New Roman" w:cs="Times New Roman"/>
+          <w:sz w:val="28"/>
+          <w:szCs w:val="28"/>
+        </w:rPr>
+        <w:t>variável.remove</w:t>
+      </w:r>
+      <w:proofErr w:type="spellEnd"/>
+      <w:proofErr w:type="gramEnd"/>
+      <w:r>
+        <w:rPr>
+          <w:rFonts w:ascii="Times New Roman" w:hAnsi="Times New Roman" w:cs="Times New Roman"/>
+          <w:sz w:val="28"/>
+          <w:szCs w:val="28"/>
+        </w:rPr>
+        <w:t>(valor)</w:t>
+      </w:r>
+      <w:r>
+        <w:rPr>
+          <w:rFonts w:ascii="Times New Roman" w:hAnsi="Times New Roman" w:cs="Times New Roman"/>
+          <w:sz w:val="28"/>
+          <w:szCs w:val="28"/>
+        </w:rPr>
+        <w:t xml:space="preserve"> </w:t>
+      </w:r>
     </w:p>
     <w:p>
       <w:pPr>
@@ -2714,13 +3527,25 @@
         </w:rPr>
         <w:t xml:space="preserve">Organizara lista usamos </w:t>
       </w:r>
-      <w:r>
-        <w:rPr>
-          <w:rFonts w:ascii="Times New Roman" w:hAnsi="Times New Roman" w:cs="Times New Roman"/>
-          <w:sz w:val="28"/>
-          <w:szCs w:val="28"/>
-        </w:rPr>
-        <w:t>variável.sort()</w:t>
+      <w:proofErr w:type="spellStart"/>
+      <w:proofErr w:type="gramStart"/>
+      <w:r>
+        <w:rPr>
+          <w:rFonts w:ascii="Times New Roman" w:hAnsi="Times New Roman" w:cs="Times New Roman"/>
+          <w:sz w:val="28"/>
+          <w:szCs w:val="28"/>
+        </w:rPr>
+        <w:t>variável.sort</w:t>
+      </w:r>
+      <w:proofErr w:type="spellEnd"/>
+      <w:proofErr w:type="gramEnd"/>
+      <w:r>
+        <w:rPr>
+          <w:rFonts w:ascii="Times New Roman" w:hAnsi="Times New Roman" w:cs="Times New Roman"/>
+          <w:sz w:val="28"/>
+          <w:szCs w:val="28"/>
+        </w:rPr>
+        <w:t>()</w:t>
       </w:r>
     </w:p>
     <w:p>
@@ -2762,7 +3587,45 @@
           <w:sz w:val="28"/>
           <w:szCs w:val="28"/>
         </w:rPr>
-        <w:t xml:space="preserve"> variável.sort(reverse=True)</w:t>
+        <w:t xml:space="preserve"> </w:t>
+      </w:r>
+      <w:proofErr w:type="spellStart"/>
+      <w:proofErr w:type="gramStart"/>
+      <w:r>
+        <w:rPr>
+          <w:rFonts w:ascii="Times New Roman" w:hAnsi="Times New Roman" w:cs="Times New Roman"/>
+          <w:sz w:val="28"/>
+          <w:szCs w:val="28"/>
+        </w:rPr>
+        <w:t>variável.sort</w:t>
+      </w:r>
+      <w:proofErr w:type="spellEnd"/>
+      <w:proofErr w:type="gramEnd"/>
+      <w:r>
+        <w:rPr>
+          <w:rFonts w:ascii="Times New Roman" w:hAnsi="Times New Roman" w:cs="Times New Roman"/>
+          <w:sz w:val="28"/>
+          <w:szCs w:val="28"/>
+        </w:rPr>
+        <w:t>(reverse=</w:t>
+      </w:r>
+      <w:proofErr w:type="spellStart"/>
+      <w:r>
+        <w:rPr>
+          <w:rFonts w:ascii="Times New Roman" w:hAnsi="Times New Roman" w:cs="Times New Roman"/>
+          <w:sz w:val="28"/>
+          <w:szCs w:val="28"/>
+        </w:rPr>
+        <w:t>True</w:t>
+      </w:r>
+      <w:proofErr w:type="spellEnd"/>
+      <w:r>
+        <w:rPr>
+          <w:rFonts w:ascii="Times New Roman" w:hAnsi="Times New Roman" w:cs="Times New Roman"/>
+          <w:sz w:val="28"/>
+          <w:szCs w:val="28"/>
+        </w:rPr>
+        <w:t>)</w:t>
       </w:r>
     </w:p>
     <w:p>
@@ -2798,13 +3661,41 @@
         </w:rPr>
         <w:t xml:space="preserve"> de valores na lista usamos </w:t>
       </w:r>
-      <w:r>
-        <w:rPr>
-          <w:rFonts w:ascii="Times New Roman" w:hAnsi="Times New Roman" w:cs="Times New Roman"/>
-          <w:sz w:val="28"/>
-          <w:szCs w:val="28"/>
-        </w:rPr>
-        <w:t>len(variavel)</w:t>
+      <w:proofErr w:type="spellStart"/>
+      <w:r>
+        <w:rPr>
+          <w:rFonts w:ascii="Times New Roman" w:hAnsi="Times New Roman" w:cs="Times New Roman"/>
+          <w:sz w:val="28"/>
+          <w:szCs w:val="28"/>
+        </w:rPr>
+        <w:t>len</w:t>
+      </w:r>
+      <w:proofErr w:type="spellEnd"/>
+      <w:r>
+        <w:rPr>
+          <w:rFonts w:ascii="Times New Roman" w:hAnsi="Times New Roman" w:cs="Times New Roman"/>
+          <w:sz w:val="28"/>
+          <w:szCs w:val="28"/>
+        </w:rPr>
+        <w:t>(</w:t>
+      </w:r>
+      <w:proofErr w:type="spellStart"/>
+      <w:r>
+        <w:rPr>
+          <w:rFonts w:ascii="Times New Roman" w:hAnsi="Times New Roman" w:cs="Times New Roman"/>
+          <w:sz w:val="28"/>
+          <w:szCs w:val="28"/>
+        </w:rPr>
+        <w:t>variavel</w:t>
+      </w:r>
+      <w:proofErr w:type="spellEnd"/>
+      <w:r>
+        <w:rPr>
+          <w:rFonts w:ascii="Times New Roman" w:hAnsi="Times New Roman" w:cs="Times New Roman"/>
+          <w:sz w:val="28"/>
+          <w:szCs w:val="28"/>
+        </w:rPr>
+        <w:t>)</w:t>
       </w:r>
     </w:p>
     <w:p>
